--- a/8-资源管理/流程制度规范类文件/100104-服务知识管理制度.docx
+++ b/8-资源管理/流程制度规范类文件/100104-服务知识管理制度.docx
@@ -1,7 +1,6 @@
 
 <file path=word/document.xml><?xml version="1.0" encoding="utf-8"?>
-<w:document xmlns:wpc="http://schemas.microsoft.com/office/word/2010/wordprocessingCanvas" xmlns:mc="http://schemas.openxmlformats.org/markup-compatibility/2006" xmlns:o="urn:schemas-microsoft-com:office:office" xmlns:r="http://schemas.openxmlformats.org/officeDocument/2006/relationships" xmlns:m="http://schemas.openxmlformats.org/officeDocument/2006/math" xmlns:v="urn:schemas-microsoft-com:vml" xmlns:wp14="http://schemas.microsoft.com/office/word/2010/wordprocessingDrawing" xmlns:wp="http://schemas.openxmlformats.org/drawingml/2006/wordprocessingDrawing" xmlns:w10="urn:schemas-microsoft-com:office:word" xmlns:w="http://schemas.openxmlformats.org/wordprocessingml/2006/main" xmlns:w14="http://schemas.microsoft.com/office/word/2010/wordml" xmlns:w15="http://schemas.microsoft.com/office/word/2012/wordml" xmlns:wne="http://schemas.microsoft.com/office/word/2006/wordml" xmlns:wpg="http://schemas.microsoft.com/office/word/2010/wordprocessingGroup" xmlns:wpi="http://schemas.microsoft.com/office/word/2010/wordprocessingInk" xmlns:wps="http://schemas.microsoft.com/office/word/2010/wordprocessingShape" mc:Ignorable="w14 w15 wp14">
-  <!-- Generated by Aspose.Words for .NET 13.3.0.1 -->
+<w:document xmlns:wpc="http://schemas.microsoft.com/office/word/2010/wordprocessingCanvas" xmlns:mc="http://schemas.openxmlformats.org/markup-compatibility/2006" xmlns:o="urn:schemas-microsoft-com:office:office" xmlns:r="http://schemas.openxmlformats.org/officeDocument/2006/relationships" xmlns:m="http://schemas.openxmlformats.org/officeDocument/2006/math" xmlns:v="urn:schemas-microsoft-com:vml" xmlns:wp14="http://schemas.microsoft.com/office/word/2010/wordprocessingDrawing" xmlns:wp="http://schemas.openxmlformats.org/drawingml/2006/wordprocessingDrawing" xmlns:w="http://schemas.openxmlformats.org/wordprocessingml/2006/main" xmlns:w14="http://schemas.microsoft.com/office/word/2010/wordml" xmlns:w10="urn:schemas-microsoft-com:office:word" xmlns:w15="http://schemas.microsoft.com/office/word/2012/wordml" xmlns:wpg="http://schemas.microsoft.com/office/word/2010/wordprocessingGroup" xmlns:wpi="http://schemas.microsoft.com/office/word/2010/wordprocessingInk" xmlns:wne="http://schemas.microsoft.com/office/word/2006/wordml" xmlns:wps="http://schemas.microsoft.com/office/word/2010/wordprocessingShape" xmlns:wpsCustomData="http://www.wps.cn/officeDocument/2013/wpsCustomData" mc:Ignorable="w14 w15 wp14">
   <w:body>
     <w:p>
       <w:pPr>
@@ -14,7 +13,7 @@
         <w:spacing w:before="78" w:line="219" w:lineRule="auto"/>
         <w:ind w:left="25"/>
         <w:rPr>
-          <w:rFonts w:ascii="宋体" w:eastAsia="宋体" w:hAnsi="宋体" w:cs="宋体" w:hint="default"/>
+          <w:rFonts w:hint="default" w:ascii="宋体" w:hAnsi="宋体" w:eastAsia="宋体" w:cs="宋体"/>
           <w:sz w:val="24"/>
           <w:szCs w:val="24"/>
           <w:lang w:val="en-US" w:eastAsia="zh-CN"/>
@@ -22,7 +21,7 @@
       </w:pPr>
       <w:r>
         <w:rPr>
-          <w:rFonts w:ascii="宋体" w:eastAsia="宋体" w:hAnsi="宋体" w:cs="宋体"/>
+          <w:rFonts w:ascii="宋体" w:hAnsi="宋体" w:eastAsia="宋体" w:cs="宋体"/>
           <w:b/>
           <w:bCs/>
           <w:spacing w:val="-3"/>
@@ -33,7 +32,7 @@
       </w:r>
       <w:r>
         <w:rPr>
-          <w:rFonts w:ascii="宋体" w:eastAsia="宋体" w:hAnsi="宋体" w:cs="宋体" w:hint="eastAsia"/>
+          <w:rFonts w:hint="eastAsia" w:ascii="宋体" w:hAnsi="宋体" w:eastAsia="宋体" w:cs="宋体"/>
           <w:b/>
           <w:bCs/>
           <w:spacing w:val="-3"/>
@@ -63,14 +62,14 @@
         <w:ind w:left="23"/>
         <w:textAlignment w:val="auto"/>
         <w:rPr>
-          <w:rFonts w:ascii="宋体" w:eastAsia="宋体" w:hAnsi="宋体" w:cs="宋体"/>
+          <w:rFonts w:ascii="宋体" w:hAnsi="宋体" w:eastAsia="宋体" w:cs="宋体"/>
           <w:sz w:val="24"/>
           <w:szCs w:val="24"/>
         </w:rPr>
       </w:pPr>
       <w:r>
         <w:rPr>
-          <w:rFonts w:ascii="宋体" w:eastAsia="宋体" w:hAnsi="宋体" w:cs="宋体"/>
+          <w:rFonts w:ascii="宋体" w:hAnsi="宋体" w:eastAsia="宋体" w:cs="宋体"/>
           <w:b/>
           <w:bCs/>
           <w:spacing w:val="240"/>
@@ -82,7 +81,7 @@
       </w:r>
       <w:r>
         <w:rPr>
-          <w:rFonts w:ascii="宋体" w:eastAsia="宋体" w:hAnsi="宋体" w:cs="宋体"/>
+          <w:rFonts w:ascii="宋体" w:hAnsi="宋体" w:eastAsia="宋体" w:cs="宋体"/>
           <w:b/>
           <w:bCs/>
           <w:spacing w:val="0"/>
@@ -94,7 +93,7 @@
       </w:r>
       <w:r>
         <w:rPr>
-          <w:rFonts w:ascii="宋体" w:eastAsia="宋体" w:hAnsi="宋体" w:cs="宋体"/>
+          <w:rFonts w:ascii="宋体" w:hAnsi="宋体" w:eastAsia="宋体" w:cs="宋体"/>
           <w:b/>
           <w:bCs/>
           <w:spacing w:val="-5"/>
@@ -106,7 +105,7 @@
     </w:p>
     <w:p>
       <w:pPr>
-        <w:pStyle w:val="a"/>
+        <w:pStyle w:val="24"/>
         <w:keepLines w:val="0"/>
         <w:pageBreakBefore w:val="0"/>
         <w:widowControl w:val="0"/>
@@ -126,7 +125,7 @@
     </w:p>
     <w:p>
       <w:pPr>
-        <w:pStyle w:val="a0"/>
+        <w:pStyle w:val="25"/>
         <w:keepLines w:val="0"/>
         <w:pageBreakBefore w:val="0"/>
         <w:widowControl w:val="0"/>
@@ -150,17 +149,18 @@
     </w:p>
     <w:tbl>
       <w:tblPr>
-        <w:tblStyle w:val="TableGrid"/>
+        <w:tblStyle w:val="21"/>
         <w:tblW w:w="0" w:type="auto"/>
         <w:tblInd w:w="2443" w:type="dxa"/>
         <w:tblBorders>
-          <w:top w:val="nil"/>
-          <w:left w:val="nil"/>
-          <w:bottom w:val="nil"/>
-          <w:right w:val="nil"/>
-          <w:insideH w:val="nil"/>
-          <w:insideV w:val="nil"/>
+          <w:top w:val="none" w:color="auto" w:sz="0" w:space="0"/>
+          <w:left w:val="none" w:color="auto" w:sz="0" w:space="0"/>
+          <w:bottom w:val="none" w:color="auto" w:sz="0" w:space="0"/>
+          <w:right w:val="none" w:color="auto" w:sz="0" w:space="0"/>
+          <w:insideH w:val="none" w:color="auto" w:sz="0" w:space="0"/>
+          <w:insideV w:val="none" w:color="auto" w:sz="0" w:space="0"/>
         </w:tblBorders>
+        <w:tblLayout w:type="autofit"/>
         <w:tblCellMar>
           <w:top w:w="0" w:type="dxa"/>
           <w:left w:w="108" w:type="dxa"/>
@@ -174,15 +174,13 @@
       </w:tblGrid>
       <w:tr>
         <w:tblPrEx>
-          <w:tblW w:w="0" w:type="auto"/>
-          <w:tblInd w:w="2443" w:type="dxa"/>
           <w:tblBorders>
-            <w:top w:val="nil"/>
-            <w:left w:val="nil"/>
-            <w:bottom w:val="nil"/>
-            <w:right w:val="nil"/>
-            <w:insideH w:val="nil"/>
-            <w:insideV w:val="nil"/>
+            <w:top w:val="none" w:color="auto" w:sz="0" w:space="0"/>
+            <w:left w:val="none" w:color="auto" w:sz="0" w:space="0"/>
+            <w:bottom w:val="none" w:color="auto" w:sz="0" w:space="0"/>
+            <w:right w:val="none" w:color="auto" w:sz="0" w:space="0"/>
+            <w:insideH w:val="none" w:color="auto" w:sz="0" w:space="0"/>
+            <w:insideV w:val="none" w:color="auto" w:sz="0" w:space="0"/>
           </w:tblBorders>
           <w:tblCellMar>
             <w:top w:w="0" w:type="dxa"/>
@@ -192,14 +190,16 @@
           </w:tblCellMar>
         </w:tblPrEx>
         <w:trPr>
-          <w:trHeight w:val="810"/>
+          <w:trHeight w:val="810" w:hRule="atLeast"/>
         </w:trPr>
         <w:tc>
           <w:tcPr>
             <w:tcW w:w="1818" w:type="dxa"/>
+            <w:vAlign w:val="top"/>
           </w:tcPr>
           <w:p>
             <w:pPr>
+              <w:keepNext w:val="0"/>
               <w:keepLines w:val="0"/>
               <w:pageBreakBefore w:val="0"/>
               <w:widowControl w:val="0"/>
@@ -212,6 +212,7 @@
                 <w:lang w:val="en-US" w:eastAsia="zh-CN"/>
               </w:rPr>
             </w:pPr>
+            <w:bookmarkStart w:id="28" w:name="_GoBack" w:colFirst="0" w:colLast="0"/>
             <w:r>
               <w:rPr>
                 <w:rFonts w:hint="eastAsia"/>
@@ -222,7 +223,7 @@
             </w:r>
             <w:r>
               <w:rPr>
-                <w:rFonts w:asciiTheme="minorAscii" w:eastAsiaTheme="minorEastAsia" w:hAnsiTheme="minorAscii" w:hint="default"/>
+                <w:rFonts w:hint="default" w:asciiTheme="minorAscii" w:hAnsiTheme="minorAscii" w:eastAsiaTheme="minorEastAsia"/>
                 <w:spacing w:val="227"/>
                 <w:sz w:val="21"/>
                 <w:vertAlign w:val="baseline"/>
@@ -237,7 +238,7 @@
                 <w:vertAlign w:val="baseline"/>
                 <w:lang w:val="en-US" w:eastAsia="zh-CN"/>
               </w:rPr>
-              <w:t>孙光莉</w:t>
+              <w:t>王潇</w:t>
             </w:r>
           </w:p>
         </w:tc>
@@ -269,7 +270,7 @@
             </w:r>
             <w:r>
               <w:rPr>
-                <w:rFonts w:asciiTheme="minorAscii" w:eastAsiaTheme="minorEastAsia" w:hAnsiTheme="minorAscii" w:hint="eastAsia"/>
+                <w:rFonts w:hint="eastAsia" w:asciiTheme="minorAscii" w:hAnsiTheme="minorAscii" w:eastAsiaTheme="minorEastAsia"/>
                 <w:spacing w:val="227"/>
                 <w:sz w:val="21"/>
                 <w:vertAlign w:val="baseline"/>
@@ -291,8 +292,14 @@
       </w:tr>
       <w:tr>
         <w:tblPrEx>
-          <w:tblW w:w="0" w:type="auto"/>
-          <w:tblInd w:w="2443" w:type="dxa"/>
+          <w:tblBorders>
+            <w:top w:val="none" w:color="auto" w:sz="0" w:space="0"/>
+            <w:left w:val="none" w:color="auto" w:sz="0" w:space="0"/>
+            <w:bottom w:val="none" w:color="auto" w:sz="0" w:space="0"/>
+            <w:right w:val="none" w:color="auto" w:sz="0" w:space="0"/>
+            <w:insideH w:val="none" w:color="auto" w:sz="0" w:space="0"/>
+            <w:insideV w:val="none" w:color="auto" w:sz="0" w:space="0"/>
+          </w:tblBorders>
           <w:tblCellMar>
             <w:top w:w="0" w:type="dxa"/>
             <w:left w:w="108" w:type="dxa"/>
@@ -301,15 +308,17 @@
           </w:tblCellMar>
         </w:tblPrEx>
         <w:trPr>
-          <w:trHeight w:val="810"/>
+          <w:trHeight w:val="810" w:hRule="atLeast"/>
         </w:trPr>
         <w:tc>
           <w:tcPr>
             <w:tcW w:w="1818" w:type="dxa"/>
             <w:shd w:val="clear" w:color="auto" w:fill="auto"/>
+            <w:vAlign w:val="top"/>
           </w:tcPr>
           <w:p>
             <w:pPr>
+              <w:keepNext w:val="0"/>
               <w:keepLines w:val="0"/>
               <w:pageBreakBefore w:val="0"/>
               <w:widowControl w:val="0"/>
@@ -317,7 +326,7 @@
               <w:overflowPunct/>
               <w:bidi w:val="0"/>
               <w:rPr>
-                <w:rFonts w:ascii="Arial" w:eastAsia="Arial" w:hAnsi="Arial" w:cs="Arial" w:hint="eastAsia"/>
+                <w:rFonts w:hint="eastAsia" w:ascii="Arial" w:hAnsi="Arial" w:eastAsia="Arial" w:cs="Arial"/>
                 <w:snapToGrid w:val="0"/>
                 <w:color w:val="000000"/>
                 <w:kern w:val="0"/>
@@ -337,7 +346,7 @@
             </w:r>
             <w:r>
               <w:rPr>
-                <w:rFonts w:asciiTheme="minorAscii" w:eastAsiaTheme="minorEastAsia" w:hAnsiTheme="minorAscii" w:hint="default"/>
+                <w:rFonts w:hint="default" w:asciiTheme="minorAscii" w:hAnsiTheme="minorAscii" w:eastAsiaTheme="minorEastAsia"/>
                 <w:spacing w:val="227"/>
                 <w:sz w:val="21"/>
                 <w:vertAlign w:val="baseline"/>
@@ -348,13 +357,10 @@
             <w:r>
               <w:rPr>
                 <w:rFonts w:hint="eastAsia"/>
-                <w:spacing w:val="90"/>
-                <w:kern w:val="0"/>
                 <w:u w:val="single"/>
-                <w:vertAlign w:val="baseline"/>
                 <w:lang w:val="en-US" w:eastAsia="zh-CN"/>
               </w:rPr>
-              <w:t>严长运</w:t>
+              <w:t>刘钢要</w:t>
             </w:r>
           </w:p>
         </w:tc>
@@ -372,7 +378,7 @@
               <w:overflowPunct/>
               <w:bidi w:val="0"/>
               <w:rPr>
-                <w:rFonts w:ascii="Arial" w:eastAsia="Arial" w:hAnsi="Arial" w:cs="Arial" w:hint="eastAsia"/>
+                <w:rFonts w:hint="eastAsia" w:ascii="Arial" w:hAnsi="Arial" w:eastAsia="Arial" w:cs="Arial"/>
                 <w:snapToGrid w:val="0"/>
                 <w:color w:val="000000"/>
                 <w:kern w:val="0"/>
@@ -392,7 +398,7 @@
             </w:r>
             <w:r>
               <w:rPr>
-                <w:rFonts w:asciiTheme="minorAscii" w:eastAsiaTheme="minorEastAsia" w:hAnsiTheme="minorAscii" w:hint="eastAsia"/>
+                <w:rFonts w:hint="eastAsia" w:asciiTheme="minorAscii" w:hAnsiTheme="minorAscii" w:eastAsiaTheme="minorEastAsia"/>
                 <w:spacing w:val="227"/>
                 <w:sz w:val="21"/>
                 <w:vertAlign w:val="baseline"/>
@@ -412,10 +418,17 @@
           </w:p>
         </w:tc>
       </w:tr>
+      <w:bookmarkEnd w:id="28"/>
       <w:tr>
         <w:tblPrEx>
-          <w:tblW w:w="0" w:type="auto"/>
-          <w:tblInd w:w="2443" w:type="dxa"/>
+          <w:tblBorders>
+            <w:top w:val="none" w:color="auto" w:sz="0" w:space="0"/>
+            <w:left w:val="none" w:color="auto" w:sz="0" w:space="0"/>
+            <w:bottom w:val="none" w:color="auto" w:sz="0" w:space="0"/>
+            <w:right w:val="none" w:color="auto" w:sz="0" w:space="0"/>
+            <w:insideH w:val="none" w:color="auto" w:sz="0" w:space="0"/>
+            <w:insideV w:val="none" w:color="auto" w:sz="0" w:space="0"/>
+          </w:tblBorders>
           <w:tblCellMar>
             <w:top w:w="0" w:type="dxa"/>
             <w:left w:w="108" w:type="dxa"/>
@@ -424,7 +437,7 @@
           </w:tblCellMar>
         </w:tblPrEx>
         <w:trPr>
-          <w:trHeight w:val="635"/>
+          <w:trHeight w:val="635" w:hRule="atLeast"/>
         </w:trPr>
         <w:tc>
           <w:tcPr>
@@ -454,7 +467,7 @@
             </w:r>
             <w:r>
               <w:rPr>
-                <w:rFonts w:asciiTheme="minorAscii" w:eastAsiaTheme="minorEastAsia" w:hAnsiTheme="minorAscii" w:hint="eastAsia"/>
+                <w:rFonts w:hint="eastAsia" w:asciiTheme="minorAscii" w:hAnsiTheme="minorAscii" w:eastAsiaTheme="minorEastAsia"/>
                 <w:spacing w:val="227"/>
                 <w:sz w:val="21"/>
                 <w:vertAlign w:val="baseline"/>
@@ -500,7 +513,7 @@
             </w:r>
             <w:r>
               <w:rPr>
-                <w:rFonts w:asciiTheme="minorAscii" w:eastAsiaTheme="minorEastAsia" w:hAnsiTheme="minorAscii" w:hint="eastAsia"/>
+                <w:rFonts w:hint="eastAsia" w:asciiTheme="minorAscii" w:hAnsiTheme="minorAscii" w:eastAsiaTheme="minorEastAsia"/>
                 <w:spacing w:val="227"/>
                 <w:sz w:val="21"/>
                 <w:vertAlign w:val="baseline"/>
@@ -545,14 +558,14 @@
         <w:spacing w:before="153" w:line="225" w:lineRule="auto"/>
         <w:ind w:left="3634"/>
         <w:rPr>
-          <w:rFonts w:ascii="宋体" w:eastAsia="宋体" w:hAnsi="宋体" w:cs="宋体"/>
+          <w:rFonts w:ascii="宋体" w:hAnsi="宋体" w:eastAsia="宋体" w:cs="宋体"/>
           <w:sz w:val="31"/>
           <w:szCs w:val="31"/>
         </w:rPr>
       </w:pPr>
       <w:r>
         <w:rPr>
-          <w:rFonts w:ascii="宋体" w:eastAsia="宋体" w:hAnsi="宋体" w:cs="宋体"/>
+          <w:rFonts w:ascii="宋体" w:hAnsi="宋体" w:eastAsia="宋体" w:cs="宋体"/>
           <w:b/>
           <w:bCs/>
           <w:spacing w:val="4"/>
@@ -564,16 +577,16 @@
     </w:p>
     <w:tbl>
       <w:tblPr>
-        <w:tblStyle w:val="TableNormal0"/>
+        <w:tblStyle w:val="26"/>
         <w:tblW w:w="8301" w:type="dxa"/>
         <w:tblInd w:w="2" w:type="dxa"/>
         <w:tblBorders>
-          <w:top w:val="single" w:sz="2" w:space="0" w:color="000000"/>
-          <w:left w:val="single" w:sz="2" w:space="0" w:color="000000"/>
-          <w:bottom w:val="single" w:sz="2" w:space="0" w:color="000000"/>
-          <w:right w:val="single" w:sz="2" w:space="0" w:color="000000"/>
-          <w:insideH w:val="single" w:sz="2" w:space="0" w:color="000000"/>
-          <w:insideV w:val="single" w:sz="2" w:space="0" w:color="000000"/>
+          <w:top w:val="single" w:color="000000" w:sz="2" w:space="0"/>
+          <w:left w:val="single" w:color="000000" w:sz="2" w:space="0"/>
+          <w:bottom w:val="single" w:color="000000" w:sz="2" w:space="0"/>
+          <w:right w:val="single" w:color="000000" w:sz="2" w:space="0"/>
+          <w:insideH w:val="single" w:color="000000" w:sz="2" w:space="0"/>
+          <w:insideV w:val="single" w:color="000000" w:sz="2" w:space="0"/>
         </w:tblBorders>
         <w:tblLayout w:type="fixed"/>
         <w:tblCellMar>
@@ -593,17 +606,14 @@
       </w:tblGrid>
       <w:tr>
         <w:tblPrEx>
-          <w:tblW w:w="8301" w:type="dxa"/>
-          <w:tblInd w:w="2" w:type="dxa"/>
           <w:tblBorders>
-            <w:top w:val="single" w:sz="2" w:space="0" w:color="000000"/>
-            <w:left w:val="single" w:sz="2" w:space="0" w:color="000000"/>
-            <w:bottom w:val="single" w:sz="2" w:space="0" w:color="000000"/>
-            <w:right w:val="single" w:sz="2" w:space="0" w:color="000000"/>
-            <w:insideH w:val="single" w:sz="2" w:space="0" w:color="000000"/>
-            <w:insideV w:val="single" w:sz="2" w:space="0" w:color="000000"/>
+            <w:top w:val="single" w:color="000000" w:sz="2" w:space="0"/>
+            <w:left w:val="single" w:color="000000" w:sz="2" w:space="0"/>
+            <w:bottom w:val="single" w:color="000000" w:sz="2" w:space="0"/>
+            <w:right w:val="single" w:color="000000" w:sz="2" w:space="0"/>
+            <w:insideH w:val="single" w:color="000000" w:sz="2" w:space="0"/>
+            <w:insideV w:val="single" w:color="000000" w:sz="2" w:space="0"/>
           </w:tblBorders>
-          <w:tblLayout w:type="fixed"/>
           <w:tblCellMar>
             <w:top w:w="0" w:type="dxa"/>
             <w:left w:w="0" w:type="dxa"/>
@@ -612,7 +622,7 @@
           </w:tblCellMar>
         </w:tblPrEx>
         <w:trPr>
-          <w:trHeight w:val="593"/>
+          <w:trHeight w:val="593" w:hRule="atLeast"/>
         </w:trPr>
         <w:tc>
           <w:tcPr>
@@ -629,14 +639,14 @@
               <w:spacing w:before="176" w:line="228" w:lineRule="auto"/>
               <w:ind w:left="607"/>
               <w:rPr>
-                <w:rFonts w:ascii="宋体" w:eastAsia="宋体" w:hAnsi="宋体" w:cs="宋体"/>
+                <w:rFonts w:ascii="宋体" w:hAnsi="宋体" w:eastAsia="宋体" w:cs="宋体"/>
                 <w:sz w:val="20"/>
                 <w:szCs w:val="20"/>
               </w:rPr>
             </w:pPr>
             <w:r>
               <w:rPr>
-                <w:rFonts w:ascii="宋体" w:eastAsia="宋体" w:hAnsi="宋体" w:cs="宋体"/>
+                <w:rFonts w:ascii="宋体" w:hAnsi="宋体" w:eastAsia="宋体" w:cs="宋体"/>
                 <w:spacing w:val="-14"/>
                 <w:sz w:val="20"/>
                 <w:szCs w:val="20"/>
@@ -660,14 +670,14 @@
               <w:spacing w:before="175" w:line="227" w:lineRule="auto"/>
               <w:ind w:left="253"/>
               <w:rPr>
-                <w:rFonts w:ascii="宋体" w:eastAsia="宋体" w:hAnsi="宋体" w:cs="宋体"/>
+                <w:rFonts w:ascii="宋体" w:hAnsi="宋体" w:eastAsia="宋体" w:cs="宋体"/>
                 <w:sz w:val="20"/>
                 <w:szCs w:val="20"/>
               </w:rPr>
             </w:pPr>
             <w:r>
               <w:rPr>
-                <w:rFonts w:ascii="宋体" w:eastAsia="宋体" w:hAnsi="宋体" w:cs="宋体"/>
+                <w:rFonts w:ascii="宋体" w:hAnsi="宋体" w:eastAsia="宋体" w:cs="宋体"/>
                 <w:spacing w:val="4"/>
                 <w:sz w:val="20"/>
                 <w:szCs w:val="20"/>
@@ -691,14 +701,14 @@
               <w:spacing w:before="175" w:line="228" w:lineRule="auto"/>
               <w:ind w:left="730"/>
               <w:rPr>
-                <w:rFonts w:ascii="宋体" w:eastAsia="宋体" w:hAnsi="宋体" w:cs="宋体"/>
+                <w:rFonts w:ascii="宋体" w:hAnsi="宋体" w:eastAsia="宋体" w:cs="宋体"/>
                 <w:sz w:val="20"/>
                 <w:szCs w:val="20"/>
               </w:rPr>
             </w:pPr>
             <w:r>
               <w:rPr>
-                <w:rFonts w:ascii="宋体" w:eastAsia="宋体" w:hAnsi="宋体" w:cs="宋体"/>
+                <w:rFonts w:ascii="宋体" w:hAnsi="宋体" w:eastAsia="宋体" w:cs="宋体"/>
                 <w:spacing w:val="7"/>
                 <w:sz w:val="20"/>
                 <w:szCs w:val="20"/>
@@ -722,14 +732,14 @@
               <w:spacing w:before="175" w:line="228" w:lineRule="auto"/>
               <w:ind w:left="310"/>
               <w:rPr>
-                <w:rFonts w:ascii="宋体" w:eastAsia="宋体" w:hAnsi="宋体" w:cs="宋体"/>
+                <w:rFonts w:ascii="宋体" w:hAnsi="宋体" w:eastAsia="宋体" w:cs="宋体"/>
                 <w:sz w:val="20"/>
                 <w:szCs w:val="20"/>
               </w:rPr>
             </w:pPr>
             <w:r>
               <w:rPr>
-                <w:rFonts w:ascii="宋体" w:eastAsia="宋体" w:hAnsi="宋体" w:cs="宋体"/>
+                <w:rFonts w:ascii="宋体" w:hAnsi="宋体" w:eastAsia="宋体" w:cs="宋体"/>
                 <w:spacing w:val="6"/>
                 <w:sz w:val="20"/>
                 <w:szCs w:val="20"/>
@@ -753,7 +763,7 @@
               <w:spacing w:before="175" w:line="228" w:lineRule="auto"/>
               <w:ind w:left="310"/>
               <w:rPr>
-                <w:rFonts w:ascii="宋体" w:eastAsia="宋体" w:hAnsi="宋体" w:cs="宋体" w:hint="eastAsia"/>
+                <w:rFonts w:hint="eastAsia" w:ascii="宋体" w:hAnsi="宋体" w:eastAsia="宋体" w:cs="宋体"/>
                 <w:spacing w:val="6"/>
                 <w:sz w:val="20"/>
                 <w:szCs w:val="20"/>
@@ -762,7 +772,7 @@
             </w:pPr>
             <w:r>
               <w:rPr>
-                <w:rFonts w:ascii="宋体" w:eastAsia="宋体" w:hAnsi="宋体" w:cs="宋体" w:hint="eastAsia"/>
+                <w:rFonts w:hint="eastAsia" w:ascii="宋体" w:hAnsi="宋体" w:eastAsia="宋体" w:cs="宋体"/>
                 <w:spacing w:val="6"/>
                 <w:sz w:val="20"/>
                 <w:szCs w:val="20"/>
@@ -787,14 +797,14 @@
               <w:spacing w:before="176" w:line="229" w:lineRule="auto"/>
               <w:ind w:left="311"/>
               <w:rPr>
-                <w:rFonts w:ascii="宋体" w:eastAsia="宋体" w:hAnsi="宋体" w:cs="宋体"/>
+                <w:rFonts w:ascii="宋体" w:hAnsi="宋体" w:eastAsia="宋体" w:cs="宋体"/>
                 <w:sz w:val="20"/>
                 <w:szCs w:val="20"/>
               </w:rPr>
             </w:pPr>
             <w:r>
               <w:rPr>
-                <w:rFonts w:ascii="宋体" w:eastAsia="宋体" w:hAnsi="宋体" w:cs="宋体"/>
+                <w:rFonts w:ascii="宋体" w:hAnsi="宋体" w:eastAsia="宋体" w:cs="宋体"/>
                 <w:spacing w:val="7"/>
                 <w:sz w:val="20"/>
                 <w:szCs w:val="20"/>
@@ -806,9 +816,14 @@
       </w:tr>
       <w:tr>
         <w:tblPrEx>
-          <w:tblW w:w="8301" w:type="dxa"/>
-          <w:tblInd w:w="2" w:type="dxa"/>
-          <w:tblLayout w:type="fixed"/>
+          <w:tblBorders>
+            <w:top w:val="single" w:color="000000" w:sz="2" w:space="0"/>
+            <w:left w:val="single" w:color="000000" w:sz="2" w:space="0"/>
+            <w:bottom w:val="single" w:color="000000" w:sz="2" w:space="0"/>
+            <w:right w:val="single" w:color="000000" w:sz="2" w:space="0"/>
+            <w:insideH w:val="single" w:color="000000" w:sz="2" w:space="0"/>
+            <w:insideV w:val="single" w:color="000000" w:sz="2" w:space="0"/>
+          </w:tblBorders>
           <w:tblCellMar>
             <w:top w:w="0" w:type="dxa"/>
             <w:left w:w="0" w:type="dxa"/>
@@ -817,7 +832,7 @@
           </w:tblCellMar>
         </w:tblPrEx>
         <w:trPr>
-          <w:trHeight w:val="556"/>
+          <w:trHeight w:val="556" w:hRule="atLeast"/>
         </w:trPr>
         <w:tc>
           <w:tcPr>
@@ -834,14 +849,14 @@
               <w:spacing w:before="173" w:line="267" w:lineRule="exact"/>
               <w:ind w:left="260"/>
               <w:rPr>
-                <w:rFonts w:ascii="宋体" w:eastAsia="宋体" w:hAnsi="宋体" w:cs="宋体"/>
+                <w:rFonts w:ascii="宋体" w:hAnsi="宋体" w:eastAsia="宋体" w:cs="宋体"/>
                 <w:sz w:val="20"/>
                 <w:szCs w:val="20"/>
               </w:rPr>
             </w:pPr>
             <w:r>
               <w:rPr>
-                <w:rFonts w:ascii="宋体" w:eastAsia="宋体" w:hAnsi="宋体" w:cs="宋体"/>
+                <w:rFonts w:ascii="宋体" w:hAnsi="宋体" w:eastAsia="宋体" w:cs="宋体"/>
                 <w:spacing w:val="3"/>
                 <w:position w:val="1"/>
                 <w:sz w:val="20"/>
@@ -866,14 +881,14 @@
               <w:spacing w:before="173" w:line="267" w:lineRule="exact"/>
               <w:ind w:left="248"/>
               <w:rPr>
-                <w:rFonts w:ascii="宋体" w:eastAsia="宋体" w:hAnsi="宋体" w:cs="宋体"/>
+                <w:rFonts w:ascii="宋体" w:hAnsi="宋体" w:eastAsia="宋体" w:cs="宋体"/>
                 <w:sz w:val="20"/>
                 <w:szCs w:val="20"/>
               </w:rPr>
             </w:pPr>
             <w:r>
               <w:rPr>
-                <w:rFonts w:ascii="宋体" w:eastAsia="宋体" w:hAnsi="宋体" w:cs="宋体"/>
+                <w:rFonts w:ascii="宋体" w:hAnsi="宋体" w:eastAsia="宋体" w:cs="宋体"/>
                 <w:spacing w:val="4"/>
                 <w:position w:val="1"/>
                 <w:sz w:val="20"/>
@@ -899,14 +914,14 @@
               <w:ind w:left="114"/>
               <w:jc w:val="center"/>
               <w:rPr>
-                <w:rFonts w:ascii="宋体" w:eastAsia="宋体" w:hAnsi="宋体" w:cs="宋体"/>
+                <w:rFonts w:ascii="宋体" w:hAnsi="宋体" w:eastAsia="宋体" w:cs="宋体"/>
                 <w:sz w:val="20"/>
                 <w:szCs w:val="20"/>
               </w:rPr>
             </w:pPr>
             <w:r>
               <w:rPr>
-                <w:rFonts w:ascii="宋体" w:eastAsia="宋体" w:hAnsi="宋体" w:cs="宋体"/>
+                <w:rFonts w:ascii="宋体" w:hAnsi="宋体" w:eastAsia="宋体" w:cs="宋体"/>
                 <w:spacing w:val="7"/>
                 <w:sz w:val="20"/>
                 <w:szCs w:val="20"/>
@@ -918,9 +933,11 @@
         <w:tc>
           <w:tcPr>
             <w:tcW w:w="1148" w:type="dxa"/>
+            <w:vAlign w:val="top"/>
           </w:tcPr>
           <w:p>
             <w:pPr>
+              <w:keepNext w:val="0"/>
               <w:keepLines w:val="0"/>
               <w:pageBreakBefore w:val="0"/>
               <w:widowControl w:val="0"/>
@@ -928,9 +945,9 @@
               <w:overflowPunct/>
               <w:bidi w:val="0"/>
               <w:spacing w:before="172" w:line="228" w:lineRule="auto"/>
-              <w:ind w:left="313"/>
-              <w:rPr>
-                <w:rFonts w:ascii="宋体" w:eastAsia="宋体" w:hAnsi="宋体" w:cs="宋体" w:hint="eastAsia"/>
+              <w:ind w:left="313" w:leftChars="0"/>
+              <w:rPr>
+                <w:rFonts w:hint="eastAsia" w:ascii="宋体" w:hAnsi="宋体" w:eastAsia="宋体" w:cs="宋体"/>
                 <w:sz w:val="20"/>
                 <w:szCs w:val="20"/>
                 <w:lang w:val="en-US" w:eastAsia="zh-CN"/>
@@ -938,21 +955,23 @@
             </w:pPr>
             <w:r>
               <w:rPr>
-                <w:rFonts w:ascii="宋体" w:eastAsia="宋体" w:hAnsi="宋体" w:cs="宋体" w:hint="eastAsia"/>
+                <w:rFonts w:hint="eastAsia" w:ascii="宋体" w:hAnsi="宋体" w:cs="宋体"/>
                 <w:sz w:val="20"/>
                 <w:szCs w:val="20"/>
                 <w:lang w:val="en-US" w:eastAsia="zh-CN"/>
               </w:rPr>
-              <w:t>孙光莉</w:t>
+              <w:t>王潇</w:t>
             </w:r>
           </w:p>
         </w:tc>
         <w:tc>
           <w:tcPr>
             <w:tcW w:w="1150" w:type="dxa"/>
+            <w:vAlign w:val="top"/>
           </w:tcPr>
           <w:p>
             <w:pPr>
+              <w:keepNext w:val="0"/>
               <w:keepLines w:val="0"/>
               <w:pageBreakBefore w:val="0"/>
               <w:widowControl w:val="0"/>
@@ -960,27 +979,21 @@
               <w:overflowPunct/>
               <w:bidi w:val="0"/>
               <w:spacing w:before="172" w:line="228" w:lineRule="auto"/>
-              <w:ind w:left="313"/>
-              <w:rPr>
-                <w:rFonts w:ascii="宋体" w:eastAsia="宋体" w:hAnsi="宋体" w:cs="宋体" w:hint="eastAsia"/>
+              <w:ind w:left="313" w:leftChars="0"/>
+              <w:rPr>
+                <w:rFonts w:hint="eastAsia" w:ascii="宋体" w:hAnsi="宋体" w:eastAsia="宋体" w:cs="宋体"/>
                 <w:spacing w:val="5"/>
                 <w:sz w:val="20"/>
                 <w:szCs w:val="20"/>
               </w:rPr>
             </w:pPr>
-            <w:bookmarkStart w:id="2" w:name="_GoBack"/>
             <w:r>
               <w:rPr>
-                <w:rFonts w:ascii="宋体" w:eastAsia="宋体" w:hAnsi="宋体" w:cs="宋体" w:hint="eastAsia"/>
-                <w:spacing w:val="100"/>
-                <w:kern w:val="0"/>
-                <w:sz w:val="20"/>
-                <w:szCs w:val="20"/>
+                <w:rFonts w:hint="eastAsia"/>
                 <w:lang w:val="en-US" w:eastAsia="zh-CN"/>
               </w:rPr>
-              <w:t>严长运</w:t>
+              <w:t>刘钢要</w:t>
             </w:r>
-            <w:bookmarkEnd w:id="2"/>
           </w:p>
         </w:tc>
         <w:tc>
@@ -998,14 +1011,14 @@
               <w:spacing w:before="173" w:line="229" w:lineRule="auto"/>
               <w:ind w:left="314"/>
               <w:rPr>
-                <w:rFonts w:ascii="宋体" w:eastAsia="宋体" w:hAnsi="宋体" w:cs="宋体"/>
+                <w:rFonts w:ascii="宋体" w:hAnsi="宋体" w:eastAsia="宋体" w:cs="宋体"/>
                 <w:sz w:val="20"/>
                 <w:szCs w:val="20"/>
               </w:rPr>
             </w:pPr>
             <w:r>
               <w:rPr>
-                <w:rFonts w:ascii="宋体" w:eastAsia="宋体" w:hAnsi="宋体" w:cs="宋体" w:hint="eastAsia"/>
+                <w:rFonts w:hint="eastAsia" w:ascii="宋体" w:hAnsi="宋体" w:eastAsia="宋体" w:cs="宋体"/>
                 <w:spacing w:val="6"/>
                 <w:sz w:val="20"/>
                 <w:szCs w:val="20"/>
@@ -1018,9 +1031,14 @@
       </w:tr>
       <w:tr>
         <w:tblPrEx>
-          <w:tblW w:w="8301" w:type="dxa"/>
-          <w:tblInd w:w="2" w:type="dxa"/>
-          <w:tblLayout w:type="fixed"/>
+          <w:tblBorders>
+            <w:top w:val="single" w:color="000000" w:sz="2" w:space="0"/>
+            <w:left w:val="single" w:color="000000" w:sz="2" w:space="0"/>
+            <w:bottom w:val="single" w:color="000000" w:sz="2" w:space="0"/>
+            <w:right w:val="single" w:color="000000" w:sz="2" w:space="0"/>
+            <w:insideH w:val="single" w:color="000000" w:sz="2" w:space="0"/>
+            <w:insideV w:val="single" w:color="000000" w:sz="2" w:space="0"/>
+          </w:tblBorders>
           <w:tblCellMar>
             <w:top w:w="0" w:type="dxa"/>
             <w:left w:w="0" w:type="dxa"/>
@@ -1029,7 +1047,7 @@
           </w:tblCellMar>
         </w:tblPrEx>
         <w:trPr>
-          <w:trHeight w:val="556"/>
+          <w:trHeight w:val="556" w:hRule="atLeast"/>
         </w:trPr>
         <w:tc>
           <w:tcPr>
@@ -1037,7 +1055,7 @@
           </w:tcPr>
           <w:p>
             <w:pPr>
-              <w:pStyle w:val="TableText"/>
+              <w:pStyle w:val="27"/>
               <w:keepLines w:val="0"/>
               <w:pageBreakBefore w:val="0"/>
               <w:widowControl w:val="0"/>
@@ -1053,7 +1071,7 @@
           </w:tcPr>
           <w:p>
             <w:pPr>
-              <w:pStyle w:val="TableText"/>
+              <w:pStyle w:val="27"/>
               <w:keepLines w:val="0"/>
               <w:pageBreakBefore w:val="0"/>
               <w:widowControl w:val="0"/>
@@ -1069,7 +1087,7 @@
           </w:tcPr>
           <w:p>
             <w:pPr>
-              <w:pStyle w:val="TableText"/>
+              <w:pStyle w:val="27"/>
               <w:keepLines w:val="0"/>
               <w:pageBreakBefore w:val="0"/>
               <w:widowControl w:val="0"/>
@@ -1119,7 +1137,7 @@
           </w:tcPr>
           <w:p>
             <w:pPr>
-              <w:pStyle w:val="TableText"/>
+              <w:pStyle w:val="27"/>
               <w:keepLines w:val="0"/>
               <w:pageBreakBefore w:val="0"/>
               <w:widowControl w:val="0"/>
@@ -1132,9 +1150,14 @@
       </w:tr>
       <w:tr>
         <w:tblPrEx>
-          <w:tblW w:w="8301" w:type="dxa"/>
-          <w:tblInd w:w="2" w:type="dxa"/>
-          <w:tblLayout w:type="fixed"/>
+          <w:tblBorders>
+            <w:top w:val="single" w:color="000000" w:sz="2" w:space="0"/>
+            <w:left w:val="single" w:color="000000" w:sz="2" w:space="0"/>
+            <w:bottom w:val="single" w:color="000000" w:sz="2" w:space="0"/>
+            <w:right w:val="single" w:color="000000" w:sz="2" w:space="0"/>
+            <w:insideH w:val="single" w:color="000000" w:sz="2" w:space="0"/>
+            <w:insideV w:val="single" w:color="000000" w:sz="2" w:space="0"/>
+          </w:tblBorders>
           <w:tblCellMar>
             <w:top w:w="0" w:type="dxa"/>
             <w:left w:w="0" w:type="dxa"/>
@@ -1143,7 +1166,7 @@
           </w:tblCellMar>
         </w:tblPrEx>
         <w:trPr>
-          <w:trHeight w:val="556"/>
+          <w:trHeight w:val="556" w:hRule="atLeast"/>
         </w:trPr>
         <w:tc>
           <w:tcPr>
@@ -1151,7 +1174,7 @@
           </w:tcPr>
           <w:p>
             <w:pPr>
-              <w:pStyle w:val="TableText"/>
+              <w:pStyle w:val="27"/>
               <w:keepLines w:val="0"/>
               <w:pageBreakBefore w:val="0"/>
               <w:widowControl w:val="0"/>
@@ -1167,7 +1190,7 @@
           </w:tcPr>
           <w:p>
             <w:pPr>
-              <w:pStyle w:val="TableText"/>
+              <w:pStyle w:val="27"/>
               <w:keepLines w:val="0"/>
               <w:pageBreakBefore w:val="0"/>
               <w:widowControl w:val="0"/>
@@ -1183,7 +1206,7 @@
           </w:tcPr>
           <w:p>
             <w:pPr>
-              <w:pStyle w:val="TableText"/>
+              <w:pStyle w:val="27"/>
               <w:keepLines w:val="0"/>
               <w:pageBreakBefore w:val="0"/>
               <w:widowControl w:val="0"/>
@@ -1233,7 +1256,7 @@
           </w:tcPr>
           <w:p>
             <w:pPr>
-              <w:pStyle w:val="TableText"/>
+              <w:pStyle w:val="27"/>
               <w:keepLines w:val="0"/>
               <w:pageBreakBefore w:val="0"/>
               <w:widowControl w:val="0"/>
@@ -1246,9 +1269,14 @@
       </w:tr>
       <w:tr>
         <w:tblPrEx>
-          <w:tblW w:w="8301" w:type="dxa"/>
-          <w:tblInd w:w="2" w:type="dxa"/>
-          <w:tblLayout w:type="fixed"/>
+          <w:tblBorders>
+            <w:top w:val="single" w:color="000000" w:sz="2" w:space="0"/>
+            <w:left w:val="single" w:color="000000" w:sz="2" w:space="0"/>
+            <w:bottom w:val="single" w:color="000000" w:sz="2" w:space="0"/>
+            <w:right w:val="single" w:color="000000" w:sz="2" w:space="0"/>
+            <w:insideH w:val="single" w:color="000000" w:sz="2" w:space="0"/>
+            <w:insideV w:val="single" w:color="000000" w:sz="2" w:space="0"/>
+          </w:tblBorders>
           <w:tblCellMar>
             <w:top w:w="0" w:type="dxa"/>
             <w:left w:w="0" w:type="dxa"/>
@@ -1257,7 +1285,7 @@
           </w:tblCellMar>
         </w:tblPrEx>
         <w:trPr>
-          <w:trHeight w:val="557"/>
+          <w:trHeight w:val="557" w:hRule="atLeast"/>
         </w:trPr>
         <w:tc>
           <w:tcPr>
@@ -1265,7 +1293,7 @@
           </w:tcPr>
           <w:p>
             <w:pPr>
-              <w:pStyle w:val="TableText"/>
+              <w:pStyle w:val="27"/>
               <w:keepLines w:val="0"/>
               <w:pageBreakBefore w:val="0"/>
               <w:widowControl w:val="0"/>
@@ -1281,7 +1309,7 @@
           </w:tcPr>
           <w:p>
             <w:pPr>
-              <w:pStyle w:val="TableText"/>
+              <w:pStyle w:val="27"/>
               <w:keepLines w:val="0"/>
               <w:pageBreakBefore w:val="0"/>
               <w:widowControl w:val="0"/>
@@ -1297,7 +1325,7 @@
           </w:tcPr>
           <w:p>
             <w:pPr>
-              <w:pStyle w:val="TableText"/>
+              <w:pStyle w:val="27"/>
               <w:keepLines w:val="0"/>
               <w:pageBreakBefore w:val="0"/>
               <w:widowControl w:val="0"/>
@@ -1313,7 +1341,7 @@
           </w:tcPr>
           <w:p>
             <w:pPr>
-              <w:pStyle w:val="TableText"/>
+              <w:pStyle w:val="27"/>
               <w:keepLines w:val="0"/>
               <w:pageBreakBefore w:val="0"/>
               <w:widowControl w:val="0"/>
@@ -1329,7 +1357,7 @@
           </w:tcPr>
           <w:p>
             <w:pPr>
-              <w:pStyle w:val="TableText"/>
+              <w:pStyle w:val="27"/>
               <w:keepLines w:val="0"/>
               <w:pageBreakBefore w:val="0"/>
               <w:widowControl w:val="0"/>
@@ -1345,7 +1373,7 @@
           </w:tcPr>
           <w:p>
             <w:pPr>
-              <w:pStyle w:val="TableText"/>
+              <w:pStyle w:val="27"/>
               <w:keepLines w:val="0"/>
               <w:pageBreakBefore w:val="0"/>
               <w:widowControl w:val="0"/>
@@ -1358,18 +1386,17 @@
       </w:tr>
       <w:tr>
         <w:tblPrEx>
-          <w:tblW w:w="8301" w:type="dxa"/>
-          <w:tblInd w:w="2" w:type="dxa"/>
-          <w:tblLayout w:type="fixed"/>
-          <w:tblCellMar>
-            <w:top w:w="0" w:type="dxa"/>
-            <w:left w:w="0" w:type="dxa"/>
-            <w:bottom w:w="0" w:type="dxa"/>
-            <w:right w:w="0" w:type="dxa"/>
-          </w:tblCellMar>
+          <w:tblBorders>
+            <w:top w:val="single" w:color="000000" w:sz="2" w:space="0"/>
+            <w:left w:val="single" w:color="000000" w:sz="2" w:space="0"/>
+            <w:bottom w:val="single" w:color="000000" w:sz="2" w:space="0"/>
+            <w:right w:val="single" w:color="000000" w:sz="2" w:space="0"/>
+            <w:insideH w:val="single" w:color="000000" w:sz="2" w:space="0"/>
+            <w:insideV w:val="single" w:color="000000" w:sz="2" w:space="0"/>
+          </w:tblBorders>
         </w:tblPrEx>
         <w:trPr>
-          <w:trHeight w:val="556"/>
+          <w:trHeight w:val="556" w:hRule="atLeast"/>
         </w:trPr>
         <w:tc>
           <w:tcPr>
@@ -1377,7 +1404,7 @@
           </w:tcPr>
           <w:p>
             <w:pPr>
-              <w:pStyle w:val="TableText"/>
+              <w:pStyle w:val="27"/>
               <w:keepLines w:val="0"/>
               <w:pageBreakBefore w:val="0"/>
               <w:widowControl w:val="0"/>
@@ -1393,7 +1420,7 @@
           </w:tcPr>
           <w:p>
             <w:pPr>
-              <w:pStyle w:val="TableText"/>
+              <w:pStyle w:val="27"/>
               <w:keepLines w:val="0"/>
               <w:pageBreakBefore w:val="0"/>
               <w:widowControl w:val="0"/>
@@ -1409,7 +1436,7 @@
           </w:tcPr>
           <w:p>
             <w:pPr>
-              <w:pStyle w:val="TableText"/>
+              <w:pStyle w:val="27"/>
               <w:keepLines w:val="0"/>
               <w:pageBreakBefore w:val="0"/>
               <w:widowControl w:val="0"/>
@@ -1425,7 +1452,7 @@
           </w:tcPr>
           <w:p>
             <w:pPr>
-              <w:pStyle w:val="TableText"/>
+              <w:pStyle w:val="27"/>
               <w:keepLines w:val="0"/>
               <w:pageBreakBefore w:val="0"/>
               <w:widowControl w:val="0"/>
@@ -1441,7 +1468,7 @@
           </w:tcPr>
           <w:p>
             <w:pPr>
-              <w:pStyle w:val="TableText"/>
+              <w:pStyle w:val="27"/>
               <w:keepLines w:val="0"/>
               <w:pageBreakBefore w:val="0"/>
               <w:widowControl w:val="0"/>
@@ -1457,7 +1484,7 @@
           </w:tcPr>
           <w:p>
             <w:pPr>
-              <w:pStyle w:val="TableText"/>
+              <w:pStyle w:val="27"/>
               <w:keepLines w:val="0"/>
               <w:pageBreakBefore w:val="0"/>
               <w:widowControl w:val="0"/>
@@ -1470,9 +1497,14 @@
       </w:tr>
       <w:tr>
         <w:tblPrEx>
-          <w:tblW w:w="8301" w:type="dxa"/>
-          <w:tblInd w:w="2" w:type="dxa"/>
-          <w:tblLayout w:type="fixed"/>
+          <w:tblBorders>
+            <w:top w:val="single" w:color="000000" w:sz="2" w:space="0"/>
+            <w:left w:val="single" w:color="000000" w:sz="2" w:space="0"/>
+            <w:bottom w:val="single" w:color="000000" w:sz="2" w:space="0"/>
+            <w:right w:val="single" w:color="000000" w:sz="2" w:space="0"/>
+            <w:insideH w:val="single" w:color="000000" w:sz="2" w:space="0"/>
+            <w:insideV w:val="single" w:color="000000" w:sz="2" w:space="0"/>
+          </w:tblBorders>
           <w:tblCellMar>
             <w:top w:w="0" w:type="dxa"/>
             <w:left w:w="0" w:type="dxa"/>
@@ -1481,7 +1513,7 @@
           </w:tblCellMar>
         </w:tblPrEx>
         <w:trPr>
-          <w:trHeight w:val="561"/>
+          <w:trHeight w:val="561" w:hRule="atLeast"/>
         </w:trPr>
         <w:tc>
           <w:tcPr>
@@ -1489,7 +1521,7 @@
           </w:tcPr>
           <w:p>
             <w:pPr>
-              <w:pStyle w:val="TableText"/>
+              <w:pStyle w:val="27"/>
               <w:keepLines w:val="0"/>
               <w:pageBreakBefore w:val="0"/>
               <w:widowControl w:val="0"/>
@@ -1505,7 +1537,7 @@
           </w:tcPr>
           <w:p>
             <w:pPr>
-              <w:pStyle w:val="TableText"/>
+              <w:pStyle w:val="27"/>
               <w:keepLines w:val="0"/>
               <w:pageBreakBefore w:val="0"/>
               <w:widowControl w:val="0"/>
@@ -1521,7 +1553,7 @@
           </w:tcPr>
           <w:p>
             <w:pPr>
-              <w:pStyle w:val="TableText"/>
+              <w:pStyle w:val="27"/>
               <w:keepLines w:val="0"/>
               <w:pageBreakBefore w:val="0"/>
               <w:widowControl w:val="0"/>
@@ -1537,7 +1569,7 @@
           </w:tcPr>
           <w:p>
             <w:pPr>
-              <w:pStyle w:val="TableText"/>
+              <w:pStyle w:val="27"/>
               <w:keepLines w:val="0"/>
               <w:pageBreakBefore w:val="0"/>
               <w:widowControl w:val="0"/>
@@ -1553,7 +1585,7 @@
           </w:tcPr>
           <w:p>
             <w:pPr>
-              <w:pStyle w:val="TableText"/>
+              <w:pStyle w:val="27"/>
               <w:keepLines w:val="0"/>
               <w:pageBreakBefore w:val="0"/>
               <w:widowControl w:val="0"/>
@@ -1569,7 +1601,7 @@
           </w:tcPr>
           <w:p>
             <w:pPr>
-              <w:pStyle w:val="TableText"/>
+              <w:pStyle w:val="27"/>
               <w:keepLines w:val="0"/>
               <w:pageBreakBefore w:val="0"/>
               <w:widowControl w:val="0"/>
@@ -1597,7 +1629,7 @@
     <w:sdt>
       <w:sdtPr>
         <w:rPr>
-          <w:rFonts w:ascii="宋体" w:eastAsia="宋体" w:hAnsi="宋体" w:cs="Arial"/>
+          <w:rFonts w:ascii="宋体" w:hAnsi="宋体" w:eastAsia="宋体" w:cs="Arial"/>
           <w:snapToGrid w:val="0"/>
           <w:color w:val="000000"/>
           <w:kern w:val="0"/>
@@ -1613,7 +1645,7 @@
       </w:sdtPr>
       <w:sdtEndPr>
         <w:rPr>
-          <w:rFonts w:ascii="宋体" w:eastAsia="宋体" w:hAnsi="宋体" w:cs="宋体" w:hint="eastAsia"/>
+          <w:rFonts w:hint="eastAsia" w:ascii="宋体" w:hAnsi="宋体" w:eastAsia="宋体" w:cs="宋体"/>
           <w:snapToGrid w:val="0"/>
           <w:color w:val="000000"/>
           <w:kern w:val="0"/>
@@ -1632,17 +1664,17 @@
             <w:overflowPunct/>
             <w:bidi w:val="0"/>
             <w:spacing w:before="0" w:beforeLines="0" w:after="0" w:afterLines="0" w:line="240" w:lineRule="auto"/>
-            <w:ind w:left="0" w:right="0" w:firstLine="0" w:leftChars="0" w:rightChars="0" w:firstLineChars="0"/>
+            <w:ind w:left="0" w:leftChars="0" w:right="0" w:rightChars="0" w:firstLine="0" w:firstLineChars="0"/>
             <w:jc w:val="center"/>
             <w:rPr>
-              <w:rFonts w:ascii="宋体" w:eastAsia="宋体" w:hAnsi="宋体" w:cs="宋体" w:hint="eastAsia"/>
+              <w:rFonts w:hint="eastAsia" w:ascii="宋体" w:hAnsi="宋体" w:eastAsia="宋体" w:cs="宋体"/>
               <w:sz w:val="24"/>
               <w:szCs w:val="24"/>
             </w:rPr>
           </w:pPr>
           <w:r>
             <w:rPr>
-              <w:rFonts w:ascii="宋体" w:eastAsia="宋体" w:hAnsi="宋体" w:cs="宋体" w:hint="eastAsia"/>
+              <w:rFonts w:hint="eastAsia" w:ascii="宋体" w:hAnsi="宋体" w:eastAsia="宋体" w:cs="宋体"/>
               <w:sz w:val="24"/>
               <w:szCs w:val="24"/>
             </w:rPr>
@@ -1651,14 +1683,14 @@
         </w:p>
         <w:p>
           <w:pPr>
-            <w:pStyle w:val="TOC1"/>
+            <w:pStyle w:val="16"/>
             <w:tabs>
               <w:tab w:val="right" w:leader="dot" w:pos="8306"/>
             </w:tabs>
           </w:pPr>
           <w:r>
             <w:rPr>
-              <w:rFonts w:ascii="宋体" w:eastAsia="宋体" w:hAnsi="宋体" w:cs="宋体" w:hint="eastAsia"/>
+              <w:rFonts w:hint="eastAsia" w:ascii="宋体" w:hAnsi="宋体" w:eastAsia="宋体" w:cs="宋体"/>
               <w:sz w:val="24"/>
               <w:szCs w:val="24"/>
             </w:rPr>
@@ -1666,7 +1698,7 @@
           </w:r>
           <w:r>
             <w:rPr>
-              <w:rFonts w:ascii="宋体" w:eastAsia="宋体" w:hAnsi="宋体" w:cs="宋体" w:hint="eastAsia"/>
+              <w:rFonts w:hint="eastAsia" w:ascii="宋体" w:hAnsi="宋体" w:eastAsia="宋体" w:cs="宋体"/>
               <w:sz w:val="24"/>
               <w:szCs w:val="24"/>
             </w:rPr>
@@ -1674,7 +1706,7 @@
           </w:r>
           <w:r>
             <w:rPr>
-              <w:rFonts w:ascii="宋体" w:eastAsia="宋体" w:hAnsi="宋体" w:cs="宋体" w:hint="eastAsia"/>
+              <w:rFonts w:hint="eastAsia" w:ascii="宋体" w:hAnsi="宋体" w:eastAsia="宋体" w:cs="宋体"/>
               <w:sz w:val="24"/>
               <w:szCs w:val="24"/>
             </w:rPr>
@@ -1682,21 +1714,21 @@
           </w:r>
           <w:r>
             <w:rPr>
-              <w:rFonts w:ascii="宋体" w:eastAsia="宋体" w:hAnsi="宋体" w:cs="宋体" w:hint="eastAsia"/>
+              <w:rFonts w:hint="eastAsia" w:ascii="宋体" w:hAnsi="宋体" w:eastAsia="宋体" w:cs="宋体"/>
               <w:szCs w:val="24"/>
             </w:rPr>
             <w:fldChar w:fldCharType="begin"/>
           </w:r>
           <w:r>
             <w:rPr>
-              <w:rFonts w:ascii="宋体" w:eastAsia="宋体" w:hAnsi="宋体" w:cs="宋体" w:hint="eastAsia"/>
+              <w:rFonts w:hint="eastAsia" w:ascii="宋体" w:hAnsi="宋体" w:eastAsia="宋体" w:cs="宋体"/>
               <w:szCs w:val="24"/>
             </w:rPr>
             <w:instrText xml:space="preserve"> HYPERLINK \l _Toc16944 </w:instrText>
           </w:r>
           <w:r>
             <w:rPr>
-              <w:rFonts w:ascii="宋体" w:eastAsia="宋体" w:hAnsi="宋体" w:cs="宋体" w:hint="eastAsia"/>
+              <w:rFonts w:hint="eastAsia" w:ascii="宋体" w:hAnsi="宋体" w:eastAsia="宋体" w:cs="宋体"/>
               <w:szCs w:val="24"/>
             </w:rPr>
             <w:fldChar w:fldCharType="separate"/>
@@ -1728,7 +1760,7 @@
           </w:r>
           <w:r>
             <w:rPr>
-              <w:rFonts w:ascii="宋体" w:eastAsia="宋体" w:hAnsi="宋体" w:cs="宋体" w:hint="eastAsia"/>
+              <w:rFonts w:hint="eastAsia" w:ascii="宋体" w:hAnsi="宋体" w:eastAsia="宋体" w:cs="宋体"/>
               <w:szCs w:val="24"/>
             </w:rPr>
             <w:fldChar w:fldCharType="end"/>
@@ -1736,28 +1768,28 @@
         </w:p>
         <w:p>
           <w:pPr>
-            <w:pStyle w:val="TOC1"/>
+            <w:pStyle w:val="16"/>
             <w:tabs>
               <w:tab w:val="right" w:leader="dot" w:pos="8306"/>
             </w:tabs>
           </w:pPr>
           <w:r>
             <w:rPr>
-              <w:rFonts w:ascii="宋体" w:eastAsia="宋体" w:hAnsi="宋体" w:cs="宋体" w:hint="eastAsia"/>
+              <w:rFonts w:hint="eastAsia" w:ascii="宋体" w:hAnsi="宋体" w:eastAsia="宋体" w:cs="宋体"/>
               <w:szCs w:val="24"/>
             </w:rPr>
             <w:fldChar w:fldCharType="begin"/>
           </w:r>
           <w:r>
             <w:rPr>
-              <w:rFonts w:ascii="宋体" w:eastAsia="宋体" w:hAnsi="宋体" w:cs="宋体" w:hint="eastAsia"/>
+              <w:rFonts w:hint="eastAsia" w:ascii="宋体" w:hAnsi="宋体" w:eastAsia="宋体" w:cs="宋体"/>
               <w:szCs w:val="24"/>
             </w:rPr>
             <w:instrText xml:space="preserve"> HYPERLINK \l _Toc22014 </w:instrText>
           </w:r>
           <w:r>
             <w:rPr>
-              <w:rFonts w:ascii="宋体" w:eastAsia="宋体" w:hAnsi="宋体" w:cs="宋体" w:hint="eastAsia"/>
+              <w:rFonts w:hint="eastAsia" w:ascii="宋体" w:hAnsi="宋体" w:eastAsia="宋体" w:cs="宋体"/>
               <w:szCs w:val="24"/>
             </w:rPr>
             <w:fldChar w:fldCharType="separate"/>
@@ -1789,7 +1821,7 @@
           </w:r>
           <w:r>
             <w:rPr>
-              <w:rFonts w:ascii="宋体" w:eastAsia="宋体" w:hAnsi="宋体" w:cs="宋体" w:hint="eastAsia"/>
+              <w:rFonts w:hint="eastAsia" w:ascii="宋体" w:hAnsi="宋体" w:eastAsia="宋体" w:cs="宋体"/>
               <w:szCs w:val="24"/>
             </w:rPr>
             <w:fldChar w:fldCharType="end"/>
@@ -1797,28 +1829,28 @@
         </w:p>
         <w:p>
           <w:pPr>
-            <w:pStyle w:val="TOC1"/>
+            <w:pStyle w:val="16"/>
             <w:tabs>
               <w:tab w:val="right" w:leader="dot" w:pos="8306"/>
             </w:tabs>
           </w:pPr>
           <w:r>
             <w:rPr>
-              <w:rFonts w:ascii="宋体" w:eastAsia="宋体" w:hAnsi="宋体" w:cs="宋体" w:hint="eastAsia"/>
+              <w:rFonts w:hint="eastAsia" w:ascii="宋体" w:hAnsi="宋体" w:eastAsia="宋体" w:cs="宋体"/>
               <w:szCs w:val="24"/>
             </w:rPr>
             <w:fldChar w:fldCharType="begin"/>
           </w:r>
           <w:r>
             <w:rPr>
-              <w:rFonts w:ascii="宋体" w:eastAsia="宋体" w:hAnsi="宋体" w:cs="宋体" w:hint="eastAsia"/>
+              <w:rFonts w:hint="eastAsia" w:ascii="宋体" w:hAnsi="宋体" w:eastAsia="宋体" w:cs="宋体"/>
               <w:szCs w:val="24"/>
             </w:rPr>
             <w:instrText xml:space="preserve"> HYPERLINK \l _Toc1063 </w:instrText>
           </w:r>
           <w:r>
             <w:rPr>
-              <w:rFonts w:ascii="宋体" w:eastAsia="宋体" w:hAnsi="宋体" w:cs="宋体" w:hint="eastAsia"/>
+              <w:rFonts w:hint="eastAsia" w:ascii="宋体" w:hAnsi="宋体" w:eastAsia="宋体" w:cs="宋体"/>
               <w:szCs w:val="24"/>
             </w:rPr>
             <w:fldChar w:fldCharType="separate"/>
@@ -1852,7 +1884,7 @@
           </w:r>
           <w:r>
             <w:rPr>
-              <w:rFonts w:ascii="宋体" w:eastAsia="宋体" w:hAnsi="宋体" w:cs="宋体" w:hint="eastAsia"/>
+              <w:rFonts w:hint="eastAsia" w:ascii="宋体" w:hAnsi="宋体" w:eastAsia="宋体" w:cs="宋体"/>
               <w:szCs w:val="24"/>
             </w:rPr>
             <w:fldChar w:fldCharType="end"/>
@@ -1860,28 +1892,28 @@
         </w:p>
         <w:p>
           <w:pPr>
-            <w:pStyle w:val="TOC1"/>
+            <w:pStyle w:val="16"/>
             <w:tabs>
               <w:tab w:val="right" w:leader="dot" w:pos="8306"/>
             </w:tabs>
           </w:pPr>
           <w:r>
             <w:rPr>
-              <w:rFonts w:ascii="宋体" w:eastAsia="宋体" w:hAnsi="宋体" w:cs="宋体" w:hint="eastAsia"/>
+              <w:rFonts w:hint="eastAsia" w:ascii="宋体" w:hAnsi="宋体" w:eastAsia="宋体" w:cs="宋体"/>
               <w:szCs w:val="24"/>
             </w:rPr>
             <w:fldChar w:fldCharType="begin"/>
           </w:r>
           <w:r>
             <w:rPr>
-              <w:rFonts w:ascii="宋体" w:eastAsia="宋体" w:hAnsi="宋体" w:cs="宋体" w:hint="eastAsia"/>
+              <w:rFonts w:hint="eastAsia" w:ascii="宋体" w:hAnsi="宋体" w:eastAsia="宋体" w:cs="宋体"/>
               <w:szCs w:val="24"/>
             </w:rPr>
             <w:instrText xml:space="preserve"> HYPERLINK \l _Toc13344 </w:instrText>
           </w:r>
           <w:r>
             <w:rPr>
-              <w:rFonts w:ascii="宋体" w:eastAsia="宋体" w:hAnsi="宋体" w:cs="宋体" w:hint="eastAsia"/>
+              <w:rFonts w:hint="eastAsia" w:ascii="宋体" w:hAnsi="宋体" w:eastAsia="宋体" w:cs="宋体"/>
               <w:szCs w:val="24"/>
             </w:rPr>
             <w:fldChar w:fldCharType="separate"/>
@@ -1920,7 +1952,7 @@
           </w:r>
           <w:r>
             <w:rPr>
-              <w:rFonts w:ascii="宋体" w:eastAsia="宋体" w:hAnsi="宋体" w:cs="宋体" w:hint="eastAsia"/>
+              <w:rFonts w:hint="eastAsia" w:ascii="宋体" w:hAnsi="宋体" w:eastAsia="宋体" w:cs="宋体"/>
               <w:szCs w:val="24"/>
             </w:rPr>
             <w:fldChar w:fldCharType="end"/>
@@ -1928,28 +1960,28 @@
         </w:p>
         <w:p>
           <w:pPr>
-            <w:pStyle w:val="TOC1"/>
+            <w:pStyle w:val="16"/>
             <w:tabs>
               <w:tab w:val="right" w:leader="dot" w:pos="8306"/>
             </w:tabs>
           </w:pPr>
           <w:r>
             <w:rPr>
-              <w:rFonts w:ascii="宋体" w:eastAsia="宋体" w:hAnsi="宋体" w:cs="宋体" w:hint="eastAsia"/>
+              <w:rFonts w:hint="eastAsia" w:ascii="宋体" w:hAnsi="宋体" w:eastAsia="宋体" w:cs="宋体"/>
               <w:szCs w:val="24"/>
             </w:rPr>
             <w:fldChar w:fldCharType="begin"/>
           </w:r>
           <w:r>
             <w:rPr>
-              <w:rFonts w:ascii="宋体" w:eastAsia="宋体" w:hAnsi="宋体" w:cs="宋体" w:hint="eastAsia"/>
+              <w:rFonts w:hint="eastAsia" w:ascii="宋体" w:hAnsi="宋体" w:eastAsia="宋体" w:cs="宋体"/>
               <w:szCs w:val="24"/>
             </w:rPr>
             <w:instrText xml:space="preserve"> HYPERLINK \l _Toc20297 </w:instrText>
           </w:r>
           <w:r>
             <w:rPr>
-              <w:rFonts w:ascii="宋体" w:eastAsia="宋体" w:hAnsi="宋体" w:cs="宋体" w:hint="eastAsia"/>
+              <w:rFonts w:hint="eastAsia" w:ascii="宋体" w:hAnsi="宋体" w:eastAsia="宋体" w:cs="宋体"/>
               <w:szCs w:val="24"/>
             </w:rPr>
             <w:fldChar w:fldCharType="separate"/>
@@ -1990,7 +2022,7 @@
           </w:r>
           <w:r>
             <w:rPr>
-              <w:rFonts w:ascii="宋体" w:eastAsia="宋体" w:hAnsi="宋体" w:cs="宋体" w:hint="eastAsia"/>
+              <w:rFonts w:hint="eastAsia" w:ascii="宋体" w:hAnsi="宋体" w:eastAsia="宋体" w:cs="宋体"/>
               <w:szCs w:val="24"/>
             </w:rPr>
             <w:fldChar w:fldCharType="end"/>
@@ -1998,28 +2030,28 @@
         </w:p>
         <w:p>
           <w:pPr>
-            <w:pStyle w:val="TOC1"/>
+            <w:pStyle w:val="16"/>
             <w:tabs>
               <w:tab w:val="right" w:leader="dot" w:pos="8306"/>
             </w:tabs>
           </w:pPr>
           <w:r>
             <w:rPr>
-              <w:rFonts w:ascii="宋体" w:eastAsia="宋体" w:hAnsi="宋体" w:cs="宋体" w:hint="eastAsia"/>
+              <w:rFonts w:hint="eastAsia" w:ascii="宋体" w:hAnsi="宋体" w:eastAsia="宋体" w:cs="宋体"/>
               <w:szCs w:val="24"/>
             </w:rPr>
             <w:fldChar w:fldCharType="begin"/>
           </w:r>
           <w:r>
             <w:rPr>
-              <w:rFonts w:ascii="宋体" w:eastAsia="宋体" w:hAnsi="宋体" w:cs="宋体" w:hint="eastAsia"/>
+              <w:rFonts w:hint="eastAsia" w:ascii="宋体" w:hAnsi="宋体" w:eastAsia="宋体" w:cs="宋体"/>
               <w:szCs w:val="24"/>
             </w:rPr>
             <w:instrText xml:space="preserve"> HYPERLINK \l _Toc11584 </w:instrText>
           </w:r>
           <w:r>
             <w:rPr>
-              <w:rFonts w:ascii="宋体" w:eastAsia="宋体" w:hAnsi="宋体" w:cs="宋体" w:hint="eastAsia"/>
+              <w:rFonts w:hint="eastAsia" w:ascii="宋体" w:hAnsi="宋体" w:eastAsia="宋体" w:cs="宋体"/>
               <w:szCs w:val="24"/>
             </w:rPr>
             <w:fldChar w:fldCharType="separate"/>
@@ -2058,7 +2090,7 @@
           </w:r>
           <w:r>
             <w:rPr>
-              <w:rFonts w:ascii="宋体" w:eastAsia="宋体" w:hAnsi="宋体" w:cs="宋体" w:hint="eastAsia"/>
+              <w:rFonts w:hint="eastAsia" w:ascii="宋体" w:hAnsi="宋体" w:eastAsia="宋体" w:cs="宋体"/>
               <w:szCs w:val="24"/>
             </w:rPr>
             <w:fldChar w:fldCharType="end"/>
@@ -2066,28 +2098,28 @@
         </w:p>
         <w:p>
           <w:pPr>
-            <w:pStyle w:val="TOC2"/>
+            <w:pStyle w:val="17"/>
             <w:tabs>
               <w:tab w:val="right" w:leader="dot" w:pos="8306"/>
             </w:tabs>
           </w:pPr>
           <w:r>
             <w:rPr>
-              <w:rFonts w:ascii="宋体" w:eastAsia="宋体" w:hAnsi="宋体" w:cs="宋体" w:hint="eastAsia"/>
+              <w:rFonts w:hint="eastAsia" w:ascii="宋体" w:hAnsi="宋体" w:eastAsia="宋体" w:cs="宋体"/>
               <w:szCs w:val="24"/>
             </w:rPr>
             <w:fldChar w:fldCharType="begin"/>
           </w:r>
           <w:r>
             <w:rPr>
-              <w:rFonts w:ascii="宋体" w:eastAsia="宋体" w:hAnsi="宋体" w:cs="宋体" w:hint="eastAsia"/>
+              <w:rFonts w:hint="eastAsia" w:ascii="宋体" w:hAnsi="宋体" w:eastAsia="宋体" w:cs="宋体"/>
               <w:szCs w:val="24"/>
             </w:rPr>
             <w:instrText xml:space="preserve"> HYPERLINK \l _Toc13044 </w:instrText>
           </w:r>
           <w:r>
             <w:rPr>
-              <w:rFonts w:ascii="宋体" w:eastAsia="宋体" w:hAnsi="宋体" w:cs="宋体" w:hint="eastAsia"/>
+              <w:rFonts w:hint="eastAsia" w:ascii="宋体" w:hAnsi="宋体" w:eastAsia="宋体" w:cs="宋体"/>
               <w:szCs w:val="24"/>
             </w:rPr>
             <w:fldChar w:fldCharType="separate"/>
@@ -2126,7 +2158,7 @@
           </w:r>
           <w:r>
             <w:rPr>
-              <w:rFonts w:ascii="宋体" w:eastAsia="宋体" w:hAnsi="宋体" w:cs="宋体" w:hint="eastAsia"/>
+              <w:rFonts w:hint="eastAsia" w:ascii="宋体" w:hAnsi="宋体" w:eastAsia="宋体" w:cs="宋体"/>
               <w:szCs w:val="24"/>
             </w:rPr>
             <w:fldChar w:fldCharType="end"/>
@@ -2134,28 +2166,28 @@
         </w:p>
         <w:p>
           <w:pPr>
-            <w:pStyle w:val="TOC2"/>
+            <w:pStyle w:val="17"/>
             <w:tabs>
               <w:tab w:val="right" w:leader="dot" w:pos="8306"/>
             </w:tabs>
           </w:pPr>
           <w:r>
             <w:rPr>
-              <w:rFonts w:ascii="宋体" w:eastAsia="宋体" w:hAnsi="宋体" w:cs="宋体" w:hint="eastAsia"/>
+              <w:rFonts w:hint="eastAsia" w:ascii="宋体" w:hAnsi="宋体" w:eastAsia="宋体" w:cs="宋体"/>
               <w:szCs w:val="24"/>
             </w:rPr>
             <w:fldChar w:fldCharType="begin"/>
           </w:r>
           <w:r>
             <w:rPr>
-              <w:rFonts w:ascii="宋体" w:eastAsia="宋体" w:hAnsi="宋体" w:cs="宋体" w:hint="eastAsia"/>
+              <w:rFonts w:hint="eastAsia" w:ascii="宋体" w:hAnsi="宋体" w:eastAsia="宋体" w:cs="宋体"/>
               <w:szCs w:val="24"/>
             </w:rPr>
             <w:instrText xml:space="preserve"> HYPERLINK \l _Toc31040 </w:instrText>
           </w:r>
           <w:r>
             <w:rPr>
-              <w:rFonts w:ascii="宋体" w:eastAsia="宋体" w:hAnsi="宋体" w:cs="宋体" w:hint="eastAsia"/>
+              <w:rFonts w:hint="eastAsia" w:ascii="宋体" w:hAnsi="宋体" w:eastAsia="宋体" w:cs="宋体"/>
               <w:szCs w:val="24"/>
             </w:rPr>
             <w:fldChar w:fldCharType="separate"/>
@@ -2194,7 +2226,7 @@
           </w:r>
           <w:r>
             <w:rPr>
-              <w:rFonts w:ascii="宋体" w:eastAsia="宋体" w:hAnsi="宋体" w:cs="宋体" w:hint="eastAsia"/>
+              <w:rFonts w:hint="eastAsia" w:ascii="宋体" w:hAnsi="宋体" w:eastAsia="宋体" w:cs="宋体"/>
               <w:szCs w:val="24"/>
             </w:rPr>
             <w:fldChar w:fldCharType="end"/>
@@ -2202,28 +2234,28 @@
         </w:p>
         <w:p>
           <w:pPr>
-            <w:pStyle w:val="TOC1"/>
+            <w:pStyle w:val="16"/>
             <w:tabs>
               <w:tab w:val="right" w:leader="dot" w:pos="8306"/>
             </w:tabs>
           </w:pPr>
           <w:r>
             <w:rPr>
-              <w:rFonts w:ascii="宋体" w:eastAsia="宋体" w:hAnsi="宋体" w:cs="宋体" w:hint="eastAsia"/>
+              <w:rFonts w:hint="eastAsia" w:ascii="宋体" w:hAnsi="宋体" w:eastAsia="宋体" w:cs="宋体"/>
               <w:szCs w:val="24"/>
             </w:rPr>
             <w:fldChar w:fldCharType="begin"/>
           </w:r>
           <w:r>
             <w:rPr>
-              <w:rFonts w:ascii="宋体" w:eastAsia="宋体" w:hAnsi="宋体" w:cs="宋体" w:hint="eastAsia"/>
+              <w:rFonts w:hint="eastAsia" w:ascii="宋体" w:hAnsi="宋体" w:eastAsia="宋体" w:cs="宋体"/>
               <w:szCs w:val="24"/>
             </w:rPr>
             <w:instrText xml:space="preserve"> HYPERLINK \l _Toc15762 </w:instrText>
           </w:r>
           <w:r>
             <w:rPr>
-              <w:rFonts w:ascii="宋体" w:eastAsia="宋体" w:hAnsi="宋体" w:cs="宋体" w:hint="eastAsia"/>
+              <w:rFonts w:hint="eastAsia" w:ascii="宋体" w:hAnsi="宋体" w:eastAsia="宋体" w:cs="宋体"/>
               <w:szCs w:val="24"/>
             </w:rPr>
             <w:fldChar w:fldCharType="separate"/>
@@ -2262,7 +2294,7 @@
           </w:r>
           <w:r>
             <w:rPr>
-              <w:rFonts w:ascii="宋体" w:eastAsia="宋体" w:hAnsi="宋体" w:cs="宋体" w:hint="eastAsia"/>
+              <w:rFonts w:hint="eastAsia" w:ascii="宋体" w:hAnsi="宋体" w:eastAsia="宋体" w:cs="宋体"/>
               <w:szCs w:val="24"/>
             </w:rPr>
             <w:fldChar w:fldCharType="end"/>
@@ -2270,28 +2302,28 @@
         </w:p>
         <w:p>
           <w:pPr>
-            <w:pStyle w:val="TOC2"/>
+            <w:pStyle w:val="17"/>
             <w:tabs>
               <w:tab w:val="right" w:leader="dot" w:pos="8306"/>
             </w:tabs>
           </w:pPr>
           <w:r>
             <w:rPr>
-              <w:rFonts w:ascii="宋体" w:eastAsia="宋体" w:hAnsi="宋体" w:cs="宋体" w:hint="eastAsia"/>
+              <w:rFonts w:hint="eastAsia" w:ascii="宋体" w:hAnsi="宋体" w:eastAsia="宋体" w:cs="宋体"/>
               <w:szCs w:val="24"/>
             </w:rPr>
             <w:fldChar w:fldCharType="begin"/>
           </w:r>
           <w:r>
             <w:rPr>
-              <w:rFonts w:ascii="宋体" w:eastAsia="宋体" w:hAnsi="宋体" w:cs="宋体" w:hint="eastAsia"/>
+              <w:rFonts w:hint="eastAsia" w:ascii="宋体" w:hAnsi="宋体" w:eastAsia="宋体" w:cs="宋体"/>
               <w:szCs w:val="24"/>
             </w:rPr>
             <w:instrText xml:space="preserve"> HYPERLINK \l _Toc4778 </w:instrText>
           </w:r>
           <w:r>
             <w:rPr>
-              <w:rFonts w:ascii="宋体" w:eastAsia="宋体" w:hAnsi="宋体" w:cs="宋体" w:hint="eastAsia"/>
+              <w:rFonts w:hint="eastAsia" w:ascii="宋体" w:hAnsi="宋体" w:eastAsia="宋体" w:cs="宋体"/>
               <w:szCs w:val="24"/>
             </w:rPr>
             <w:fldChar w:fldCharType="separate"/>
@@ -2330,7 +2362,7 @@
           </w:r>
           <w:r>
             <w:rPr>
-              <w:rFonts w:ascii="宋体" w:eastAsia="宋体" w:hAnsi="宋体" w:cs="宋体" w:hint="eastAsia"/>
+              <w:rFonts w:hint="eastAsia" w:ascii="宋体" w:hAnsi="宋体" w:eastAsia="宋体" w:cs="宋体"/>
               <w:szCs w:val="24"/>
             </w:rPr>
             <w:fldChar w:fldCharType="end"/>
@@ -2338,28 +2370,28 @@
         </w:p>
         <w:p>
           <w:pPr>
-            <w:pStyle w:val="TOC2"/>
+            <w:pStyle w:val="17"/>
             <w:tabs>
               <w:tab w:val="right" w:leader="dot" w:pos="8306"/>
             </w:tabs>
           </w:pPr>
           <w:r>
             <w:rPr>
-              <w:rFonts w:ascii="宋体" w:eastAsia="宋体" w:hAnsi="宋体" w:cs="宋体" w:hint="eastAsia"/>
+              <w:rFonts w:hint="eastAsia" w:ascii="宋体" w:hAnsi="宋体" w:eastAsia="宋体" w:cs="宋体"/>
               <w:szCs w:val="24"/>
             </w:rPr>
             <w:fldChar w:fldCharType="begin"/>
           </w:r>
           <w:r>
             <w:rPr>
-              <w:rFonts w:ascii="宋体" w:eastAsia="宋体" w:hAnsi="宋体" w:cs="宋体" w:hint="eastAsia"/>
+              <w:rFonts w:hint="eastAsia" w:ascii="宋体" w:hAnsi="宋体" w:eastAsia="宋体" w:cs="宋体"/>
               <w:szCs w:val="24"/>
             </w:rPr>
             <w:instrText xml:space="preserve"> HYPERLINK \l _Toc13865 </w:instrText>
           </w:r>
           <w:r>
             <w:rPr>
-              <w:rFonts w:ascii="宋体" w:eastAsia="宋体" w:hAnsi="宋体" w:cs="宋体" w:hint="eastAsia"/>
+              <w:rFonts w:hint="eastAsia" w:ascii="宋体" w:hAnsi="宋体" w:eastAsia="宋体" w:cs="宋体"/>
               <w:szCs w:val="24"/>
             </w:rPr>
             <w:fldChar w:fldCharType="separate"/>
@@ -2398,7 +2430,7 @@
           </w:r>
           <w:r>
             <w:rPr>
-              <w:rFonts w:ascii="宋体" w:eastAsia="宋体" w:hAnsi="宋体" w:cs="宋体" w:hint="eastAsia"/>
+              <w:rFonts w:hint="eastAsia" w:ascii="宋体" w:hAnsi="宋体" w:eastAsia="宋体" w:cs="宋体"/>
               <w:szCs w:val="24"/>
             </w:rPr>
             <w:fldChar w:fldCharType="end"/>
@@ -2406,28 +2438,28 @@
         </w:p>
         <w:p>
           <w:pPr>
-            <w:pStyle w:val="TOC2"/>
+            <w:pStyle w:val="17"/>
             <w:tabs>
               <w:tab w:val="right" w:leader="dot" w:pos="8306"/>
             </w:tabs>
           </w:pPr>
           <w:r>
             <w:rPr>
-              <w:rFonts w:ascii="宋体" w:eastAsia="宋体" w:hAnsi="宋体" w:cs="宋体" w:hint="eastAsia"/>
+              <w:rFonts w:hint="eastAsia" w:ascii="宋体" w:hAnsi="宋体" w:eastAsia="宋体" w:cs="宋体"/>
               <w:szCs w:val="24"/>
             </w:rPr>
             <w:fldChar w:fldCharType="begin"/>
           </w:r>
           <w:r>
             <w:rPr>
-              <w:rFonts w:ascii="宋体" w:eastAsia="宋体" w:hAnsi="宋体" w:cs="宋体" w:hint="eastAsia"/>
+              <w:rFonts w:hint="eastAsia" w:ascii="宋体" w:hAnsi="宋体" w:eastAsia="宋体" w:cs="宋体"/>
               <w:szCs w:val="24"/>
             </w:rPr>
             <w:instrText xml:space="preserve"> HYPERLINK \l _Toc2181 </w:instrText>
           </w:r>
           <w:r>
             <w:rPr>
-              <w:rFonts w:ascii="宋体" w:eastAsia="宋体" w:hAnsi="宋体" w:cs="宋体" w:hint="eastAsia"/>
+              <w:rFonts w:hint="eastAsia" w:ascii="宋体" w:hAnsi="宋体" w:eastAsia="宋体" w:cs="宋体"/>
               <w:szCs w:val="24"/>
             </w:rPr>
             <w:fldChar w:fldCharType="separate"/>
@@ -2466,7 +2498,7 @@
           </w:r>
           <w:r>
             <w:rPr>
-              <w:rFonts w:ascii="宋体" w:eastAsia="宋体" w:hAnsi="宋体" w:cs="宋体" w:hint="eastAsia"/>
+              <w:rFonts w:hint="eastAsia" w:ascii="宋体" w:hAnsi="宋体" w:eastAsia="宋体" w:cs="宋体"/>
               <w:szCs w:val="24"/>
             </w:rPr>
             <w:fldChar w:fldCharType="end"/>
@@ -2474,28 +2506,28 @@
         </w:p>
         <w:p>
           <w:pPr>
-            <w:pStyle w:val="TOC2"/>
+            <w:pStyle w:val="17"/>
             <w:tabs>
               <w:tab w:val="right" w:leader="dot" w:pos="8306"/>
             </w:tabs>
           </w:pPr>
           <w:r>
             <w:rPr>
-              <w:rFonts w:ascii="宋体" w:eastAsia="宋体" w:hAnsi="宋体" w:cs="宋体" w:hint="eastAsia"/>
+              <w:rFonts w:hint="eastAsia" w:ascii="宋体" w:hAnsi="宋体" w:eastAsia="宋体" w:cs="宋体"/>
               <w:szCs w:val="24"/>
             </w:rPr>
             <w:fldChar w:fldCharType="begin"/>
           </w:r>
           <w:r>
             <w:rPr>
-              <w:rFonts w:ascii="宋体" w:eastAsia="宋体" w:hAnsi="宋体" w:cs="宋体" w:hint="eastAsia"/>
+              <w:rFonts w:hint="eastAsia" w:ascii="宋体" w:hAnsi="宋体" w:eastAsia="宋体" w:cs="宋体"/>
               <w:szCs w:val="24"/>
             </w:rPr>
             <w:instrText xml:space="preserve"> HYPERLINK \l _Toc11104 </w:instrText>
           </w:r>
           <w:r>
             <w:rPr>
-              <w:rFonts w:ascii="宋体" w:eastAsia="宋体" w:hAnsi="宋体" w:cs="宋体" w:hint="eastAsia"/>
+              <w:rFonts w:hint="eastAsia" w:ascii="宋体" w:hAnsi="宋体" w:eastAsia="宋体" w:cs="宋体"/>
               <w:szCs w:val="24"/>
             </w:rPr>
             <w:fldChar w:fldCharType="separate"/>
@@ -2536,7 +2568,7 @@
           </w:r>
           <w:r>
             <w:rPr>
-              <w:rFonts w:ascii="宋体" w:eastAsia="宋体" w:hAnsi="宋体" w:cs="宋体" w:hint="eastAsia"/>
+              <w:rFonts w:hint="eastAsia" w:ascii="宋体" w:hAnsi="宋体" w:eastAsia="宋体" w:cs="宋体"/>
               <w:szCs w:val="24"/>
             </w:rPr>
             <w:fldChar w:fldCharType="end"/>
@@ -2544,28 +2576,28 @@
         </w:p>
         <w:p>
           <w:pPr>
-            <w:pStyle w:val="TOC2"/>
+            <w:pStyle w:val="17"/>
             <w:tabs>
               <w:tab w:val="right" w:leader="dot" w:pos="8306"/>
             </w:tabs>
           </w:pPr>
           <w:r>
             <w:rPr>
-              <w:rFonts w:ascii="宋体" w:eastAsia="宋体" w:hAnsi="宋体" w:cs="宋体" w:hint="eastAsia"/>
+              <w:rFonts w:hint="eastAsia" w:ascii="宋体" w:hAnsi="宋体" w:eastAsia="宋体" w:cs="宋体"/>
               <w:szCs w:val="24"/>
             </w:rPr>
             <w:fldChar w:fldCharType="begin"/>
           </w:r>
           <w:r>
             <w:rPr>
-              <w:rFonts w:ascii="宋体" w:eastAsia="宋体" w:hAnsi="宋体" w:cs="宋体" w:hint="eastAsia"/>
+              <w:rFonts w:hint="eastAsia" w:ascii="宋体" w:hAnsi="宋体" w:eastAsia="宋体" w:cs="宋体"/>
               <w:szCs w:val="24"/>
             </w:rPr>
             <w:instrText xml:space="preserve"> HYPERLINK \l _Toc17382 </w:instrText>
           </w:r>
           <w:r>
             <w:rPr>
-              <w:rFonts w:ascii="宋体" w:eastAsia="宋体" w:hAnsi="宋体" w:cs="宋体" w:hint="eastAsia"/>
+              <w:rFonts w:hint="eastAsia" w:ascii="宋体" w:hAnsi="宋体" w:eastAsia="宋体" w:cs="宋体"/>
               <w:szCs w:val="24"/>
             </w:rPr>
             <w:fldChar w:fldCharType="separate"/>
@@ -2599,7 +2631,7 @@
           </w:r>
           <w:r>
             <w:rPr>
-              <w:rFonts w:ascii="宋体" w:eastAsia="宋体" w:hAnsi="宋体" w:cs="宋体" w:hint="eastAsia"/>
+              <w:rFonts w:hint="eastAsia" w:ascii="宋体" w:hAnsi="宋体" w:eastAsia="宋体" w:cs="宋体"/>
               <w:szCs w:val="24"/>
             </w:rPr>
             <w:fldChar w:fldCharType="end"/>
@@ -2607,28 +2639,28 @@
         </w:p>
         <w:p>
           <w:pPr>
-            <w:pStyle w:val="TOC2"/>
+            <w:pStyle w:val="17"/>
             <w:tabs>
               <w:tab w:val="right" w:leader="dot" w:pos="8306"/>
             </w:tabs>
           </w:pPr>
           <w:r>
             <w:rPr>
-              <w:rFonts w:ascii="宋体" w:eastAsia="宋体" w:hAnsi="宋体" w:cs="宋体" w:hint="eastAsia"/>
+              <w:rFonts w:hint="eastAsia" w:ascii="宋体" w:hAnsi="宋体" w:eastAsia="宋体" w:cs="宋体"/>
               <w:szCs w:val="24"/>
             </w:rPr>
             <w:fldChar w:fldCharType="begin"/>
           </w:r>
           <w:r>
             <w:rPr>
-              <w:rFonts w:ascii="宋体" w:eastAsia="宋体" w:hAnsi="宋体" w:cs="宋体" w:hint="eastAsia"/>
+              <w:rFonts w:hint="eastAsia" w:ascii="宋体" w:hAnsi="宋体" w:eastAsia="宋体" w:cs="宋体"/>
               <w:szCs w:val="24"/>
             </w:rPr>
             <w:instrText xml:space="preserve"> HYPERLINK \l _Toc19227 </w:instrText>
           </w:r>
           <w:r>
             <w:rPr>
-              <w:rFonts w:ascii="宋体" w:eastAsia="宋体" w:hAnsi="宋体" w:cs="宋体" w:hint="eastAsia"/>
+              <w:rFonts w:hint="eastAsia" w:ascii="宋体" w:hAnsi="宋体" w:eastAsia="宋体" w:cs="宋体"/>
               <w:szCs w:val="24"/>
             </w:rPr>
             <w:fldChar w:fldCharType="separate"/>
@@ -2662,7 +2694,7 @@
           </w:r>
           <w:r>
             <w:rPr>
-              <w:rFonts w:ascii="宋体" w:eastAsia="宋体" w:hAnsi="宋体" w:cs="宋体" w:hint="eastAsia"/>
+              <w:rFonts w:hint="eastAsia" w:ascii="宋体" w:hAnsi="宋体" w:eastAsia="宋体" w:cs="宋体"/>
               <w:szCs w:val="24"/>
             </w:rPr>
             <w:fldChar w:fldCharType="end"/>
@@ -2670,28 +2702,28 @@
         </w:p>
         <w:p>
           <w:pPr>
-            <w:pStyle w:val="TOC2"/>
+            <w:pStyle w:val="17"/>
             <w:tabs>
               <w:tab w:val="right" w:leader="dot" w:pos="8306"/>
             </w:tabs>
           </w:pPr>
           <w:r>
             <w:rPr>
-              <w:rFonts w:ascii="宋体" w:eastAsia="宋体" w:hAnsi="宋体" w:cs="宋体" w:hint="eastAsia"/>
+              <w:rFonts w:hint="eastAsia" w:ascii="宋体" w:hAnsi="宋体" w:eastAsia="宋体" w:cs="宋体"/>
               <w:szCs w:val="24"/>
             </w:rPr>
             <w:fldChar w:fldCharType="begin"/>
           </w:r>
           <w:r>
             <w:rPr>
-              <w:rFonts w:ascii="宋体" w:eastAsia="宋体" w:hAnsi="宋体" w:cs="宋体" w:hint="eastAsia"/>
+              <w:rFonts w:hint="eastAsia" w:ascii="宋体" w:hAnsi="宋体" w:eastAsia="宋体" w:cs="宋体"/>
               <w:szCs w:val="24"/>
             </w:rPr>
             <w:instrText xml:space="preserve"> HYPERLINK \l _Toc1794 </w:instrText>
           </w:r>
           <w:r>
             <w:rPr>
-              <w:rFonts w:ascii="宋体" w:eastAsia="宋体" w:hAnsi="宋体" w:cs="宋体" w:hint="eastAsia"/>
+              <w:rFonts w:hint="eastAsia" w:ascii="宋体" w:hAnsi="宋体" w:eastAsia="宋体" w:cs="宋体"/>
               <w:szCs w:val="24"/>
             </w:rPr>
             <w:fldChar w:fldCharType="separate"/>
@@ -2725,7 +2757,7 @@
           </w:r>
           <w:r>
             <w:rPr>
-              <w:rFonts w:ascii="宋体" w:eastAsia="宋体" w:hAnsi="宋体" w:cs="宋体" w:hint="eastAsia"/>
+              <w:rFonts w:hint="eastAsia" w:ascii="宋体" w:hAnsi="宋体" w:eastAsia="宋体" w:cs="宋体"/>
               <w:szCs w:val="24"/>
             </w:rPr>
             <w:fldChar w:fldCharType="end"/>
@@ -2733,28 +2765,28 @@
         </w:p>
         <w:p>
           <w:pPr>
-            <w:pStyle w:val="TOC2"/>
+            <w:pStyle w:val="17"/>
             <w:tabs>
               <w:tab w:val="right" w:leader="dot" w:pos="8306"/>
             </w:tabs>
           </w:pPr>
           <w:r>
             <w:rPr>
-              <w:rFonts w:ascii="宋体" w:eastAsia="宋体" w:hAnsi="宋体" w:cs="宋体" w:hint="eastAsia"/>
+              <w:rFonts w:hint="eastAsia" w:ascii="宋体" w:hAnsi="宋体" w:eastAsia="宋体" w:cs="宋体"/>
               <w:szCs w:val="24"/>
             </w:rPr>
             <w:fldChar w:fldCharType="begin"/>
           </w:r>
           <w:r>
             <w:rPr>
-              <w:rFonts w:ascii="宋体" w:eastAsia="宋体" w:hAnsi="宋体" w:cs="宋体" w:hint="eastAsia"/>
+              <w:rFonts w:hint="eastAsia" w:ascii="宋体" w:hAnsi="宋体" w:eastAsia="宋体" w:cs="宋体"/>
               <w:szCs w:val="24"/>
             </w:rPr>
             <w:instrText xml:space="preserve"> HYPERLINK \l _Toc21035 </w:instrText>
           </w:r>
           <w:r>
             <w:rPr>
-              <w:rFonts w:ascii="宋体" w:eastAsia="宋体" w:hAnsi="宋体" w:cs="宋体" w:hint="eastAsia"/>
+              <w:rFonts w:hint="eastAsia" w:ascii="宋体" w:hAnsi="宋体" w:eastAsia="宋体" w:cs="宋体"/>
               <w:szCs w:val="24"/>
             </w:rPr>
             <w:fldChar w:fldCharType="separate"/>
@@ -2792,7 +2824,7 @@
           </w:r>
           <w:r>
             <w:rPr>
-              <w:rFonts w:ascii="宋体" w:eastAsia="宋体" w:hAnsi="宋体" w:cs="宋体" w:hint="eastAsia"/>
+              <w:rFonts w:hint="eastAsia" w:ascii="宋体" w:hAnsi="宋体" w:eastAsia="宋体" w:cs="宋体"/>
               <w:szCs w:val="24"/>
             </w:rPr>
             <w:fldChar w:fldCharType="end"/>
@@ -2800,28 +2832,28 @@
         </w:p>
         <w:p>
           <w:pPr>
-            <w:pStyle w:val="TOC2"/>
+            <w:pStyle w:val="17"/>
             <w:tabs>
               <w:tab w:val="right" w:leader="dot" w:pos="8306"/>
             </w:tabs>
           </w:pPr>
           <w:r>
             <w:rPr>
-              <w:rFonts w:ascii="宋体" w:eastAsia="宋体" w:hAnsi="宋体" w:cs="宋体" w:hint="eastAsia"/>
+              <w:rFonts w:hint="eastAsia" w:ascii="宋体" w:hAnsi="宋体" w:eastAsia="宋体" w:cs="宋体"/>
               <w:szCs w:val="24"/>
             </w:rPr>
             <w:fldChar w:fldCharType="begin"/>
           </w:r>
           <w:r>
             <w:rPr>
-              <w:rFonts w:ascii="宋体" w:eastAsia="宋体" w:hAnsi="宋体" w:cs="宋体" w:hint="eastAsia"/>
+              <w:rFonts w:hint="eastAsia" w:ascii="宋体" w:hAnsi="宋体" w:eastAsia="宋体" w:cs="宋体"/>
               <w:szCs w:val="24"/>
             </w:rPr>
             <w:instrText xml:space="preserve"> HYPERLINK \l _Toc22983 </w:instrText>
           </w:r>
           <w:r>
             <w:rPr>
-              <w:rFonts w:ascii="宋体" w:eastAsia="宋体" w:hAnsi="宋体" w:cs="宋体" w:hint="eastAsia"/>
+              <w:rFonts w:hint="eastAsia" w:ascii="宋体" w:hAnsi="宋体" w:eastAsia="宋体" w:cs="宋体"/>
               <w:szCs w:val="24"/>
             </w:rPr>
             <w:fldChar w:fldCharType="separate"/>
@@ -2860,7 +2892,7 @@
           </w:r>
           <w:r>
             <w:rPr>
-              <w:rFonts w:ascii="宋体" w:eastAsia="宋体" w:hAnsi="宋体" w:cs="宋体" w:hint="eastAsia"/>
+              <w:rFonts w:hint="eastAsia" w:ascii="宋体" w:hAnsi="宋体" w:eastAsia="宋体" w:cs="宋体"/>
               <w:szCs w:val="24"/>
             </w:rPr>
             <w:fldChar w:fldCharType="end"/>
@@ -2868,42 +2900,42 @@
         </w:p>
         <w:p>
           <w:pPr>
-            <w:pStyle w:val="TOC1"/>
+            <w:pStyle w:val="16"/>
             <w:tabs>
               <w:tab w:val="right" w:leader="dot" w:pos="8306"/>
             </w:tabs>
           </w:pPr>
           <w:r>
             <w:rPr>
-              <w:rFonts w:ascii="宋体" w:eastAsia="宋体" w:hAnsi="宋体" w:cs="宋体" w:hint="eastAsia"/>
+              <w:rFonts w:hint="eastAsia" w:ascii="宋体" w:hAnsi="宋体" w:eastAsia="宋体" w:cs="宋体"/>
               <w:szCs w:val="24"/>
             </w:rPr>
             <w:fldChar w:fldCharType="begin"/>
           </w:r>
           <w:r>
             <w:rPr>
-              <w:rFonts w:ascii="宋体" w:eastAsia="宋体" w:hAnsi="宋体" w:cs="宋体" w:hint="eastAsia"/>
+              <w:rFonts w:hint="eastAsia" w:ascii="宋体" w:hAnsi="宋体" w:eastAsia="宋体" w:cs="宋体"/>
               <w:szCs w:val="24"/>
             </w:rPr>
             <w:instrText xml:space="preserve"> HYPERLINK \l _Toc5790 </w:instrText>
           </w:r>
           <w:r>
             <w:rPr>
-              <w:rFonts w:ascii="宋体" w:eastAsia="宋体" w:hAnsi="宋体" w:cs="宋体" w:hint="eastAsia"/>
+              <w:rFonts w:hint="eastAsia" w:ascii="宋体" w:hAnsi="宋体" w:eastAsia="宋体" w:cs="宋体"/>
               <w:szCs w:val="24"/>
             </w:rPr>
             <w:fldChar w:fldCharType="separate"/>
           </w:r>
           <w:r>
             <w:rPr>
-              <w:rFonts w:eastAsia="宋体" w:hint="default"/>
+              <w:rFonts w:hint="default" w:eastAsia="宋体"/>
               <w:lang w:val="en-US" w:eastAsia="zh-CN"/>
             </w:rPr>
             <w:t xml:space="preserve">6. </w:t>
           </w:r>
           <w:r>
             <w:rPr>
-              <w:rFonts w:eastAsia="宋体" w:hint="eastAsia"/>
+              <w:rFonts w:hint="eastAsia" w:eastAsia="宋体"/>
               <w:lang w:val="en-US" w:eastAsia="zh-CN"/>
             </w:rPr>
             <w:t>附则</w:t>
@@ -2928,7 +2960,7 @@
           </w:r>
           <w:r>
             <w:rPr>
-              <w:rFonts w:ascii="宋体" w:eastAsia="宋体" w:hAnsi="宋体" w:cs="宋体" w:hint="eastAsia"/>
+              <w:rFonts w:hint="eastAsia" w:ascii="宋体" w:hAnsi="宋体" w:eastAsia="宋体" w:cs="宋体"/>
               <w:szCs w:val="24"/>
             </w:rPr>
             <w:fldChar w:fldCharType="end"/>
@@ -2936,28 +2968,28 @@
         </w:p>
         <w:p>
           <w:pPr>
-            <w:pStyle w:val="TOC1"/>
+            <w:pStyle w:val="16"/>
             <w:tabs>
               <w:tab w:val="right" w:leader="dot" w:pos="8306"/>
             </w:tabs>
           </w:pPr>
           <w:r>
             <w:rPr>
-              <w:rFonts w:ascii="宋体" w:eastAsia="宋体" w:hAnsi="宋体" w:cs="宋体" w:hint="eastAsia"/>
+              <w:rFonts w:hint="eastAsia" w:ascii="宋体" w:hAnsi="宋体" w:eastAsia="宋体" w:cs="宋体"/>
               <w:szCs w:val="24"/>
             </w:rPr>
             <w:fldChar w:fldCharType="begin"/>
           </w:r>
           <w:r>
             <w:rPr>
-              <w:rFonts w:ascii="宋体" w:eastAsia="宋体" w:hAnsi="宋体" w:cs="宋体" w:hint="eastAsia"/>
+              <w:rFonts w:hint="eastAsia" w:ascii="宋体" w:hAnsi="宋体" w:eastAsia="宋体" w:cs="宋体"/>
               <w:szCs w:val="24"/>
             </w:rPr>
             <w:instrText xml:space="preserve"> HYPERLINK \l _Toc30791 </w:instrText>
           </w:r>
           <w:r>
             <w:rPr>
-              <w:rFonts w:ascii="宋体" w:eastAsia="宋体" w:hAnsi="宋体" w:cs="宋体" w:hint="eastAsia"/>
+              <w:rFonts w:hint="eastAsia" w:ascii="宋体" w:hAnsi="宋体" w:eastAsia="宋体" w:cs="宋体"/>
               <w:szCs w:val="24"/>
             </w:rPr>
             <w:fldChar w:fldCharType="separate"/>
@@ -2996,7 +3028,7 @@
           </w:r>
           <w:r>
             <w:rPr>
-              <w:rFonts w:ascii="宋体" w:eastAsia="宋体" w:hAnsi="宋体" w:cs="宋体" w:hint="eastAsia"/>
+              <w:rFonts w:hint="eastAsia" w:ascii="宋体" w:hAnsi="宋体" w:eastAsia="宋体" w:cs="宋体"/>
               <w:szCs w:val="24"/>
             </w:rPr>
             <w:fldChar w:fldCharType="end"/>
@@ -3004,28 +3036,28 @@
         </w:p>
         <w:p>
           <w:pPr>
-            <w:pStyle w:val="TOC1"/>
+            <w:pStyle w:val="16"/>
             <w:tabs>
               <w:tab w:val="right" w:leader="dot" w:pos="8306"/>
             </w:tabs>
           </w:pPr>
           <w:r>
             <w:rPr>
-              <w:rFonts w:ascii="宋体" w:eastAsia="宋体" w:hAnsi="宋体" w:cs="宋体" w:hint="eastAsia"/>
+              <w:rFonts w:hint="eastAsia" w:ascii="宋体" w:hAnsi="宋体" w:eastAsia="宋体" w:cs="宋体"/>
               <w:szCs w:val="24"/>
             </w:rPr>
             <w:fldChar w:fldCharType="begin"/>
           </w:r>
           <w:r>
             <w:rPr>
-              <w:rFonts w:ascii="宋体" w:eastAsia="宋体" w:hAnsi="宋体" w:cs="宋体" w:hint="eastAsia"/>
+              <w:rFonts w:hint="eastAsia" w:ascii="宋体" w:hAnsi="宋体" w:eastAsia="宋体" w:cs="宋体"/>
               <w:szCs w:val="24"/>
             </w:rPr>
             <w:instrText xml:space="preserve"> HYPERLINK \l _Toc4398 </w:instrText>
           </w:r>
           <w:r>
             <w:rPr>
-              <w:rFonts w:ascii="宋体" w:eastAsia="宋体" w:hAnsi="宋体" w:cs="宋体" w:hint="eastAsia"/>
+              <w:rFonts w:hint="eastAsia" w:ascii="宋体" w:hAnsi="宋体" w:eastAsia="宋体" w:cs="宋体"/>
               <w:szCs w:val="24"/>
             </w:rPr>
             <w:fldChar w:fldCharType="separate"/>
@@ -3064,7 +3096,7 @@
           </w:r>
           <w:r>
             <w:rPr>
-              <w:rFonts w:ascii="宋体" w:eastAsia="宋体" w:hAnsi="宋体" w:cs="宋体" w:hint="eastAsia"/>
+              <w:rFonts w:hint="eastAsia" w:ascii="宋体" w:hAnsi="宋体" w:eastAsia="宋体" w:cs="宋体"/>
               <w:szCs w:val="24"/>
             </w:rPr>
             <w:fldChar w:fldCharType="end"/>
@@ -3079,7 +3111,7 @@
             <w:overflowPunct/>
             <w:bidi w:val="0"/>
             <w:rPr>
-              <w:rFonts w:ascii="宋体" w:eastAsia="宋体" w:hAnsi="宋体" w:cs="宋体" w:hint="eastAsia"/>
+              <w:rFonts w:hint="eastAsia" w:ascii="宋体" w:hAnsi="宋体" w:eastAsia="宋体" w:cs="宋体"/>
               <w:snapToGrid w:val="0"/>
               <w:color w:val="000000"/>
               <w:kern w:val="0"/>
@@ -3090,7 +3122,7 @@
           </w:pPr>
           <w:r>
             <w:rPr>
-              <w:rFonts w:ascii="宋体" w:eastAsia="宋体" w:hAnsi="宋体" w:cs="宋体" w:hint="eastAsia"/>
+              <w:rFonts w:hint="eastAsia" w:ascii="宋体" w:hAnsi="宋体" w:eastAsia="宋体" w:cs="宋体"/>
               <w:szCs w:val="24"/>
             </w:rPr>
             <w:fldChar w:fldCharType="end"/>
@@ -3107,7 +3139,7 @@
         <w:overflowPunct/>
         <w:bidi w:val="0"/>
         <w:rPr>
-          <w:rFonts w:ascii="Arial" w:eastAsia="Arial" w:hAnsi="Arial" w:cs="Arial"/>
+          <w:rFonts w:ascii="Arial" w:hAnsi="Arial" w:eastAsia="Arial" w:cs="Arial"/>
           <w:snapToGrid w:val="0"/>
           <w:color w:val="000000"/>
           <w:kern w:val="0"/>
@@ -3118,7 +3150,7 @@
       </w:pPr>
       <w:r>
         <w:rPr>
-          <w:rFonts w:ascii="Arial" w:eastAsia="Arial" w:hAnsi="Arial" w:cs="Arial"/>
+          <w:rFonts w:ascii="Arial" w:hAnsi="Arial" w:eastAsia="Arial" w:cs="Arial"/>
           <w:snapToGrid w:val="0"/>
           <w:color w:val="000000"/>
           <w:kern w:val="0"/>
@@ -3131,79 +3163,79 @@
     </w:p>
     <w:p>
       <w:pPr>
-        <w:pStyle w:val="1"/>
-        <w:keepLines w:val="0"/>
-        <w:pageBreakBefore w:val="0"/>
-        <w:widowControl w:val="0"/>
-        <w:wordWrap/>
-        <w:overflowPunct/>
-        <w:bidi w:val="0"/>
-      </w:pPr>
-      <w:bookmarkStart w:id="3" w:name="_Toc1063"/>
+        <w:pStyle w:val="28"/>
+        <w:keepLines w:val="0"/>
+        <w:pageBreakBefore w:val="0"/>
+        <w:widowControl w:val="0"/>
+        <w:wordWrap/>
+        <w:overflowPunct/>
+        <w:bidi w:val="0"/>
+      </w:pPr>
+      <w:bookmarkStart w:id="2" w:name="_Toc1063"/>
       <w:r>
         <w:t>目的</w:t>
       </w:r>
+      <w:bookmarkEnd w:id="2"/>
+    </w:p>
+    <w:p>
+      <w:pPr>
+        <w:pStyle w:val="29"/>
+        <w:keepLines w:val="0"/>
+        <w:pageBreakBefore w:val="0"/>
+        <w:widowControl w:val="0"/>
+        <w:wordWrap/>
+        <w:overflowPunct/>
+        <w:bidi w:val="0"/>
+        <w:rPr>
+          <w:rFonts w:hint="default" w:eastAsia="宋体"/>
+          <w:lang w:val="en-US" w:eastAsia="zh-CN"/>
+        </w:rPr>
+      </w:pPr>
+      <w:r>
+        <w:t>为规范公司服务知识管理，推进知识成果共享，进一步提升公司服务知识管理水平，确保公司智力资产得到有效积累与传递</w:t>
+      </w:r>
+      <w:r>
+        <w:rPr>
+          <w:rFonts w:hint="eastAsia"/>
+          <w:lang w:eastAsia="zh-CN"/>
+        </w:rPr>
+        <w:t>，</w:t>
+      </w:r>
+      <w:r>
+        <w:rPr>
+          <w:rFonts w:hint="eastAsia"/>
+          <w:lang w:val="en-US" w:eastAsia="zh-CN"/>
+        </w:rPr>
+        <w:t>特制定此制度。</w:t>
+      </w:r>
+    </w:p>
+    <w:p>
+      <w:pPr>
+        <w:pStyle w:val="28"/>
+        <w:keepLines w:val="0"/>
+        <w:pageBreakBefore w:val="0"/>
+        <w:widowControl w:val="0"/>
+        <w:wordWrap/>
+        <w:overflowPunct/>
+        <w:bidi w:val="0"/>
+        <w:rPr>
+          <w:rFonts w:hint="eastAsia"/>
+          <w:lang w:val="en-US" w:eastAsia="zh-CN"/>
+        </w:rPr>
+      </w:pPr>
+      <w:bookmarkStart w:id="3" w:name="_Toc13344"/>
+      <w:r>
+        <w:rPr>
+          <w:rFonts w:hint="eastAsia"/>
+          <w:lang w:val="en-US" w:eastAsia="zh-CN"/>
+        </w:rPr>
+        <w:t>原则</w:t>
+      </w:r>
       <w:bookmarkEnd w:id="3"/>
     </w:p>
     <w:p>
       <w:pPr>
-        <w:pStyle w:val="a1"/>
-        <w:keepLines w:val="0"/>
-        <w:pageBreakBefore w:val="0"/>
-        <w:widowControl w:val="0"/>
-        <w:wordWrap/>
-        <w:overflowPunct/>
-        <w:bidi w:val="0"/>
-        <w:rPr>
-          <w:rFonts w:eastAsia="宋体" w:hint="default"/>
-          <w:lang w:val="en-US" w:eastAsia="zh-CN"/>
-        </w:rPr>
-      </w:pPr>
-      <w:r>
-        <w:t>为规范公司服务知识管理，推进知识成果共享，进一步提升公司服务知识管理水平，确保公司智力资产得到有效积累与传递</w:t>
-      </w:r>
-      <w:r>
-        <w:rPr>
-          <w:rFonts w:hint="eastAsia"/>
-          <w:lang w:eastAsia="zh-CN"/>
-        </w:rPr>
-        <w:t>，</w:t>
-      </w:r>
-      <w:r>
-        <w:rPr>
-          <w:rFonts w:hint="eastAsia"/>
-          <w:lang w:val="en-US" w:eastAsia="zh-CN"/>
-        </w:rPr>
-        <w:t>特制定此制度。</w:t>
-      </w:r>
-    </w:p>
-    <w:p>
-      <w:pPr>
-        <w:pStyle w:val="1"/>
-        <w:keepLines w:val="0"/>
-        <w:pageBreakBefore w:val="0"/>
-        <w:widowControl w:val="0"/>
-        <w:wordWrap/>
-        <w:overflowPunct/>
-        <w:bidi w:val="0"/>
-        <w:rPr>
-          <w:rFonts w:hint="eastAsia"/>
-          <w:lang w:val="en-US" w:eastAsia="zh-CN"/>
-        </w:rPr>
-      </w:pPr>
-      <w:bookmarkStart w:id="4" w:name="_Toc13344"/>
-      <w:r>
-        <w:rPr>
-          <w:rFonts w:hint="eastAsia"/>
-          <w:lang w:val="en-US" w:eastAsia="zh-CN"/>
-        </w:rPr>
-        <w:t>原则</w:t>
-      </w:r>
-      <w:bookmarkEnd w:id="4"/>
-    </w:p>
-    <w:p>
-      <w:pPr>
-        <w:pStyle w:val="a1"/>
+        <w:pStyle w:val="29"/>
         <w:keepLines w:val="0"/>
         <w:pageBreakBefore w:val="0"/>
         <w:widowControl w:val="0"/>
@@ -3214,7 +3246,7 @@
         <w:wordWrap/>
         <w:overflowPunct/>
         <w:bidi w:val="0"/>
-        <w:ind w:left="425" w:hanging="425" w:leftChars="0" w:firstLineChars="0"/>
+        <w:ind w:left="425" w:leftChars="0" w:hanging="425" w:firstLineChars="0"/>
         <w:rPr>
           <w:rFonts w:hint="eastAsia"/>
           <w:lang w:val="en-US" w:eastAsia="zh-CN"/>
@@ -3230,7 +3262,7 @@
     </w:p>
     <w:p>
       <w:pPr>
-        <w:pStyle w:val="a1"/>
+        <w:pStyle w:val="29"/>
         <w:keepLines w:val="0"/>
         <w:pageBreakBefore w:val="0"/>
         <w:widowControl w:val="0"/>
@@ -3252,7 +3284,7 @@
     </w:p>
     <w:p>
       <w:pPr>
-        <w:pStyle w:val="a1"/>
+        <w:pStyle w:val="29"/>
         <w:keepLines w:val="0"/>
         <w:pageBreakBefore w:val="0"/>
         <w:widowControl w:val="0"/>
@@ -3263,7 +3295,7 @@
         <w:wordWrap/>
         <w:overflowPunct/>
         <w:bidi w:val="0"/>
-        <w:ind w:left="425" w:hanging="425" w:leftChars="0" w:firstLineChars="0"/>
+        <w:ind w:left="425" w:leftChars="0" w:hanging="425" w:firstLineChars="0"/>
         <w:rPr>
           <w:rFonts w:hint="eastAsia"/>
           <w:lang w:val="en-US" w:eastAsia="zh-CN"/>
@@ -3279,7 +3311,7 @@
     </w:p>
     <w:p>
       <w:pPr>
-        <w:pStyle w:val="a1"/>
+        <w:pStyle w:val="29"/>
         <w:keepLines w:val="0"/>
         <w:pageBreakBefore w:val="0"/>
         <w:widowControl w:val="0"/>
@@ -3301,7 +3333,7 @@
     </w:p>
     <w:p>
       <w:pPr>
-        <w:pStyle w:val="a1"/>
+        <w:pStyle w:val="29"/>
         <w:keepLines w:val="0"/>
         <w:pageBreakBefore w:val="0"/>
         <w:widowControl w:val="0"/>
@@ -3312,7 +3344,7 @@
         <w:wordWrap/>
         <w:overflowPunct/>
         <w:bidi w:val="0"/>
-        <w:ind w:left="425" w:hanging="425" w:leftChars="0" w:firstLineChars="0"/>
+        <w:ind w:left="425" w:leftChars="0" w:hanging="425" w:firstLineChars="0"/>
         <w:rPr>
           <w:rFonts w:hint="eastAsia"/>
           <w:lang w:val="en-US" w:eastAsia="zh-CN"/>
@@ -3328,7 +3360,7 @@
     </w:p>
     <w:p>
       <w:pPr>
-        <w:pStyle w:val="a1"/>
+        <w:pStyle w:val="29"/>
         <w:keepLines w:val="0"/>
         <w:pageBreakBefore w:val="0"/>
         <w:widowControl w:val="0"/>
@@ -3350,7 +3382,7 @@
     </w:p>
     <w:p>
       <w:pPr>
-        <w:pStyle w:val="a1"/>
+        <w:pStyle w:val="29"/>
         <w:keepLines w:val="0"/>
         <w:pageBreakBefore w:val="0"/>
         <w:widowControl w:val="0"/>
@@ -3361,7 +3393,7 @@
         <w:wordWrap/>
         <w:overflowPunct/>
         <w:bidi w:val="0"/>
-        <w:ind w:left="425" w:hanging="425" w:leftChars="0" w:firstLineChars="0"/>
+        <w:ind w:left="425" w:leftChars="0" w:hanging="425" w:firstLineChars="0"/>
         <w:rPr>
           <w:rFonts w:hint="eastAsia"/>
           <w:lang w:val="en-US" w:eastAsia="zh-CN"/>
@@ -3377,7 +3409,7 @@
     </w:p>
     <w:p>
       <w:pPr>
-        <w:pStyle w:val="a1"/>
+        <w:pStyle w:val="29"/>
         <w:keepLines w:val="0"/>
         <w:pageBreakBefore w:val="0"/>
         <w:widowControl w:val="0"/>
@@ -3399,7 +3431,7 @@
     </w:p>
     <w:p>
       <w:pPr>
-        <w:pStyle w:val="a1"/>
+        <w:pStyle w:val="29"/>
         <w:keepLines w:val="0"/>
         <w:pageBreakBefore w:val="0"/>
         <w:widowControl w:val="0"/>
@@ -3410,7 +3442,7 @@
         <w:wordWrap/>
         <w:overflowPunct/>
         <w:bidi w:val="0"/>
-        <w:ind w:left="425" w:hanging="425" w:leftChars="0" w:firstLineChars="0"/>
+        <w:ind w:left="425" w:leftChars="0" w:hanging="425" w:firstLineChars="0"/>
         <w:rPr>
           <w:rFonts w:hint="eastAsia"/>
           <w:lang w:val="en-US" w:eastAsia="zh-CN"/>
@@ -3426,7 +3458,7 @@
     </w:p>
     <w:p>
       <w:pPr>
-        <w:pStyle w:val="a1"/>
+        <w:pStyle w:val="29"/>
         <w:keepLines w:val="0"/>
         <w:pageBreakBefore w:val="0"/>
         <w:widowControl w:val="0"/>
@@ -3448,15 +3480,15 @@
     </w:p>
     <w:p>
       <w:pPr>
-        <w:pStyle w:val="1"/>
-        <w:keepLines w:val="0"/>
-        <w:pageBreakBefore w:val="0"/>
-        <w:widowControl w:val="0"/>
-        <w:wordWrap/>
-        <w:overflowPunct/>
-        <w:bidi w:val="0"/>
-      </w:pPr>
-      <w:bookmarkStart w:id="5" w:name="_Toc20297"/>
+        <w:pStyle w:val="28"/>
+        <w:keepLines w:val="0"/>
+        <w:pageBreakBefore w:val="0"/>
+        <w:widowControl w:val="0"/>
+        <w:wordWrap/>
+        <w:overflowPunct/>
+        <w:bidi w:val="0"/>
+      </w:pPr>
+      <w:bookmarkStart w:id="4" w:name="_Toc20297"/>
       <w:r>
         <w:rPr>
           <w:rFonts w:hint="eastAsia"/>
@@ -3467,53 +3499,53 @@
       <w:r>
         <w:t>范围</w:t>
       </w:r>
+      <w:bookmarkEnd w:id="4"/>
+    </w:p>
+    <w:p>
+      <w:pPr>
+        <w:pStyle w:val="29"/>
+        <w:keepLines w:val="0"/>
+        <w:pageBreakBefore w:val="0"/>
+        <w:widowControl w:val="0"/>
+        <w:wordWrap/>
+        <w:overflowPunct/>
+        <w:bidi w:val="0"/>
+        <w:rPr>
+          <w:rFonts w:hint="eastAsia"/>
+          <w:lang w:val="en-US" w:eastAsia="zh-CN"/>
+        </w:rPr>
+      </w:pPr>
+      <w:r>
+        <w:t>本制度适用于公司内部运维相关部门运维服务知识的交流和共享的管理。</w:t>
+      </w:r>
+    </w:p>
+    <w:p>
+      <w:pPr>
+        <w:pStyle w:val="28"/>
+        <w:keepLines w:val="0"/>
+        <w:pageBreakBefore w:val="0"/>
+        <w:widowControl w:val="0"/>
+        <w:wordWrap/>
+        <w:overflowPunct/>
+        <w:bidi w:val="0"/>
+        <w:rPr>
+          <w:rFonts w:hint="default"/>
+          <w:lang w:val="en-US" w:eastAsia="zh-CN"/>
+        </w:rPr>
+      </w:pPr>
+      <w:bookmarkStart w:id="5" w:name="_Toc11584"/>
+      <w:r>
+        <w:rPr>
+          <w:rFonts w:hint="eastAsia"/>
+          <w:lang w:val="en-US" w:eastAsia="zh-CN"/>
+        </w:rPr>
+        <w:t>岗位职责</w:t>
+      </w:r>
       <w:bookmarkEnd w:id="5"/>
     </w:p>
     <w:p>
       <w:pPr>
-        <w:pStyle w:val="a1"/>
-        <w:keepLines w:val="0"/>
-        <w:pageBreakBefore w:val="0"/>
-        <w:widowControl w:val="0"/>
-        <w:wordWrap/>
-        <w:overflowPunct/>
-        <w:bidi w:val="0"/>
-        <w:rPr>
-          <w:rFonts w:hint="eastAsia"/>
-          <w:lang w:val="en-US" w:eastAsia="zh-CN"/>
-        </w:rPr>
-      </w:pPr>
-      <w:r>
-        <w:t>本制度适用于公司内部运维相关部门运维服务知识的交流和共享的管理。</w:t>
-      </w:r>
-    </w:p>
-    <w:p>
-      <w:pPr>
-        <w:pStyle w:val="1"/>
-        <w:keepLines w:val="0"/>
-        <w:pageBreakBefore w:val="0"/>
-        <w:widowControl w:val="0"/>
-        <w:wordWrap/>
-        <w:overflowPunct/>
-        <w:bidi w:val="0"/>
-        <w:rPr>
-          <w:rFonts w:hint="default"/>
-          <w:lang w:val="en-US" w:eastAsia="zh-CN"/>
-        </w:rPr>
-      </w:pPr>
-      <w:bookmarkStart w:id="6" w:name="_Toc11584"/>
-      <w:r>
-        <w:rPr>
-          <w:rFonts w:hint="eastAsia"/>
-          <w:lang w:val="en-US" w:eastAsia="zh-CN"/>
-        </w:rPr>
-        <w:t>岗位职责</w:t>
-      </w:r>
-      <w:bookmarkEnd w:id="6"/>
-    </w:p>
-    <w:p>
-      <w:pPr>
-        <w:pStyle w:val="2"/>
+        <w:pStyle w:val="30"/>
         <w:keepLines w:val="0"/>
         <w:pageBreakBefore w:val="0"/>
         <w:widowControl w:val="0"/>
@@ -3528,7 +3560,7 @@
           <w:lang w:val="en-US" w:eastAsia="zh-CN"/>
         </w:rPr>
       </w:pPr>
-      <w:bookmarkStart w:id="7" w:name="_Toc13044"/>
+      <w:bookmarkStart w:id="6" w:name="_Toc13044"/>
       <w:r>
         <w:rPr>
           <w:rFonts w:hint="eastAsia"/>
@@ -3536,7 +3568,7 @@
         </w:rPr>
         <w:t>服务知识经理</w:t>
       </w:r>
-      <w:bookmarkEnd w:id="7"/>
+      <w:bookmarkEnd w:id="6"/>
       <w:r>
         <w:rPr>
           <w:rFonts w:hint="eastAsia"/>
@@ -3547,7 +3579,7 @@
     </w:p>
     <w:p>
       <w:pPr>
-        <w:pStyle w:val="a1"/>
+        <w:pStyle w:val="29"/>
         <w:keepLines w:val="0"/>
         <w:pageBreakBefore w:val="0"/>
         <w:widowControl w:val="0"/>
@@ -3558,7 +3590,7 @@
         <w:wordWrap/>
         <w:overflowPunct/>
         <w:bidi w:val="0"/>
-        <w:ind w:left="425" w:hanging="425" w:leftChars="0" w:firstLineChars="0"/>
+        <w:ind w:left="425" w:leftChars="0" w:hanging="425" w:firstLineChars="0"/>
         <w:rPr>
           <w:rFonts w:hint="eastAsia"/>
           <w:lang w:val="en-US" w:eastAsia="zh-CN"/>
@@ -3574,7 +3606,7 @@
     </w:p>
     <w:p>
       <w:pPr>
-        <w:pStyle w:val="a1"/>
+        <w:pStyle w:val="29"/>
         <w:keepLines w:val="0"/>
         <w:pageBreakBefore w:val="0"/>
         <w:widowControl w:val="0"/>
@@ -3585,7 +3617,7 @@
         <w:wordWrap/>
         <w:overflowPunct/>
         <w:bidi w:val="0"/>
-        <w:ind w:left="425" w:hanging="425" w:leftChars="0" w:firstLineChars="0"/>
+        <w:ind w:left="425" w:leftChars="0" w:hanging="425" w:firstLineChars="0"/>
         <w:rPr>
           <w:rFonts w:hint="eastAsia"/>
           <w:lang w:val="en-US" w:eastAsia="zh-CN"/>
@@ -3601,7 +3633,7 @@
     </w:p>
     <w:p>
       <w:pPr>
-        <w:pStyle w:val="a1"/>
+        <w:pStyle w:val="29"/>
         <w:keepLines w:val="0"/>
         <w:pageBreakBefore w:val="0"/>
         <w:widowControl w:val="0"/>
@@ -3612,7 +3644,7 @@
         <w:wordWrap/>
         <w:overflowPunct/>
         <w:bidi w:val="0"/>
-        <w:ind w:left="425" w:hanging="425" w:leftChars="0" w:firstLineChars="0"/>
+        <w:ind w:left="425" w:leftChars="0" w:hanging="425" w:firstLineChars="0"/>
         <w:rPr>
           <w:rFonts w:hint="eastAsia"/>
           <w:lang w:val="en-US" w:eastAsia="zh-CN"/>
@@ -3628,7 +3660,7 @@
     </w:p>
     <w:p>
       <w:pPr>
-        <w:pStyle w:val="a1"/>
+        <w:pStyle w:val="29"/>
         <w:keepLines w:val="0"/>
         <w:pageBreakBefore w:val="0"/>
         <w:widowControl w:val="0"/>
@@ -3639,7 +3671,7 @@
         <w:wordWrap/>
         <w:overflowPunct/>
         <w:bidi w:val="0"/>
-        <w:ind w:left="425" w:hanging="425" w:leftChars="0" w:firstLineChars="0"/>
+        <w:ind w:left="425" w:leftChars="0" w:hanging="425" w:firstLineChars="0"/>
         <w:rPr>
           <w:rFonts w:hint="eastAsia"/>
           <w:lang w:val="en-US" w:eastAsia="zh-CN"/>
@@ -3655,7 +3687,7 @@
     </w:p>
     <w:p>
       <w:pPr>
-        <w:pStyle w:val="a1"/>
+        <w:pStyle w:val="29"/>
         <w:keepLines w:val="0"/>
         <w:pageBreakBefore w:val="0"/>
         <w:widowControl w:val="0"/>
@@ -3666,7 +3698,7 @@
         <w:wordWrap/>
         <w:overflowPunct/>
         <w:bidi w:val="0"/>
-        <w:ind w:left="425" w:hanging="425" w:leftChars="0" w:firstLineChars="0"/>
+        <w:ind w:left="425" w:leftChars="0" w:hanging="425" w:firstLineChars="0"/>
         <w:rPr>
           <w:rFonts w:hint="eastAsia"/>
           <w:lang w:val="en-US" w:eastAsia="zh-CN"/>
@@ -3682,7 +3714,7 @@
     </w:p>
     <w:p>
       <w:pPr>
-        <w:pStyle w:val="a1"/>
+        <w:pStyle w:val="29"/>
         <w:keepLines w:val="0"/>
         <w:pageBreakBefore w:val="0"/>
         <w:widowControl w:val="0"/>
@@ -3693,7 +3725,7 @@
         <w:wordWrap/>
         <w:overflowPunct/>
         <w:bidi w:val="0"/>
-        <w:ind w:left="425" w:hanging="425" w:leftChars="0" w:firstLineChars="0"/>
+        <w:ind w:left="425" w:leftChars="0" w:hanging="425" w:firstLineChars="0"/>
         <w:rPr>
           <w:rFonts w:hint="eastAsia"/>
           <w:lang w:val="en-US" w:eastAsia="zh-CN"/>
@@ -3709,7 +3741,7 @@
     </w:p>
     <w:p>
       <w:pPr>
-        <w:pStyle w:val="2"/>
+        <w:pStyle w:val="30"/>
         <w:keepLines w:val="0"/>
         <w:pageBreakBefore w:val="0"/>
         <w:widowControl w:val="0"/>
@@ -3721,7 +3753,7 @@
           <w:lang w:val="en-US" w:eastAsia="zh-CN"/>
         </w:rPr>
       </w:pPr>
-      <w:bookmarkStart w:id="8" w:name="_Toc31040"/>
+      <w:bookmarkStart w:id="7" w:name="_Toc31040"/>
       <w:r>
         <w:rPr>
           <w:rFonts w:hint="eastAsia"/>
@@ -3729,7 +3761,7 @@
         </w:rPr>
         <w:t>服务知识管理员</w:t>
       </w:r>
-      <w:bookmarkEnd w:id="8"/>
+      <w:bookmarkEnd w:id="7"/>
     </w:p>
     <w:p>
       <w:pPr>
@@ -3751,10 +3783,10 @@
         <w:adjustRightInd w:val="0"/>
         <w:snapToGrid w:val="0"/>
         <w:spacing w:line="360" w:lineRule="auto"/>
-        <w:ind w:left="425" w:hanging="425" w:leftChars="0" w:firstLineChars="0"/>
+        <w:ind w:left="425" w:leftChars="0" w:hanging="425" w:firstLineChars="0"/>
         <w:textAlignment w:val="baseline"/>
         <w:rPr>
-          <w:rFonts w:ascii="宋体" w:eastAsia="宋体" w:hAnsi="宋体" w:cs="宋体" w:hint="eastAsia"/>
+          <w:rFonts w:hint="eastAsia" w:ascii="宋体" w:hAnsi="宋体" w:eastAsia="宋体" w:cs="宋体"/>
           <w:spacing w:val="-1"/>
           <w:sz w:val="24"/>
           <w:szCs w:val="24"/>
@@ -3762,7 +3794,7 @@
       </w:pPr>
       <w:r>
         <w:rPr>
-          <w:rFonts w:ascii="宋体" w:eastAsia="宋体" w:hAnsi="宋体" w:cs="宋体" w:hint="eastAsia"/>
+          <w:rFonts w:hint="eastAsia" w:ascii="宋体" w:hAnsi="宋体" w:eastAsia="宋体" w:cs="宋体"/>
           <w:spacing w:val="-1"/>
           <w:sz w:val="24"/>
           <w:szCs w:val="24"/>
@@ -3790,10 +3822,10 @@
         <w:adjustRightInd w:val="0"/>
         <w:snapToGrid w:val="0"/>
         <w:spacing w:line="360" w:lineRule="auto"/>
-        <w:ind w:left="425" w:hanging="425" w:leftChars="0" w:firstLineChars="0"/>
+        <w:ind w:left="425" w:leftChars="0" w:hanging="425" w:firstLineChars="0"/>
         <w:textAlignment w:val="baseline"/>
         <w:rPr>
-          <w:rFonts w:ascii="宋体" w:eastAsia="宋体" w:hAnsi="宋体" w:cs="宋体" w:hint="eastAsia"/>
+          <w:rFonts w:hint="eastAsia" w:ascii="宋体" w:hAnsi="宋体" w:eastAsia="宋体" w:cs="宋体"/>
           <w:spacing w:val="-1"/>
           <w:sz w:val="24"/>
           <w:szCs w:val="24"/>
@@ -3801,7 +3833,7 @@
       </w:pPr>
       <w:r>
         <w:rPr>
-          <w:rFonts w:ascii="宋体" w:eastAsia="宋体" w:hAnsi="宋体" w:cs="宋体" w:hint="eastAsia"/>
+          <w:rFonts w:hint="eastAsia" w:ascii="宋体" w:hAnsi="宋体" w:eastAsia="宋体" w:cs="宋体"/>
           <w:spacing w:val="-1"/>
           <w:sz w:val="24"/>
           <w:szCs w:val="24"/>
@@ -3829,10 +3861,10 @@
         <w:adjustRightInd w:val="0"/>
         <w:snapToGrid w:val="0"/>
         <w:spacing w:line="360" w:lineRule="auto"/>
-        <w:ind w:left="425" w:hanging="425" w:leftChars="0" w:firstLineChars="0"/>
+        <w:ind w:left="425" w:leftChars="0" w:hanging="425" w:firstLineChars="0"/>
         <w:textAlignment w:val="baseline"/>
         <w:rPr>
-          <w:rFonts w:ascii="宋体" w:eastAsia="宋体" w:hAnsi="宋体" w:cs="宋体" w:hint="eastAsia"/>
+          <w:rFonts w:hint="eastAsia" w:ascii="宋体" w:hAnsi="宋体" w:eastAsia="宋体" w:cs="宋体"/>
           <w:spacing w:val="-1"/>
           <w:sz w:val="24"/>
           <w:szCs w:val="24"/>
@@ -3840,7 +3872,7 @@
       </w:pPr>
       <w:r>
         <w:rPr>
-          <w:rFonts w:ascii="宋体" w:eastAsia="宋体" w:hAnsi="宋体" w:cs="宋体" w:hint="eastAsia"/>
+          <w:rFonts w:hint="eastAsia" w:ascii="宋体" w:hAnsi="宋体" w:eastAsia="宋体" w:cs="宋体"/>
           <w:spacing w:val="-1"/>
           <w:sz w:val="24"/>
           <w:szCs w:val="24"/>
@@ -3868,10 +3900,10 @@
         <w:adjustRightInd w:val="0"/>
         <w:snapToGrid w:val="0"/>
         <w:spacing w:line="360" w:lineRule="auto"/>
-        <w:ind w:left="425" w:hanging="425" w:leftChars="0" w:firstLineChars="0"/>
+        <w:ind w:left="425" w:leftChars="0" w:hanging="425" w:firstLineChars="0"/>
         <w:textAlignment w:val="baseline"/>
         <w:rPr>
-          <w:rFonts w:ascii="宋体" w:eastAsia="宋体" w:hAnsi="宋体" w:cs="宋体"/>
+          <w:rFonts w:ascii="宋体" w:hAnsi="宋体" w:eastAsia="宋体" w:cs="宋体"/>
           <w:spacing w:val="-1"/>
           <w:sz w:val="24"/>
           <w:szCs w:val="24"/>
@@ -3879,7 +3911,7 @@
       </w:pPr>
       <w:r>
         <w:rPr>
-          <w:rFonts w:ascii="宋体" w:eastAsia="宋体" w:hAnsi="宋体" w:cs="宋体" w:hint="eastAsia"/>
+          <w:rFonts w:hint="eastAsia" w:ascii="宋体" w:hAnsi="宋体" w:eastAsia="宋体" w:cs="宋体"/>
           <w:spacing w:val="-1"/>
           <w:sz w:val="24"/>
           <w:szCs w:val="24"/>
@@ -3889,7 +3921,7 @@
     </w:p>
     <w:p>
       <w:pPr>
-        <w:pStyle w:val="1"/>
+        <w:pStyle w:val="28"/>
         <w:keepLines w:val="0"/>
         <w:pageBreakBefore w:val="0"/>
         <w:widowControl w:val="0"/>
@@ -3901,7 +3933,7 @@
           <w:lang w:val="en-US" w:eastAsia="zh-CN"/>
         </w:rPr>
       </w:pPr>
-      <w:bookmarkStart w:id="9" w:name="_Toc15762"/>
+      <w:bookmarkStart w:id="8" w:name="_Toc15762"/>
       <w:r>
         <w:rPr>
           <w:rFonts w:hint="eastAsia"/>
@@ -3909,35 +3941,35 @@
         </w:rPr>
         <w:t>服务知识生命周期管理</w:t>
       </w:r>
+      <w:bookmarkEnd w:id="8"/>
+    </w:p>
+    <w:p>
+      <w:pPr>
+        <w:pStyle w:val="30"/>
+        <w:keepLines w:val="0"/>
+        <w:pageBreakBefore w:val="0"/>
+        <w:widowControl w:val="0"/>
+        <w:wordWrap/>
+        <w:overflowPunct/>
+        <w:bidi w:val="0"/>
+        <w:rPr>
+          <w:rFonts w:hint="eastAsia"/>
+          <w:lang w:val="en-US" w:eastAsia="zh-CN"/>
+        </w:rPr>
+      </w:pPr>
+      <w:bookmarkStart w:id="9" w:name="_Toc4778"/>
+      <w:r>
+        <w:rPr>
+          <w:rFonts w:hint="eastAsia"/>
+          <w:lang w:val="en-US" w:eastAsia="zh-CN"/>
+        </w:rPr>
+        <w:t>服务知识分类</w:t>
+      </w:r>
       <w:bookmarkEnd w:id="9"/>
     </w:p>
     <w:p>
       <w:pPr>
-        <w:pStyle w:val="2"/>
-        <w:keepLines w:val="0"/>
-        <w:pageBreakBefore w:val="0"/>
-        <w:widowControl w:val="0"/>
-        <w:wordWrap/>
-        <w:overflowPunct/>
-        <w:bidi w:val="0"/>
-        <w:rPr>
-          <w:rFonts w:hint="eastAsia"/>
-          <w:lang w:val="en-US" w:eastAsia="zh-CN"/>
-        </w:rPr>
-      </w:pPr>
-      <w:bookmarkStart w:id="10" w:name="_Toc4778"/>
-      <w:r>
-        <w:rPr>
-          <w:rFonts w:hint="eastAsia"/>
-          <w:lang w:val="en-US" w:eastAsia="zh-CN"/>
-        </w:rPr>
-        <w:t>服务知识分类</w:t>
-      </w:r>
-      <w:bookmarkEnd w:id="10"/>
-    </w:p>
-    <w:p>
-      <w:pPr>
-        <w:pStyle w:val="a1"/>
+        <w:pStyle w:val="29"/>
         <w:bidi w:val="0"/>
         <w:rPr>
           <w:rFonts w:hint="eastAsia"/>
@@ -4075,16 +4107,16 @@
     </w:p>
     <w:tbl>
       <w:tblPr>
-        <w:tblStyle w:val="TableNormal0"/>
+        <w:tblStyle w:val="26"/>
         <w:tblW w:w="8666" w:type="dxa"/>
         <w:tblInd w:w="2" w:type="dxa"/>
         <w:tblBorders>
-          <w:top w:val="single" w:sz="2" w:space="0" w:color="000000"/>
-          <w:left w:val="single" w:sz="2" w:space="0" w:color="000000"/>
-          <w:bottom w:val="single" w:sz="2" w:space="0" w:color="000000"/>
-          <w:right w:val="single" w:sz="2" w:space="0" w:color="000000"/>
-          <w:insideH w:val="single" w:sz="2" w:space="0" w:color="000000"/>
-          <w:insideV w:val="single" w:sz="2" w:space="0" w:color="000000"/>
+          <w:top w:val="single" w:color="000000" w:sz="2" w:space="0"/>
+          <w:left w:val="single" w:color="000000" w:sz="2" w:space="0"/>
+          <w:bottom w:val="single" w:color="000000" w:sz="2" w:space="0"/>
+          <w:right w:val="single" w:color="000000" w:sz="2" w:space="0"/>
+          <w:insideH w:val="single" w:color="000000" w:sz="2" w:space="0"/>
+          <w:insideV w:val="single" w:color="000000" w:sz="2" w:space="0"/>
         </w:tblBorders>
         <w:tblLayout w:type="fixed"/>
         <w:tblCellMar>
@@ -4101,17 +4133,14 @@
       </w:tblGrid>
       <w:tr>
         <w:tblPrEx>
-          <w:tblW w:w="8666" w:type="dxa"/>
-          <w:tblInd w:w="2" w:type="dxa"/>
           <w:tblBorders>
-            <w:top w:val="single" w:sz="2" w:space="0" w:color="000000"/>
-            <w:left w:val="single" w:sz="2" w:space="0" w:color="000000"/>
-            <w:bottom w:val="single" w:sz="2" w:space="0" w:color="000000"/>
-            <w:right w:val="single" w:sz="2" w:space="0" w:color="000000"/>
-            <w:insideH w:val="single" w:sz="2" w:space="0" w:color="000000"/>
-            <w:insideV w:val="single" w:sz="2" w:space="0" w:color="000000"/>
+            <w:top w:val="single" w:color="000000" w:sz="2" w:space="0"/>
+            <w:left w:val="single" w:color="000000" w:sz="2" w:space="0"/>
+            <w:bottom w:val="single" w:color="000000" w:sz="2" w:space="0"/>
+            <w:right w:val="single" w:color="000000" w:sz="2" w:space="0"/>
+            <w:insideH w:val="single" w:color="000000" w:sz="2" w:space="0"/>
+            <w:insideV w:val="single" w:color="000000" w:sz="2" w:space="0"/>
           </w:tblBorders>
-          <w:tblLayout w:type="fixed"/>
           <w:tblCellMar>
             <w:top w:w="0" w:type="dxa"/>
             <w:left w:w="0" w:type="dxa"/>
@@ -4120,7 +4149,7 @@
           </w:tblCellMar>
         </w:tblPrEx>
         <w:trPr>
-          <w:trHeight w:val="476"/>
+          <w:trHeight w:val="476" w:hRule="atLeast"/>
         </w:trPr>
         <w:tc>
           <w:tcPr>
@@ -4137,14 +4166,14 @@
               <w:spacing w:before="117" w:line="221" w:lineRule="auto"/>
               <w:ind w:left="116"/>
               <w:rPr>
-                <w:rFonts w:ascii="宋体" w:eastAsia="宋体" w:hAnsi="宋体" w:cs="宋体"/>
+                <w:rFonts w:ascii="宋体" w:hAnsi="宋体" w:eastAsia="宋体" w:cs="宋体"/>
                 <w:sz w:val="24"/>
                 <w:szCs w:val="24"/>
               </w:rPr>
             </w:pPr>
             <w:r>
               <w:rPr>
-                <w:rFonts w:ascii="宋体" w:eastAsia="宋体" w:hAnsi="宋体" w:cs="宋体"/>
+                <w:rFonts w:ascii="宋体" w:hAnsi="宋体" w:eastAsia="宋体" w:cs="宋体"/>
                 <w:spacing w:val="-5"/>
                 <w:sz w:val="24"/>
                 <w:szCs w:val="24"/>
@@ -4168,14 +4197,14 @@
               <w:spacing w:before="118" w:line="219" w:lineRule="auto"/>
               <w:ind w:left="885"/>
               <w:rPr>
-                <w:rFonts w:ascii="宋体" w:eastAsia="宋体" w:hAnsi="宋体" w:cs="宋体"/>
+                <w:rFonts w:ascii="宋体" w:hAnsi="宋体" w:eastAsia="宋体" w:cs="宋体"/>
                 <w:sz w:val="24"/>
                 <w:szCs w:val="24"/>
               </w:rPr>
             </w:pPr>
             <w:r>
               <w:rPr>
-                <w:rFonts w:ascii="宋体" w:eastAsia="宋体" w:hAnsi="宋体" w:cs="宋体"/>
+                <w:rFonts w:ascii="宋体" w:hAnsi="宋体" w:eastAsia="宋体" w:cs="宋体"/>
                 <w:spacing w:val="-7"/>
                 <w:sz w:val="24"/>
                 <w:szCs w:val="24"/>
@@ -4199,14 +4228,14 @@
               <w:spacing w:before="118" w:line="219" w:lineRule="auto"/>
               <w:ind w:left="3065"/>
               <w:rPr>
-                <w:rFonts w:ascii="宋体" w:eastAsia="宋体" w:hAnsi="宋体" w:cs="宋体"/>
+                <w:rFonts w:ascii="宋体" w:hAnsi="宋体" w:eastAsia="宋体" w:cs="宋体"/>
                 <w:sz w:val="24"/>
                 <w:szCs w:val="24"/>
               </w:rPr>
             </w:pPr>
             <w:r>
               <w:rPr>
-                <w:rFonts w:ascii="宋体" w:eastAsia="宋体" w:hAnsi="宋体" w:cs="宋体"/>
+                <w:rFonts w:ascii="宋体" w:hAnsi="宋体" w:eastAsia="宋体" w:cs="宋体"/>
                 <w:spacing w:val="-8"/>
                 <w:sz w:val="24"/>
                 <w:szCs w:val="24"/>
@@ -4218,9 +4247,14 @@
       </w:tr>
       <w:tr>
         <w:tblPrEx>
-          <w:tblW w:w="8666" w:type="dxa"/>
-          <w:tblInd w:w="2" w:type="dxa"/>
-          <w:tblLayout w:type="fixed"/>
+          <w:tblBorders>
+            <w:top w:val="single" w:color="000000" w:sz="2" w:space="0"/>
+            <w:left w:val="single" w:color="000000" w:sz="2" w:space="0"/>
+            <w:bottom w:val="single" w:color="000000" w:sz="2" w:space="0"/>
+            <w:right w:val="single" w:color="000000" w:sz="2" w:space="0"/>
+            <w:insideH w:val="single" w:color="000000" w:sz="2" w:space="0"/>
+            <w:insideV w:val="single" w:color="000000" w:sz="2" w:space="0"/>
+          </w:tblBorders>
           <w:tblCellMar>
             <w:top w:w="0" w:type="dxa"/>
             <w:left w:w="0" w:type="dxa"/>
@@ -4229,7 +4263,7 @@
           </w:tblCellMar>
         </w:tblPrEx>
         <w:trPr>
-          <w:trHeight w:val="1468"/>
+          <w:trHeight w:val="1468" w:hRule="atLeast"/>
         </w:trPr>
         <w:tc>
           <w:tcPr>
@@ -4237,7 +4271,7 @@
           </w:tcPr>
           <w:p>
             <w:pPr>
-              <w:pStyle w:val="TableText"/>
+              <w:pStyle w:val="27"/>
               <w:keepLines w:val="0"/>
               <w:pageBreakBefore w:val="0"/>
               <w:widowControl w:val="0"/>
@@ -4249,7 +4283,7 @@
           </w:p>
           <w:p>
             <w:pPr>
-              <w:pStyle w:val="TableText"/>
+              <w:pStyle w:val="27"/>
               <w:keepLines w:val="0"/>
               <w:pageBreakBefore w:val="0"/>
               <w:widowControl w:val="0"/>
@@ -4270,14 +4304,14 @@
               <w:spacing w:before="78" w:line="241" w:lineRule="auto"/>
               <w:ind w:left="362"/>
               <w:rPr>
-                <w:rFonts w:ascii="宋体" w:eastAsia="宋体" w:hAnsi="宋体" w:cs="宋体"/>
+                <w:rFonts w:ascii="宋体" w:hAnsi="宋体" w:eastAsia="宋体" w:cs="宋体"/>
                 <w:sz w:val="24"/>
                 <w:szCs w:val="24"/>
               </w:rPr>
             </w:pPr>
             <w:r>
               <w:rPr>
-                <w:rFonts w:ascii="宋体" w:eastAsia="宋体" w:hAnsi="宋体" w:cs="宋体"/>
+                <w:rFonts w:ascii="宋体" w:hAnsi="宋体" w:eastAsia="宋体" w:cs="宋体"/>
                 <w:sz w:val="24"/>
                 <w:szCs w:val="24"/>
               </w:rPr>
@@ -4291,7 +4325,7 @@
           </w:tcPr>
           <w:p>
             <w:pPr>
-              <w:pStyle w:val="TableText"/>
+              <w:pStyle w:val="27"/>
               <w:keepLines w:val="0"/>
               <w:pageBreakBefore w:val="0"/>
               <w:widowControl w:val="0"/>
@@ -4303,7 +4337,7 @@
           </w:p>
           <w:p>
             <w:pPr>
-              <w:pStyle w:val="TableText"/>
+              <w:pStyle w:val="27"/>
               <w:keepLines w:val="0"/>
               <w:pageBreakBefore w:val="0"/>
               <w:widowControl w:val="0"/>
@@ -4324,14 +4358,14 @@
               <w:spacing w:before="78" w:line="219" w:lineRule="auto"/>
               <w:ind w:left="115"/>
               <w:rPr>
-                <w:rFonts w:ascii="宋体" w:eastAsia="宋体" w:hAnsi="宋体" w:cs="宋体"/>
+                <w:rFonts w:ascii="宋体" w:hAnsi="宋体" w:eastAsia="宋体" w:cs="宋体"/>
                 <w:sz w:val="24"/>
                 <w:szCs w:val="24"/>
               </w:rPr>
             </w:pPr>
             <w:r>
               <w:rPr>
-                <w:rFonts w:ascii="宋体" w:eastAsia="宋体" w:hAnsi="宋体" w:cs="宋体"/>
+                <w:rFonts w:ascii="宋体" w:hAnsi="宋体" w:eastAsia="宋体" w:cs="宋体"/>
                 <w:spacing w:val="-3"/>
                 <w:sz w:val="24"/>
                 <w:szCs w:val="24"/>
@@ -4346,7 +4380,7 @@
           </w:tcPr>
           <w:p>
             <w:pPr>
-              <w:pStyle w:val="TableText"/>
+              <w:pStyle w:val="27"/>
               <w:keepLines w:val="0"/>
               <w:pageBreakBefore w:val="0"/>
               <w:widowControl w:val="0"/>
@@ -4367,14 +4401,14 @@
               <w:spacing w:before="78" w:line="362" w:lineRule="auto"/>
               <w:ind w:left="1143" w:right="107" w:hanging="548"/>
               <w:rPr>
-                <w:rFonts w:ascii="宋体" w:eastAsia="宋体" w:hAnsi="宋体" w:cs="宋体"/>
+                <w:rFonts w:ascii="宋体" w:hAnsi="宋体" w:eastAsia="宋体" w:cs="宋体"/>
                 <w:sz w:val="24"/>
                 <w:szCs w:val="24"/>
               </w:rPr>
             </w:pPr>
             <w:r>
               <w:rPr>
-                <w:rFonts w:ascii="宋体" w:eastAsia="宋体" w:hAnsi="宋体" w:cs="宋体"/>
+                <w:rFonts w:ascii="宋体" w:hAnsi="宋体" w:eastAsia="宋体" w:cs="宋体"/>
                 <w:spacing w:val="-6"/>
                 <w:sz w:val="24"/>
                 <w:szCs w:val="24"/>
@@ -4383,7 +4417,7 @@
             </w:r>
             <w:r>
               <w:rPr>
-                <w:rFonts w:ascii="宋体" w:eastAsia="宋体" w:hAnsi="宋体" w:cs="宋体"/>
+                <w:rFonts w:ascii="宋体" w:hAnsi="宋体" w:eastAsia="宋体" w:cs="宋体"/>
                 <w:spacing w:val="-1"/>
                 <w:sz w:val="24"/>
                 <w:szCs w:val="24"/>
@@ -4395,9 +4429,14 @@
       </w:tr>
       <w:tr>
         <w:tblPrEx>
-          <w:tblW w:w="8666" w:type="dxa"/>
-          <w:tblInd w:w="2" w:type="dxa"/>
-          <w:tblLayout w:type="fixed"/>
+          <w:tblBorders>
+            <w:top w:val="single" w:color="000000" w:sz="2" w:space="0"/>
+            <w:left w:val="single" w:color="000000" w:sz="2" w:space="0"/>
+            <w:bottom w:val="single" w:color="000000" w:sz="2" w:space="0"/>
+            <w:right w:val="single" w:color="000000" w:sz="2" w:space="0"/>
+            <w:insideH w:val="single" w:color="000000" w:sz="2" w:space="0"/>
+            <w:insideV w:val="single" w:color="000000" w:sz="2" w:space="0"/>
+          </w:tblBorders>
           <w:tblCellMar>
             <w:top w:w="0" w:type="dxa"/>
             <w:left w:w="0" w:type="dxa"/>
@@ -4406,7 +4445,7 @@
           </w:tblCellMar>
         </w:tblPrEx>
         <w:trPr>
-          <w:trHeight w:val="944"/>
+          <w:trHeight w:val="944" w:hRule="atLeast"/>
         </w:trPr>
         <w:tc>
           <w:tcPr>
@@ -4414,7 +4453,7 @@
           </w:tcPr>
           <w:p>
             <w:pPr>
-              <w:pStyle w:val="TableText"/>
+              <w:pStyle w:val="27"/>
               <w:keepLines w:val="0"/>
               <w:pageBreakBefore w:val="0"/>
               <w:widowControl w:val="0"/>
@@ -4435,14 +4474,14 @@
               <w:spacing w:before="78" w:line="241" w:lineRule="auto"/>
               <w:ind w:left="348"/>
               <w:rPr>
-                <w:rFonts w:ascii="宋体" w:eastAsia="宋体" w:hAnsi="宋体" w:cs="宋体"/>
+                <w:rFonts w:ascii="宋体" w:hAnsi="宋体" w:eastAsia="宋体" w:cs="宋体"/>
                 <w:sz w:val="24"/>
                 <w:szCs w:val="24"/>
               </w:rPr>
             </w:pPr>
             <w:r>
               <w:rPr>
-                <w:rFonts w:ascii="宋体" w:eastAsia="宋体" w:hAnsi="宋体" w:cs="宋体"/>
+                <w:rFonts w:ascii="宋体" w:hAnsi="宋体" w:eastAsia="宋体" w:cs="宋体"/>
                 <w:sz w:val="24"/>
                 <w:szCs w:val="24"/>
               </w:rPr>
@@ -4456,7 +4495,7 @@
           </w:tcPr>
           <w:p>
             <w:pPr>
-              <w:pStyle w:val="TableText"/>
+              <w:pStyle w:val="27"/>
               <w:keepLines w:val="0"/>
               <w:pageBreakBefore w:val="0"/>
               <w:widowControl w:val="0"/>
@@ -4477,14 +4516,14 @@
               <w:spacing w:before="78" w:line="219" w:lineRule="auto"/>
               <w:ind w:left="116"/>
               <w:rPr>
-                <w:rFonts w:ascii="宋体" w:eastAsia="宋体" w:hAnsi="宋体" w:cs="宋体"/>
+                <w:rFonts w:ascii="宋体" w:hAnsi="宋体" w:eastAsia="宋体" w:cs="宋体"/>
                 <w:sz w:val="24"/>
                 <w:szCs w:val="24"/>
               </w:rPr>
             </w:pPr>
             <w:r>
               <w:rPr>
-                <w:rFonts w:ascii="宋体" w:eastAsia="宋体" w:hAnsi="宋体" w:cs="宋体"/>
+                <w:rFonts w:ascii="宋体" w:hAnsi="宋体" w:eastAsia="宋体" w:cs="宋体"/>
                 <w:spacing w:val="-3"/>
                 <w:sz w:val="24"/>
                 <w:szCs w:val="24"/>
@@ -4508,14 +4547,14 @@
               <w:spacing w:before="117" w:line="314" w:lineRule="auto"/>
               <w:ind w:left="1862" w:right="107" w:hanging="1268"/>
               <w:rPr>
-                <w:rFonts w:ascii="宋体" w:eastAsia="宋体" w:hAnsi="宋体" w:cs="宋体"/>
+                <w:rFonts w:ascii="宋体" w:hAnsi="宋体" w:eastAsia="宋体" w:cs="宋体"/>
                 <w:sz w:val="24"/>
                 <w:szCs w:val="24"/>
               </w:rPr>
             </w:pPr>
             <w:r>
               <w:rPr>
-                <w:rFonts w:ascii="宋体" w:eastAsia="宋体" w:hAnsi="宋体" w:cs="宋体"/>
+                <w:rFonts w:ascii="宋体" w:hAnsi="宋体" w:eastAsia="宋体" w:cs="宋体"/>
                 <w:spacing w:val="-6"/>
                 <w:sz w:val="24"/>
                 <w:szCs w:val="24"/>
@@ -4524,7 +4563,7 @@
             </w:r>
             <w:r>
               <w:rPr>
-                <w:rFonts w:ascii="宋体" w:eastAsia="宋体" w:hAnsi="宋体" w:cs="宋体"/>
+                <w:rFonts w:ascii="宋体" w:hAnsi="宋体" w:eastAsia="宋体" w:cs="宋体"/>
                 <w:spacing w:val="-2"/>
                 <w:sz w:val="24"/>
                 <w:szCs w:val="24"/>
@@ -4537,19 +4576,19 @@
     </w:tbl>
     <w:p>
       <w:pPr>
-        <w:pStyle w:val="2"/>
-        <w:keepLines w:val="0"/>
-        <w:pageBreakBefore w:val="0"/>
-        <w:widowControl w:val="0"/>
-        <w:wordWrap/>
-        <w:overflowPunct/>
-        <w:bidi w:val="0"/>
-        <w:rPr>
-          <w:rFonts w:hint="eastAsia"/>
-          <w:lang w:val="en-US" w:eastAsia="zh-CN"/>
-        </w:rPr>
-      </w:pPr>
-      <w:bookmarkStart w:id="11" w:name="_Toc13865"/>
+        <w:pStyle w:val="30"/>
+        <w:keepLines w:val="0"/>
+        <w:pageBreakBefore w:val="0"/>
+        <w:widowControl w:val="0"/>
+        <w:wordWrap/>
+        <w:overflowPunct/>
+        <w:bidi w:val="0"/>
+        <w:rPr>
+          <w:rFonts w:hint="eastAsia"/>
+          <w:lang w:val="en-US" w:eastAsia="zh-CN"/>
+        </w:rPr>
+      </w:pPr>
+      <w:bookmarkStart w:id="10" w:name="_Toc13865"/>
       <w:r>
         <w:rPr>
           <w:rFonts w:hint="eastAsia"/>
@@ -4557,11 +4596,11 @@
         </w:rPr>
         <w:t>服务知识来源</w:t>
       </w:r>
-      <w:bookmarkEnd w:id="11"/>
-    </w:p>
-    <w:p>
-      <w:pPr>
-        <w:pStyle w:val="a1"/>
+      <w:bookmarkEnd w:id="10"/>
+    </w:p>
+    <w:p>
+      <w:pPr>
+        <w:pStyle w:val="29"/>
         <w:keepNext w:val="0"/>
         <w:keepLines w:val="0"/>
         <w:pageBreakBefore w:val="0"/>
@@ -4579,7 +4618,7 @@
         <w:bidi w:val="0"/>
         <w:adjustRightInd w:val="0"/>
         <w:snapToGrid w:val="0"/>
-        <w:ind w:left="425" w:hanging="425" w:leftChars="0" w:firstLineChars="0"/>
+        <w:ind w:left="425" w:leftChars="0" w:hanging="425" w:firstLineChars="0"/>
         <w:textAlignment w:val="baseline"/>
       </w:pPr>
       <w:r>
@@ -4588,7 +4627,7 @@
     </w:p>
     <w:p>
       <w:pPr>
-        <w:pStyle w:val="a1"/>
+        <w:pStyle w:val="29"/>
         <w:keepNext w:val="0"/>
         <w:keepLines w:val="0"/>
         <w:pageBreakBefore w:val="0"/>
@@ -4606,38 +4645,38 @@
         <w:bidi w:val="0"/>
         <w:adjustRightInd w:val="0"/>
         <w:snapToGrid w:val="0"/>
-        <w:ind w:left="425" w:hanging="425" w:leftChars="0" w:firstLineChars="0"/>
+        <w:ind w:left="425" w:leftChars="0" w:hanging="425" w:firstLineChars="0"/>
         <w:textAlignment w:val="baseline"/>
       </w:pPr>
-      <w:bookmarkStart w:id="12" w:name="bookmark4"/>
+      <w:bookmarkStart w:id="11" w:name="bookmark4"/>
+      <w:bookmarkEnd w:id="11"/>
+      <w:r>
+        <w:t>通过项目实施、故障处理进行获取；</w:t>
+      </w:r>
+    </w:p>
+    <w:p>
+      <w:pPr>
+        <w:pStyle w:val="30"/>
+        <w:keepLines w:val="0"/>
+        <w:pageBreakBefore w:val="0"/>
+        <w:widowControl w:val="0"/>
+        <w:wordWrap/>
+        <w:overflowPunct/>
+        <w:bidi w:val="0"/>
+        <w:rPr>
+          <w:rFonts w:hint="eastAsia"/>
+          <w:lang w:val="en-US" w:eastAsia="zh-CN"/>
+        </w:rPr>
+      </w:pPr>
+      <w:bookmarkStart w:id="12" w:name="_Toc2181"/>
+      <w:r>
+        <w:rPr>
+          <w:rFonts w:hint="eastAsia"/>
+          <w:lang w:val="en-US" w:eastAsia="zh-CN"/>
+        </w:rPr>
+        <w:t>服务知识与其他流程的关系</w:t>
+      </w:r>
       <w:bookmarkEnd w:id="12"/>
-      <w:r>
-        <w:t>通过项目实施、故障处理进行获取；</w:t>
-      </w:r>
-    </w:p>
-    <w:p>
-      <w:pPr>
-        <w:pStyle w:val="2"/>
-        <w:keepLines w:val="0"/>
-        <w:pageBreakBefore w:val="0"/>
-        <w:widowControl w:val="0"/>
-        <w:wordWrap/>
-        <w:overflowPunct/>
-        <w:bidi w:val="0"/>
-        <w:rPr>
-          <w:rFonts w:hint="eastAsia"/>
-          <w:lang w:val="en-US" w:eastAsia="zh-CN"/>
-        </w:rPr>
-      </w:pPr>
-      <w:bookmarkStart w:id="13" w:name="_Toc2181"/>
-      <w:r>
-        <w:rPr>
-          <w:rFonts w:hint="eastAsia"/>
-          <w:lang w:val="en-US" w:eastAsia="zh-CN"/>
-        </w:rPr>
-        <w:t>服务知识与其他流程的关系</w:t>
-      </w:r>
-      <w:bookmarkEnd w:id="13"/>
     </w:p>
     <w:p>
       <w:pPr>
@@ -4659,10 +4698,10 @@
         <w:adjustRightInd w:val="0"/>
         <w:snapToGrid w:val="0"/>
         <w:spacing w:line="360" w:lineRule="auto"/>
-        <w:ind w:left="425" w:right="0" w:hanging="425" w:leftChars="0" w:firstLineChars="0"/>
+        <w:ind w:left="425" w:leftChars="0" w:right="0" w:hanging="425" w:firstLineChars="0"/>
         <w:textAlignment w:val="baseline"/>
         <w:rPr>
-          <w:rFonts w:ascii="宋体" w:eastAsia="宋体" w:hAnsi="宋体" w:cs="宋体"/>
+          <w:rFonts w:ascii="宋体" w:hAnsi="宋体" w:eastAsia="宋体" w:cs="宋体"/>
           <w:spacing w:val="-2"/>
           <w:sz w:val="24"/>
           <w:szCs w:val="24"/>
@@ -4670,7 +4709,7 @@
       </w:pPr>
       <w:r>
         <w:rPr>
-          <w:rFonts w:ascii="宋体" w:eastAsia="宋体" w:hAnsi="宋体" w:cs="宋体"/>
+          <w:rFonts w:ascii="宋体" w:hAnsi="宋体" w:eastAsia="宋体" w:cs="宋体"/>
           <w:spacing w:val="-2"/>
           <w:sz w:val="24"/>
           <w:szCs w:val="24"/>
@@ -4680,7 +4719,7 @@
     </w:p>
     <w:p>
       <w:pPr>
-        <w:pStyle w:val="a1"/>
+        <w:pStyle w:val="29"/>
         <w:keepLines w:val="0"/>
         <w:pageBreakBefore w:val="0"/>
         <w:widowControl w:val="0"/>
@@ -4712,10 +4751,10 @@
         <w:adjustRightInd w:val="0"/>
         <w:snapToGrid w:val="0"/>
         <w:spacing w:line="360" w:lineRule="auto"/>
-        <w:ind w:left="425" w:right="0" w:hanging="425" w:leftChars="0" w:firstLineChars="0"/>
+        <w:ind w:left="425" w:leftChars="0" w:right="0" w:hanging="425" w:firstLineChars="0"/>
         <w:textAlignment w:val="baseline"/>
         <w:rPr>
-          <w:rFonts w:ascii="宋体" w:eastAsia="宋体" w:hAnsi="宋体" w:cs="宋体"/>
+          <w:rFonts w:ascii="宋体" w:hAnsi="宋体" w:eastAsia="宋体" w:cs="宋体"/>
           <w:spacing w:val="1"/>
           <w:sz w:val="24"/>
           <w:szCs w:val="24"/>
@@ -4723,7 +4762,7 @@
       </w:pPr>
       <w:r>
         <w:rPr>
-          <w:rFonts w:ascii="宋体" w:eastAsia="宋体" w:hAnsi="宋体" w:cs="宋体"/>
+          <w:rFonts w:ascii="宋体" w:hAnsi="宋体" w:eastAsia="宋体" w:cs="宋体"/>
           <w:spacing w:val="1"/>
           <w:sz w:val="24"/>
           <w:szCs w:val="24"/>
@@ -4733,7 +4772,7 @@
     </w:p>
     <w:p>
       <w:pPr>
-        <w:pStyle w:val="a1"/>
+        <w:pStyle w:val="29"/>
         <w:keepLines w:val="0"/>
         <w:pageBreakBefore w:val="0"/>
         <w:widowControl w:val="0"/>
@@ -4765,10 +4804,10 @@
         <w:adjustRightInd w:val="0"/>
         <w:snapToGrid w:val="0"/>
         <w:spacing w:line="360" w:lineRule="auto"/>
-        <w:ind w:left="425" w:right="0" w:hanging="425" w:leftChars="0" w:firstLineChars="0"/>
+        <w:ind w:left="425" w:leftChars="0" w:right="0" w:hanging="425" w:firstLineChars="0"/>
         <w:textAlignment w:val="baseline"/>
         <w:rPr>
-          <w:rFonts w:ascii="宋体" w:eastAsia="宋体" w:hAnsi="宋体" w:cs="宋体"/>
+          <w:rFonts w:ascii="宋体" w:hAnsi="宋体" w:eastAsia="宋体" w:cs="宋体"/>
           <w:spacing w:val="-2"/>
           <w:sz w:val="24"/>
           <w:szCs w:val="24"/>
@@ -4776,7 +4815,7 @@
       </w:pPr>
       <w:r>
         <w:rPr>
-          <w:rFonts w:ascii="宋体" w:eastAsia="宋体" w:hAnsi="宋体" w:cs="宋体"/>
+          <w:rFonts w:ascii="宋体" w:hAnsi="宋体" w:eastAsia="宋体" w:cs="宋体"/>
           <w:spacing w:val="-2"/>
           <w:sz w:val="24"/>
           <w:szCs w:val="24"/>
@@ -4786,7 +4825,7 @@
     </w:p>
     <w:p>
       <w:pPr>
-        <w:pStyle w:val="a1"/>
+        <w:pStyle w:val="29"/>
         <w:keepLines w:val="0"/>
         <w:pageBreakBefore w:val="0"/>
         <w:widowControl w:val="0"/>
@@ -4818,10 +4857,10 @@
         <w:adjustRightInd w:val="0"/>
         <w:snapToGrid w:val="0"/>
         <w:spacing w:line="360" w:lineRule="auto"/>
-        <w:ind w:left="425" w:right="0" w:hanging="425" w:leftChars="0" w:firstLineChars="0"/>
+        <w:ind w:left="425" w:leftChars="0" w:right="0" w:hanging="425" w:firstLineChars="0"/>
         <w:textAlignment w:val="baseline"/>
         <w:rPr>
-          <w:rFonts w:ascii="宋体" w:eastAsia="宋体" w:hAnsi="宋体" w:cs="宋体"/>
+          <w:rFonts w:ascii="宋体" w:hAnsi="宋体" w:eastAsia="宋体" w:cs="宋体"/>
           <w:spacing w:val="-2"/>
           <w:sz w:val="24"/>
           <w:szCs w:val="24"/>
@@ -4829,7 +4868,7 @@
       </w:pPr>
       <w:r>
         <w:rPr>
-          <w:rFonts w:ascii="宋体" w:eastAsia="宋体" w:hAnsi="宋体" w:cs="宋体"/>
+          <w:rFonts w:ascii="宋体" w:hAnsi="宋体" w:eastAsia="宋体" w:cs="宋体"/>
           <w:spacing w:val="-2"/>
           <w:sz w:val="24"/>
           <w:szCs w:val="24"/>
@@ -4839,7 +4878,7 @@
     </w:p>
     <w:p>
       <w:pPr>
-        <w:pStyle w:val="a1"/>
+        <w:pStyle w:val="29"/>
         <w:keepLines w:val="0"/>
         <w:pageBreakBefore w:val="0"/>
         <w:widowControl w:val="0"/>
@@ -4853,15 +4892,15 @@
     </w:p>
     <w:p>
       <w:pPr>
-        <w:pStyle w:val="2"/>
-        <w:keepLines w:val="0"/>
-        <w:pageBreakBefore w:val="0"/>
-        <w:widowControl w:val="0"/>
-        <w:wordWrap/>
-        <w:overflowPunct/>
-        <w:bidi w:val="0"/>
-      </w:pPr>
-      <w:bookmarkStart w:id="14" w:name="_Toc11094"/>
+        <w:pStyle w:val="30"/>
+        <w:keepLines w:val="0"/>
+        <w:pageBreakBefore w:val="0"/>
+        <w:widowControl w:val="0"/>
+        <w:wordWrap/>
+        <w:overflowPunct/>
+        <w:bidi w:val="0"/>
+      </w:pPr>
+      <w:bookmarkStart w:id="13" w:name="_Toc11094"/>
       <w:r>
         <w:rPr>
           <w:rFonts w:hint="eastAsia"/>
@@ -4872,7 +4911,7 @@
       <w:r>
         <w:t>知识的收集、提供、发布</w:t>
       </w:r>
-      <w:bookmarkEnd w:id="14"/>
+      <w:bookmarkEnd w:id="13"/>
     </w:p>
     <w:p>
       <w:pPr>
@@ -4894,17 +4933,17 @@
         <w:adjustRightInd w:val="0"/>
         <w:snapToGrid w:val="0"/>
         <w:spacing w:line="360" w:lineRule="auto"/>
-        <w:ind w:left="425" w:right="0" w:hanging="425" w:leftChars="0" w:firstLineChars="0"/>
+        <w:ind w:left="425" w:leftChars="0" w:right="0" w:hanging="425" w:firstLineChars="0"/>
         <w:textAlignment w:val="baseline"/>
         <w:rPr>
-          <w:rFonts w:ascii="宋体" w:eastAsia="宋体" w:hAnsi="宋体" w:cs="宋体"/>
+          <w:rFonts w:ascii="宋体" w:hAnsi="宋体" w:eastAsia="宋体" w:cs="宋体"/>
           <w:sz w:val="24"/>
           <w:szCs w:val="24"/>
         </w:rPr>
       </w:pPr>
       <w:r>
         <w:rPr>
-          <w:rFonts w:ascii="宋体" w:eastAsia="宋体" w:hAnsi="宋体" w:cs="宋体"/>
+          <w:rFonts w:ascii="宋体" w:hAnsi="宋体" w:eastAsia="宋体" w:cs="宋体"/>
           <w:spacing w:val="-2"/>
           <w:sz w:val="24"/>
           <w:szCs w:val="24"/>
@@ -4913,7 +4952,7 @@
       </w:r>
       <w:r>
         <w:rPr>
-          <w:rFonts w:ascii="宋体" w:eastAsia="宋体" w:hAnsi="宋体" w:cs="宋体"/>
+          <w:rFonts w:ascii="宋体" w:hAnsi="宋体" w:eastAsia="宋体" w:cs="宋体"/>
           <w:spacing w:val="-4"/>
           <w:sz w:val="24"/>
           <w:szCs w:val="24"/>
@@ -4941,17 +4980,17 @@
         <w:adjustRightInd w:val="0"/>
         <w:snapToGrid w:val="0"/>
         <w:spacing w:line="360" w:lineRule="auto"/>
-        <w:ind w:left="425" w:right="0" w:hanging="425" w:leftChars="0" w:firstLineChars="0"/>
+        <w:ind w:left="425" w:leftChars="0" w:right="0" w:hanging="425" w:firstLineChars="0"/>
         <w:textAlignment w:val="baseline"/>
         <w:rPr>
-          <w:rFonts w:ascii="宋体" w:eastAsia="宋体" w:hAnsi="宋体" w:cs="宋体"/>
+          <w:rFonts w:ascii="宋体" w:hAnsi="宋体" w:eastAsia="宋体" w:cs="宋体"/>
           <w:sz w:val="24"/>
           <w:szCs w:val="24"/>
         </w:rPr>
       </w:pPr>
       <w:r>
         <w:rPr>
-          <w:rFonts w:ascii="宋体" w:eastAsia="宋体" w:hAnsi="宋体" w:cs="宋体" w:hint="eastAsia"/>
+          <w:rFonts w:hint="eastAsia" w:ascii="宋体" w:hAnsi="宋体" w:eastAsia="宋体" w:cs="宋体"/>
           <w:spacing w:val="-1"/>
           <w:sz w:val="24"/>
           <w:szCs w:val="24"/>
@@ -4961,7 +5000,7 @@
       </w:r>
       <w:r>
         <w:rPr>
-          <w:rFonts w:ascii="宋体" w:eastAsia="宋体" w:hAnsi="宋体" w:cs="宋体"/>
+          <w:rFonts w:ascii="宋体" w:hAnsi="宋体" w:eastAsia="宋体" w:cs="宋体"/>
           <w:spacing w:val="-1"/>
           <w:sz w:val="24"/>
           <w:szCs w:val="24"/>
@@ -4989,17 +5028,17 @@
         <w:adjustRightInd w:val="0"/>
         <w:snapToGrid w:val="0"/>
         <w:spacing w:line="360" w:lineRule="auto"/>
-        <w:ind w:left="425" w:right="0" w:hanging="425" w:leftChars="0" w:firstLineChars="0"/>
+        <w:ind w:left="425" w:leftChars="0" w:right="0" w:hanging="425" w:firstLineChars="0"/>
         <w:textAlignment w:val="baseline"/>
         <w:rPr>
-          <w:rFonts w:ascii="宋体" w:eastAsia="宋体" w:hAnsi="宋体" w:cs="宋体"/>
+          <w:rFonts w:ascii="宋体" w:hAnsi="宋体" w:eastAsia="宋体" w:cs="宋体"/>
           <w:sz w:val="24"/>
           <w:szCs w:val="24"/>
         </w:rPr>
       </w:pPr>
       <w:r>
         <w:rPr>
-          <w:rFonts w:ascii="宋体" w:eastAsia="宋体" w:hAnsi="宋体" w:cs="宋体" w:hint="eastAsia"/>
+          <w:rFonts w:hint="eastAsia" w:ascii="宋体" w:hAnsi="宋体" w:eastAsia="宋体" w:cs="宋体"/>
           <w:spacing w:val="1"/>
           <w:sz w:val="24"/>
           <w:szCs w:val="24"/>
@@ -5009,7 +5048,7 @@
       </w:r>
       <w:r>
         <w:rPr>
-          <w:rFonts w:ascii="宋体" w:eastAsia="宋体" w:hAnsi="宋体" w:cs="宋体"/>
+          <w:rFonts w:ascii="宋体" w:hAnsi="宋体" w:eastAsia="宋体" w:cs="宋体"/>
           <w:spacing w:val="1"/>
           <w:sz w:val="24"/>
           <w:szCs w:val="24"/>
@@ -5018,7 +5057,7 @@
       </w:r>
       <w:r>
         <w:rPr>
-          <w:rFonts w:ascii="宋体" w:eastAsia="宋体" w:hAnsi="宋体" w:cs="宋体"/>
+          <w:rFonts w:ascii="宋体" w:hAnsi="宋体" w:eastAsia="宋体" w:cs="宋体"/>
           <w:spacing w:val="-1"/>
           <w:sz w:val="24"/>
           <w:szCs w:val="24"/>
@@ -5046,17 +5085,17 @@
         <w:adjustRightInd w:val="0"/>
         <w:snapToGrid w:val="0"/>
         <w:spacing w:line="360" w:lineRule="auto"/>
-        <w:ind w:left="425" w:right="0" w:hanging="425" w:leftChars="0" w:firstLineChars="0"/>
+        <w:ind w:left="425" w:leftChars="0" w:right="0" w:hanging="425" w:firstLineChars="0"/>
         <w:textAlignment w:val="baseline"/>
         <w:rPr>
-          <w:rFonts w:ascii="宋体" w:eastAsia="宋体" w:hAnsi="宋体" w:cs="宋体"/>
+          <w:rFonts w:ascii="宋体" w:hAnsi="宋体" w:eastAsia="宋体" w:cs="宋体"/>
           <w:sz w:val="24"/>
           <w:szCs w:val="24"/>
         </w:rPr>
       </w:pPr>
       <w:r>
         <w:rPr>
-          <w:rFonts w:ascii="宋体" w:eastAsia="宋体" w:hAnsi="宋体" w:cs="宋体"/>
+          <w:rFonts w:ascii="宋体" w:hAnsi="宋体" w:eastAsia="宋体" w:cs="宋体"/>
           <w:spacing w:val="-2"/>
           <w:sz w:val="24"/>
           <w:szCs w:val="24"/>
@@ -5065,7 +5104,7 @@
       </w:r>
       <w:r>
         <w:rPr>
-          <w:rFonts w:ascii="宋体" w:eastAsia="宋体" w:hAnsi="宋体" w:cs="宋体"/>
+          <w:rFonts w:ascii="宋体" w:hAnsi="宋体" w:eastAsia="宋体" w:cs="宋体"/>
           <w:spacing w:val="-6"/>
           <w:sz w:val="24"/>
           <w:szCs w:val="24"/>
@@ -5074,7 +5113,7 @@
       </w:r>
       <w:r>
         <w:rPr>
-          <w:rFonts w:ascii="宋体" w:eastAsia="宋体" w:hAnsi="宋体" w:cs="宋体" w:hint="eastAsia"/>
+          <w:rFonts w:hint="eastAsia" w:ascii="宋体" w:hAnsi="宋体" w:eastAsia="宋体" w:cs="宋体"/>
           <w:spacing w:val="-6"/>
           <w:sz w:val="24"/>
           <w:szCs w:val="24"/>
@@ -5084,7 +5123,7 @@
       </w:r>
       <w:r>
         <w:rPr>
-          <w:rFonts w:ascii="宋体" w:eastAsia="宋体" w:hAnsi="宋体" w:cs="宋体"/>
+          <w:rFonts w:ascii="宋体" w:hAnsi="宋体" w:eastAsia="宋体" w:cs="宋体"/>
           <w:spacing w:val="-6"/>
           <w:sz w:val="24"/>
           <w:szCs w:val="24"/>
@@ -5112,17 +5151,17 @@
         <w:adjustRightInd w:val="0"/>
         <w:snapToGrid w:val="0"/>
         <w:spacing w:line="360" w:lineRule="auto"/>
-        <w:ind w:left="425" w:right="0" w:hanging="425" w:leftChars="0" w:firstLineChars="0"/>
+        <w:ind w:left="425" w:leftChars="0" w:right="0" w:hanging="425" w:firstLineChars="0"/>
         <w:textAlignment w:val="baseline"/>
         <w:rPr>
-          <w:rFonts w:ascii="宋体" w:eastAsia="宋体" w:hAnsi="宋体" w:cs="宋体"/>
+          <w:rFonts w:ascii="宋体" w:hAnsi="宋体" w:eastAsia="宋体" w:cs="宋体"/>
           <w:sz w:val="24"/>
           <w:szCs w:val="24"/>
         </w:rPr>
       </w:pPr>
       <w:r>
         <w:rPr>
-          <w:rFonts w:ascii="宋体" w:eastAsia="宋体" w:hAnsi="宋体" w:cs="宋体"/>
+          <w:rFonts w:ascii="宋体" w:hAnsi="宋体" w:eastAsia="宋体" w:cs="宋体"/>
           <w:spacing w:val="-2"/>
           <w:sz w:val="24"/>
           <w:szCs w:val="24"/>
@@ -5131,7 +5170,7 @@
       </w:r>
       <w:r>
         <w:rPr>
-          <w:rFonts w:ascii="宋体" w:eastAsia="宋体" w:hAnsi="宋体" w:cs="宋体"/>
+          <w:rFonts w:ascii="宋体" w:hAnsi="宋体" w:eastAsia="宋体" w:cs="宋体"/>
           <w:spacing w:val="-3"/>
           <w:sz w:val="24"/>
           <w:szCs w:val="24"/>
@@ -5140,7 +5179,7 @@
       </w:r>
       <w:r>
         <w:rPr>
-          <w:rFonts w:ascii="宋体" w:eastAsia="宋体" w:hAnsi="宋体" w:cs="宋体"/>
+          <w:rFonts w:ascii="宋体" w:hAnsi="宋体" w:eastAsia="宋体" w:cs="宋体"/>
           <w:spacing w:val="-1"/>
           <w:sz w:val="24"/>
           <w:szCs w:val="24"/>
@@ -5150,23 +5189,23 @@
     </w:p>
     <w:p>
       <w:pPr>
-        <w:pStyle w:val="2"/>
-        <w:keepLines w:val="0"/>
-        <w:pageBreakBefore w:val="0"/>
-        <w:widowControl w:val="0"/>
-        <w:wordWrap/>
-        <w:overflowPunct/>
-        <w:bidi w:val="0"/>
-      </w:pPr>
-      <w:bookmarkStart w:id="15" w:name="_Toc17382"/>
+        <w:pStyle w:val="30"/>
+        <w:keepLines w:val="0"/>
+        <w:pageBreakBefore w:val="0"/>
+        <w:widowControl w:val="0"/>
+        <w:wordWrap/>
+        <w:overflowPunct/>
+        <w:bidi w:val="0"/>
+      </w:pPr>
+      <w:bookmarkStart w:id="14" w:name="_Toc17382"/>
       <w:r>
         <w:t>知识的整理、更改</w:t>
       </w:r>
-      <w:bookmarkEnd w:id="15"/>
-    </w:p>
-    <w:p>
-      <w:pPr>
-        <w:pStyle w:val="a1"/>
+      <w:bookmarkEnd w:id="14"/>
+    </w:p>
+    <w:p>
+      <w:pPr>
+        <w:pStyle w:val="29"/>
         <w:keepNext w:val="0"/>
         <w:keepLines w:val="0"/>
         <w:pageBreakBefore w:val="0"/>
@@ -5184,7 +5223,7 @@
         <w:bidi w:val="0"/>
         <w:adjustRightInd w:val="0"/>
         <w:snapToGrid w:val="0"/>
-        <w:ind w:left="425" w:hanging="425" w:leftChars="0" w:firstLineChars="0"/>
+        <w:ind w:left="425" w:leftChars="0" w:hanging="425" w:firstLineChars="0"/>
         <w:textAlignment w:val="baseline"/>
       </w:pPr>
       <w:r>
@@ -5213,7 +5252,7 @@
     </w:p>
     <w:p>
       <w:pPr>
-        <w:pStyle w:val="a1"/>
+        <w:pStyle w:val="29"/>
         <w:keepNext w:val="0"/>
         <w:keepLines w:val="0"/>
         <w:pageBreakBefore w:val="0"/>
@@ -5231,18 +5270,18 @@
         <w:bidi w:val="0"/>
         <w:adjustRightInd w:val="0"/>
         <w:snapToGrid w:val="0"/>
-        <w:ind w:left="425" w:hanging="425" w:leftChars="0" w:firstLineChars="0"/>
+        <w:ind w:left="425" w:leftChars="0" w:hanging="425" w:firstLineChars="0"/>
         <w:textAlignment w:val="baseline"/>
       </w:pPr>
-      <w:bookmarkStart w:id="16" w:name="bookmark5"/>
-      <w:bookmarkEnd w:id="16"/>
+      <w:bookmarkStart w:id="15" w:name="bookmark5"/>
+      <w:bookmarkEnd w:id="15"/>
       <w:r>
         <w:t>相关知识管理责任部门应定期对知识（包括电子文档与文件）进行整理</w:t>
       </w:r>
     </w:p>
     <w:p>
       <w:pPr>
-        <w:pStyle w:val="a1"/>
+        <w:pStyle w:val="29"/>
         <w:keepNext w:val="0"/>
         <w:keepLines w:val="0"/>
         <w:pageBreakBefore w:val="0"/>
@@ -5260,7 +5299,7 @@
         <w:bidi w:val="0"/>
         <w:adjustRightInd w:val="0"/>
         <w:snapToGrid w:val="0"/>
-        <w:ind w:left="425" w:hanging="425" w:leftChars="0" w:firstLineChars="0"/>
+        <w:ind w:left="425" w:leftChars="0" w:hanging="425" w:firstLineChars="0"/>
         <w:textAlignment w:val="baseline"/>
       </w:pPr>
       <w:r>
@@ -5286,7 +5325,7 @@
     </w:p>
     <w:p>
       <w:pPr>
-        <w:pStyle w:val="a1"/>
+        <w:pStyle w:val="29"/>
         <w:keepNext w:val="0"/>
         <w:keepLines w:val="0"/>
         <w:pageBreakBefore w:val="0"/>
@@ -5304,33 +5343,33 @@
         <w:bidi w:val="0"/>
         <w:adjustRightInd w:val="0"/>
         <w:snapToGrid w:val="0"/>
-        <w:ind w:left="425" w:hanging="425" w:leftChars="0" w:firstLineChars="0"/>
+        <w:ind w:left="425" w:leftChars="0" w:hanging="425" w:firstLineChars="0"/>
         <w:textAlignment w:val="baseline"/>
       </w:pPr>
-      <w:bookmarkStart w:id="17" w:name="bookmark6"/>
+      <w:bookmarkStart w:id="16" w:name="bookmark6"/>
+      <w:bookmarkEnd w:id="16"/>
+      <w:r>
+        <w:t>重要文件应进行版本管理，更新后的旧版本应存档备案</w:t>
+      </w:r>
+    </w:p>
+    <w:p>
+      <w:pPr>
+        <w:pStyle w:val="30"/>
+        <w:keepLines w:val="0"/>
+        <w:pageBreakBefore w:val="0"/>
+        <w:widowControl w:val="0"/>
+        <w:wordWrap/>
+        <w:overflowPunct/>
+        <w:bidi w:val="0"/>
+      </w:pPr>
+      <w:r>
+        <w:t xml:space="preserve"> </w:t>
+      </w:r>
+      <w:bookmarkStart w:id="17" w:name="_Toc19227"/>
+      <w:r>
+        <w:t>知识的公开、限制与保密</w:t>
+      </w:r>
       <w:bookmarkEnd w:id="17"/>
-      <w:r>
-        <w:t>重要文件应进行版本管理，更新后的旧版本应存档备案</w:t>
-      </w:r>
-    </w:p>
-    <w:p>
-      <w:pPr>
-        <w:pStyle w:val="2"/>
-        <w:keepLines w:val="0"/>
-        <w:pageBreakBefore w:val="0"/>
-        <w:widowControl w:val="0"/>
-        <w:wordWrap/>
-        <w:overflowPunct/>
-        <w:bidi w:val="0"/>
-      </w:pPr>
-      <w:r>
-        <w:t xml:space="preserve"> </w:t>
-      </w:r>
-      <w:bookmarkStart w:id="18" w:name="_Toc19227"/>
-      <w:r>
-        <w:t>知识的公开、限制与保密</w:t>
-      </w:r>
-      <w:bookmarkEnd w:id="18"/>
     </w:p>
     <w:p>
       <w:pPr>
@@ -5352,18 +5391,18 @@
         <w:adjustRightInd w:val="0"/>
         <w:snapToGrid w:val="0"/>
         <w:spacing w:line="360" w:lineRule="auto"/>
-        <w:ind w:left="425" w:right="0" w:hanging="425" w:leftChars="0" w:firstLineChars="0"/>
+        <w:ind w:left="425" w:leftChars="0" w:right="0" w:hanging="425" w:firstLineChars="0"/>
         <w:jc w:val="both"/>
         <w:textAlignment w:val="baseline"/>
         <w:rPr>
-          <w:rFonts w:ascii="宋体" w:eastAsia="宋体" w:hAnsi="宋体" w:cs="宋体"/>
+          <w:rFonts w:ascii="宋体" w:hAnsi="宋体" w:eastAsia="宋体" w:cs="宋体"/>
           <w:sz w:val="24"/>
           <w:szCs w:val="24"/>
         </w:rPr>
       </w:pPr>
       <w:r>
         <w:rPr>
-          <w:rFonts w:ascii="宋体" w:eastAsia="宋体" w:hAnsi="宋体" w:cs="宋体"/>
+          <w:rFonts w:ascii="宋体" w:hAnsi="宋体" w:eastAsia="宋体" w:cs="宋体"/>
           <w:sz w:val="24"/>
           <w:szCs w:val="24"/>
         </w:rPr>
@@ -5371,7 +5410,7 @@
       </w:r>
       <w:r>
         <w:rPr>
-          <w:rFonts w:ascii="宋体" w:eastAsia="宋体" w:hAnsi="宋体" w:cs="宋体"/>
+          <w:rFonts w:ascii="宋体" w:hAnsi="宋体" w:eastAsia="宋体" w:cs="宋体"/>
           <w:spacing w:val="-3"/>
           <w:sz w:val="24"/>
           <w:szCs w:val="24"/>
@@ -5380,7 +5419,7 @@
       </w:r>
       <w:r>
         <w:rPr>
-          <w:rFonts w:ascii="宋体" w:eastAsia="宋体" w:hAnsi="宋体" w:cs="宋体"/>
+          <w:rFonts w:ascii="宋体" w:hAnsi="宋体" w:eastAsia="宋体" w:cs="宋体"/>
           <w:spacing w:val="-4"/>
           <w:sz w:val="24"/>
           <w:szCs w:val="24"/>
@@ -5389,7 +5428,7 @@
       </w:r>
       <w:r>
         <w:rPr>
-          <w:rFonts w:ascii="宋体" w:eastAsia="宋体" w:hAnsi="宋体" w:cs="宋体"/>
+          <w:rFonts w:ascii="宋体" w:hAnsi="宋体" w:eastAsia="宋体" w:cs="宋体"/>
           <w:spacing w:val="-1"/>
           <w:sz w:val="24"/>
           <w:szCs w:val="24"/>
@@ -5417,20 +5456,20 @@
         <w:adjustRightInd w:val="0"/>
         <w:snapToGrid w:val="0"/>
         <w:spacing w:line="360" w:lineRule="auto"/>
-        <w:ind w:left="425" w:right="0" w:hanging="425" w:leftChars="0" w:firstLineChars="0"/>
+        <w:ind w:left="425" w:leftChars="0" w:right="0" w:hanging="425" w:firstLineChars="0"/>
         <w:jc w:val="both"/>
         <w:textAlignment w:val="baseline"/>
         <w:rPr>
-          <w:rFonts w:ascii="宋体" w:eastAsia="宋体" w:hAnsi="宋体" w:cs="宋体"/>
+          <w:rFonts w:ascii="宋体" w:hAnsi="宋体" w:eastAsia="宋体" w:cs="宋体"/>
           <w:sz w:val="24"/>
           <w:szCs w:val="24"/>
         </w:rPr>
       </w:pPr>
-      <w:bookmarkStart w:id="19" w:name="bookmark7"/>
-      <w:bookmarkEnd w:id="19"/>
-      <w:r>
-        <w:rPr>
-          <w:rFonts w:ascii="宋体" w:eastAsia="宋体" w:hAnsi="宋体" w:cs="宋体"/>
+      <w:bookmarkStart w:id="18" w:name="bookmark7"/>
+      <w:bookmarkEnd w:id="18"/>
+      <w:r>
+        <w:rPr>
+          <w:rFonts w:ascii="宋体" w:hAnsi="宋体" w:eastAsia="宋体" w:cs="宋体"/>
           <w:sz w:val="24"/>
           <w:szCs w:val="24"/>
         </w:rPr>
@@ -5457,11 +5496,11 @@
         <w:adjustRightInd w:val="0"/>
         <w:snapToGrid w:val="0"/>
         <w:spacing w:line="360" w:lineRule="auto"/>
-        <w:ind w:left="425" w:right="0" w:hanging="425" w:leftChars="0" w:firstLineChars="0"/>
+        <w:ind w:left="425" w:leftChars="0" w:right="0" w:hanging="425" w:firstLineChars="0"/>
         <w:jc w:val="both"/>
         <w:textAlignment w:val="baseline"/>
         <w:rPr>
-          <w:rFonts w:ascii="宋体" w:eastAsia="宋体" w:hAnsi="宋体" w:cs="宋体" w:hint="eastAsia"/>
+          <w:rFonts w:hint="eastAsia" w:ascii="宋体" w:hAnsi="宋体" w:eastAsia="宋体" w:cs="宋体"/>
           <w:sz w:val="24"/>
           <w:szCs w:val="24"/>
           <w:lang w:eastAsia="zh-CN"/>
@@ -5469,7 +5508,7 @@
       </w:pPr>
       <w:r>
         <w:rPr>
-          <w:rFonts w:ascii="宋体" w:eastAsia="宋体" w:hAnsi="宋体" w:cs="宋体"/>
+          <w:rFonts w:ascii="宋体" w:hAnsi="宋体" w:eastAsia="宋体" w:cs="宋体"/>
           <w:sz w:val="24"/>
           <w:szCs w:val="24"/>
         </w:rPr>
@@ -5477,7 +5516,7 @@
       </w:r>
       <w:r>
         <w:rPr>
-          <w:rFonts w:ascii="宋体" w:eastAsia="宋体" w:hAnsi="宋体" w:cs="宋体" w:hint="eastAsia"/>
+          <w:rFonts w:hint="eastAsia" w:ascii="宋体" w:hAnsi="宋体" w:eastAsia="宋体" w:cs="宋体"/>
           <w:sz w:val="24"/>
           <w:szCs w:val="24"/>
           <w:lang w:eastAsia="zh-CN"/>
@@ -5487,87 +5526,87 @@
     </w:p>
     <w:p>
       <w:pPr>
-        <w:pStyle w:val="2"/>
-        <w:keepLines w:val="0"/>
-        <w:pageBreakBefore w:val="0"/>
-        <w:widowControl w:val="0"/>
-        <w:wordWrap/>
-        <w:overflowPunct/>
-        <w:bidi w:val="0"/>
-      </w:pPr>
-      <w:bookmarkStart w:id="20" w:name="_Toc1794"/>
+        <w:pStyle w:val="30"/>
+        <w:keepLines w:val="0"/>
+        <w:pageBreakBefore w:val="0"/>
+        <w:widowControl w:val="0"/>
+        <w:wordWrap/>
+        <w:overflowPunct/>
+        <w:bidi w:val="0"/>
+      </w:pPr>
+      <w:bookmarkStart w:id="19" w:name="_Toc1794"/>
       <w:r>
         <w:t>知识的使用</w:t>
       </w:r>
+      <w:bookmarkEnd w:id="19"/>
+    </w:p>
+    <w:p>
+      <w:pPr>
+        <w:pStyle w:val="29"/>
+        <w:keepLines w:val="0"/>
+        <w:pageBreakBefore w:val="0"/>
+        <w:widowControl w:val="0"/>
+        <w:wordWrap/>
+        <w:overflowPunct/>
+        <w:bidi w:val="0"/>
+      </w:pPr>
+      <w:r>
+        <w:t>知识的使用指服务台及技术支持人员在受理运维相关业务的过程中，</w:t>
+      </w:r>
+      <w:r>
+        <w:rPr>
+          <w:rFonts w:hint="eastAsia"/>
+          <w:lang w:val="en-US" w:eastAsia="zh-CN"/>
+        </w:rPr>
+        <w:t>通过查</w:t>
+      </w:r>
+      <w:r>
+        <w:t>阅服务知识相关内容，对客户提出的与运维服务相关的问题作出回答/解决。</w:t>
+      </w:r>
+    </w:p>
+    <w:p>
+      <w:pPr>
+        <w:pStyle w:val="29"/>
+        <w:keepLines w:val="0"/>
+        <w:pageBreakBefore w:val="0"/>
+        <w:widowControl w:val="0"/>
+        <w:wordWrap/>
+        <w:overflowPunct/>
+        <w:bidi w:val="0"/>
+      </w:pPr>
+      <w:r>
+        <w:t>服务台人员在受理运维业务时，首先查询服务知识内是否有相应知识内容。能当场回答/解决的，根据服务知识内相应知识内容当场进行回答；不能当场回答/解决的，采取三方通话的形式进行回答/解决；既不能当场回答/解决，又未能通过三方通话进行回答/解决的，由服务台人员提交</w:t>
+      </w:r>
+      <w:r>
+        <w:rPr>
+          <w:rFonts w:hint="eastAsia"/>
+          <w:lang w:val="en-US" w:eastAsia="zh-CN"/>
+        </w:rPr>
+        <w:t>运维项目经理</w:t>
+      </w:r>
+      <w:r>
+        <w:t>处理，以回答/解决该问题。</w:t>
+      </w:r>
+    </w:p>
+    <w:p>
+      <w:pPr>
+        <w:pStyle w:val="30"/>
+        <w:keepLines w:val="0"/>
+        <w:pageBreakBefore w:val="0"/>
+        <w:widowControl w:val="0"/>
+        <w:wordWrap/>
+        <w:overflowPunct/>
+        <w:bidi w:val="0"/>
+      </w:pPr>
+      <w:bookmarkStart w:id="20" w:name="_Toc21035"/>
+      <w:r>
+        <w:rPr>
+          <w:rFonts w:hint="eastAsia"/>
+          <w:lang w:val="en-US" w:eastAsia="zh-CN"/>
+        </w:rPr>
+        <w:t>服务知识淘汰</w:t>
+      </w:r>
       <w:bookmarkEnd w:id="20"/>
-    </w:p>
-    <w:p>
-      <w:pPr>
-        <w:pStyle w:val="a1"/>
-        <w:keepLines w:val="0"/>
-        <w:pageBreakBefore w:val="0"/>
-        <w:widowControl w:val="0"/>
-        <w:wordWrap/>
-        <w:overflowPunct/>
-        <w:bidi w:val="0"/>
-      </w:pPr>
-      <w:r>
-        <w:t>知识的使用指服务台及技术支持人员在受理运维相关业务的过程中，</w:t>
-      </w:r>
-      <w:r>
-        <w:rPr>
-          <w:rFonts w:hint="eastAsia"/>
-          <w:lang w:val="en-US" w:eastAsia="zh-CN"/>
-        </w:rPr>
-        <w:t>通过查</w:t>
-      </w:r>
-      <w:r>
-        <w:t>阅服务知识相关内容，对客户提出的与运维服务相关的问题作出回答/解决。</w:t>
-      </w:r>
-    </w:p>
-    <w:p>
-      <w:pPr>
-        <w:pStyle w:val="a1"/>
-        <w:keepLines w:val="0"/>
-        <w:pageBreakBefore w:val="0"/>
-        <w:widowControl w:val="0"/>
-        <w:wordWrap/>
-        <w:overflowPunct/>
-        <w:bidi w:val="0"/>
-      </w:pPr>
-      <w:r>
-        <w:t>服务台人员在受理运维业务时，首先查询服务知识内是否有相应知识内容。能当场回答/解决的，根据服务知识内相应知识内容当场进行回答；不能当场回答/解决的，采取三方通话的形式进行回答/解决；既不能当场回答/解决，又未能通过三方通话进行回答/解决的，由服务台人员提交</w:t>
-      </w:r>
-      <w:r>
-        <w:rPr>
-          <w:rFonts w:hint="eastAsia"/>
-          <w:lang w:val="en-US" w:eastAsia="zh-CN"/>
-        </w:rPr>
-        <w:t>运维项目经理</w:t>
-      </w:r>
-      <w:r>
-        <w:t>处理，以回答/解决该问题。</w:t>
-      </w:r>
-    </w:p>
-    <w:p>
-      <w:pPr>
-        <w:pStyle w:val="2"/>
-        <w:keepLines w:val="0"/>
-        <w:pageBreakBefore w:val="0"/>
-        <w:widowControl w:val="0"/>
-        <w:wordWrap/>
-        <w:overflowPunct/>
-        <w:bidi w:val="0"/>
-      </w:pPr>
-      <w:bookmarkStart w:id="21" w:name="_Toc21035"/>
-      <w:r>
-        <w:rPr>
-          <w:rFonts w:hint="eastAsia"/>
-          <w:lang w:val="en-US" w:eastAsia="zh-CN"/>
-        </w:rPr>
-        <w:t>服务知识淘汰</w:t>
-      </w:r>
-      <w:bookmarkEnd w:id="21"/>
     </w:p>
     <w:p>
       <w:pPr>
@@ -5581,7 +5620,7 @@
         <w:ind w:left="23" w:right="66" w:firstLine="493"/>
         <w:jc w:val="both"/>
         <w:rPr>
-          <w:rFonts w:ascii="宋体" w:eastAsia="宋体" w:hAnsi="宋体" w:cs="宋体"/>
+          <w:rFonts w:ascii="宋体" w:hAnsi="宋体" w:eastAsia="宋体" w:cs="宋体"/>
           <w:spacing w:val="-1"/>
           <w:sz w:val="24"/>
           <w:szCs w:val="24"/>
@@ -5589,7 +5628,7 @@
       </w:pPr>
       <w:r>
         <w:rPr>
-          <w:rFonts w:ascii="宋体" w:eastAsia="宋体" w:hAnsi="宋体" w:cs="宋体"/>
+          <w:rFonts w:ascii="宋体" w:hAnsi="宋体" w:eastAsia="宋体" w:cs="宋体"/>
           <w:spacing w:val="-4"/>
           <w:sz w:val="24"/>
           <w:szCs w:val="24"/>
@@ -5598,7 +5637,7 @@
       </w:r>
       <w:r>
         <w:rPr>
-          <w:rFonts w:ascii="宋体" w:eastAsia="宋体" w:hAnsi="宋体" w:cs="宋体"/>
+          <w:rFonts w:ascii="宋体" w:hAnsi="宋体" w:eastAsia="宋体" w:cs="宋体"/>
           <w:spacing w:val="-3"/>
           <w:sz w:val="24"/>
           <w:szCs w:val="24"/>
@@ -5607,7 +5646,7 @@
       </w:r>
       <w:r>
         <w:rPr>
-          <w:rFonts w:ascii="宋体" w:eastAsia="宋体" w:hAnsi="宋体" w:cs="宋体"/>
+          <w:rFonts w:ascii="宋体" w:hAnsi="宋体" w:eastAsia="宋体" w:cs="宋体"/>
           <w:spacing w:val="-1"/>
           <w:sz w:val="24"/>
           <w:szCs w:val="24"/>
@@ -5617,7 +5656,7 @@
     </w:p>
     <w:p>
       <w:pPr>
-        <w:pStyle w:val="2"/>
+        <w:pStyle w:val="30"/>
         <w:keepLines w:val="0"/>
         <w:pageBreakBefore w:val="0"/>
         <w:widowControl w:val="0"/>
@@ -5629,7 +5668,7 @@
           <w:lang w:val="en-US" w:eastAsia="zh-CN"/>
         </w:rPr>
       </w:pPr>
-      <w:bookmarkStart w:id="22" w:name="_Toc22983"/>
+      <w:bookmarkStart w:id="21" w:name="_Toc22983"/>
       <w:r>
         <w:rPr>
           <w:rFonts w:hint="eastAsia"/>
@@ -5637,21 +5676,22 @@
         </w:rPr>
         <w:t>考核指标</w:t>
       </w:r>
-      <w:bookmarkEnd w:id="22"/>
+      <w:bookmarkEnd w:id="21"/>
     </w:p>
     <w:tbl>
       <w:tblPr>
-        <w:tblStyle w:val="TableGrid"/>
+        <w:tblStyle w:val="21"/>
         <w:tblW w:w="8689" w:type="dxa"/>
         <w:tblInd w:w="0" w:type="dxa"/>
         <w:tblBorders>
-          <w:top w:val="single" w:sz="4" w:space="0" w:color="auto"/>
-          <w:left w:val="single" w:sz="4" w:space="0" w:color="auto"/>
-          <w:bottom w:val="single" w:sz="4" w:space="0" w:color="auto"/>
-          <w:right w:val="single" w:sz="4" w:space="0" w:color="auto"/>
-          <w:insideH w:val="single" w:sz="4" w:space="0" w:color="auto"/>
-          <w:insideV w:val="single" w:sz="4" w:space="0" w:color="auto"/>
+          <w:top w:val="single" w:color="auto" w:sz="4" w:space="0"/>
+          <w:left w:val="single" w:color="auto" w:sz="4" w:space="0"/>
+          <w:bottom w:val="single" w:color="auto" w:sz="4" w:space="0"/>
+          <w:right w:val="single" w:color="auto" w:sz="4" w:space="0"/>
+          <w:insideH w:val="single" w:color="auto" w:sz="4" w:space="0"/>
+          <w:insideV w:val="single" w:color="auto" w:sz="4" w:space="0"/>
         </w:tblBorders>
+        <w:tblLayout w:type="autofit"/>
         <w:tblCellMar>
           <w:top w:w="0" w:type="dxa"/>
           <w:left w:w="108" w:type="dxa"/>
@@ -5667,22 +5707,14 @@
       </w:tblGrid>
       <w:tr>
         <w:tblPrEx>
-          <w:tblW w:w="8689" w:type="dxa"/>
-          <w:tblInd w:w="0" w:type="dxa"/>
           <w:tblBorders>
-            <w:top w:val="single" w:sz="4" w:space="0" w:color="auto"/>
-            <w:left w:val="single" w:sz="4" w:space="0" w:color="auto"/>
-            <w:bottom w:val="single" w:sz="4" w:space="0" w:color="auto"/>
-            <w:right w:val="single" w:sz="4" w:space="0" w:color="auto"/>
-            <w:insideH w:val="single" w:sz="4" w:space="0" w:color="auto"/>
-            <w:insideV w:val="single" w:sz="4" w:space="0" w:color="auto"/>
+            <w:top w:val="single" w:color="auto" w:sz="4" w:space="0"/>
+            <w:left w:val="single" w:color="auto" w:sz="4" w:space="0"/>
+            <w:bottom w:val="single" w:color="auto" w:sz="4" w:space="0"/>
+            <w:right w:val="single" w:color="auto" w:sz="4" w:space="0"/>
+            <w:insideH w:val="single" w:color="auto" w:sz="4" w:space="0"/>
+            <w:insideV w:val="single" w:color="auto" w:sz="4" w:space="0"/>
           </w:tblBorders>
-          <w:tblCellMar>
-            <w:top w:w="0" w:type="dxa"/>
-            <w:left w:w="108" w:type="dxa"/>
-            <w:bottom w:w="0" w:type="dxa"/>
-            <w:right w:w="108" w:type="dxa"/>
-          </w:tblCellMar>
         </w:tblPrEx>
         <w:tc>
           <w:tcPr>
@@ -5690,7 +5722,7 @@
           </w:tcPr>
           <w:p>
             <w:pPr>
-              <w:pStyle w:val="a1"/>
+              <w:pStyle w:val="29"/>
               <w:keepLines w:val="0"/>
               <w:pageBreakBefore w:val="0"/>
               <w:widowControl w:val="0"/>
@@ -5719,14 +5751,14 @@
           </w:tcPr>
           <w:p>
             <w:pPr>
-              <w:pStyle w:val="a1"/>
+              <w:pStyle w:val="29"/>
               <w:keepLines w:val="0"/>
               <w:pageBreakBefore w:val="0"/>
               <w:widowControl w:val="0"/>
               <w:wordWrap/>
               <w:overflowPunct/>
               <w:bidi w:val="0"/>
-              <w:ind w:left="0" w:firstLine="0" w:leftChars="0" w:firstLineChars="0"/>
+              <w:ind w:left="0" w:leftChars="0" w:firstLine="0" w:firstLineChars="0"/>
               <w:jc w:val="center"/>
               <w:rPr>
                 <w:rFonts w:hint="default"/>
@@ -5750,14 +5782,14 @@
           </w:tcPr>
           <w:p>
             <w:pPr>
-              <w:pStyle w:val="a1"/>
+              <w:pStyle w:val="29"/>
               <w:keepLines w:val="0"/>
               <w:pageBreakBefore w:val="0"/>
               <w:widowControl w:val="0"/>
               <w:wordWrap/>
               <w:overflowPunct/>
               <w:bidi w:val="0"/>
-              <w:ind w:left="0" w:firstLine="0" w:leftChars="0" w:firstLineChars="0"/>
+              <w:ind w:left="0" w:leftChars="0" w:firstLine="0" w:firstLineChars="0"/>
               <w:jc w:val="center"/>
               <w:rPr>
                 <w:rFonts w:hint="default"/>
@@ -5781,14 +5813,14 @@
           </w:tcPr>
           <w:p>
             <w:pPr>
-              <w:pStyle w:val="a1"/>
+              <w:pStyle w:val="29"/>
               <w:keepLines w:val="0"/>
               <w:pageBreakBefore w:val="0"/>
               <w:widowControl w:val="0"/>
               <w:wordWrap/>
               <w:overflowPunct/>
               <w:bidi w:val="0"/>
-              <w:ind w:left="0" w:firstLine="0" w:leftChars="0" w:firstLineChars="0"/>
+              <w:ind w:left="0" w:leftChars="0" w:firstLine="0" w:firstLineChars="0"/>
               <w:jc w:val="center"/>
               <w:rPr>
                 <w:rFonts w:hint="default"/>
@@ -5809,8 +5841,14 @@
       </w:tr>
       <w:tr>
         <w:tblPrEx>
-          <w:tblW w:w="8689" w:type="dxa"/>
-          <w:tblInd w:w="0" w:type="dxa"/>
+          <w:tblBorders>
+            <w:top w:val="single" w:color="auto" w:sz="4" w:space="0"/>
+            <w:left w:val="single" w:color="auto" w:sz="4" w:space="0"/>
+            <w:bottom w:val="single" w:color="auto" w:sz="4" w:space="0"/>
+            <w:right w:val="single" w:color="auto" w:sz="4" w:space="0"/>
+            <w:insideH w:val="single" w:color="auto" w:sz="4" w:space="0"/>
+            <w:insideV w:val="single" w:color="auto" w:sz="4" w:space="0"/>
+          </w:tblBorders>
           <w:tblCellMar>
             <w:top w:w="0" w:type="dxa"/>
             <w:left w:w="108" w:type="dxa"/>
@@ -5819,7 +5857,7 @@
           </w:tblCellMar>
         </w:tblPrEx>
         <w:trPr>
-          <w:trHeight w:val="710"/>
+          <w:trHeight w:val="710" w:hRule="atLeast"/>
         </w:trPr>
         <w:tc>
           <w:tcPr>
@@ -5827,14 +5865,14 @@
           </w:tcPr>
           <w:p>
             <w:pPr>
-              <w:pStyle w:val="a1"/>
+              <w:pStyle w:val="29"/>
               <w:keepLines w:val="0"/>
               <w:pageBreakBefore w:val="0"/>
               <w:widowControl w:val="0"/>
               <w:wordWrap/>
               <w:overflowPunct/>
               <w:bidi w:val="0"/>
-              <w:ind w:left="0" w:firstLine="0" w:leftChars="0" w:firstLineChars="0"/>
+              <w:ind w:left="0" w:leftChars="0" w:firstLine="0" w:firstLineChars="0"/>
               <w:jc w:val="both"/>
               <w:rPr>
                 <w:rFonts w:hint="default"/>
@@ -5858,14 +5896,14 @@
           </w:tcPr>
           <w:p>
             <w:pPr>
-              <w:pStyle w:val="a1"/>
+              <w:pStyle w:val="29"/>
               <w:keepLines w:val="0"/>
               <w:pageBreakBefore w:val="0"/>
               <w:widowControl w:val="0"/>
               <w:wordWrap/>
               <w:overflowPunct/>
               <w:bidi w:val="0"/>
-              <w:ind w:left="0" w:firstLine="0" w:leftChars="0" w:firstLineChars="0"/>
+              <w:ind w:left="0" w:leftChars="0" w:firstLine="0" w:firstLineChars="0"/>
               <w:jc w:val="both"/>
               <w:rPr>
                 <w:rFonts w:hint="default"/>
@@ -5889,14 +5927,14 @@
           </w:tcPr>
           <w:p>
             <w:pPr>
-              <w:pStyle w:val="a1"/>
+              <w:pStyle w:val="29"/>
               <w:keepLines w:val="0"/>
               <w:pageBreakBefore w:val="0"/>
               <w:widowControl w:val="0"/>
               <w:wordWrap/>
               <w:overflowPunct/>
               <w:bidi w:val="0"/>
-              <w:ind w:left="0" w:firstLine="0" w:leftChars="0" w:firstLineChars="0"/>
+              <w:ind w:left="0" w:leftChars="0" w:firstLine="0" w:firstLineChars="0"/>
               <w:rPr>
                 <w:rFonts w:hint="default"/>
                 <w:vertAlign w:val="baseline"/>
@@ -5919,7 +5957,7 @@
           </w:tcPr>
           <w:p>
             <w:pPr>
-              <w:pStyle w:val="a1"/>
+              <w:pStyle w:val="29"/>
               <w:keepLines w:val="0"/>
               <w:pageBreakBefore w:val="0"/>
               <w:widowControl w:val="0"/>
@@ -5934,7 +5972,7 @@
             </w:pPr>
             <w:r>
               <w:rPr>
-                <w:rFonts w:ascii="宋体" w:eastAsia="宋体" w:hAnsi="宋体" w:cs="宋体"/>
+                <w:rFonts w:ascii="宋体" w:hAnsi="宋体" w:eastAsia="宋体" w:cs="宋体"/>
                 <w:spacing w:val="-1"/>
                 <w:sz w:val="24"/>
                 <w:szCs w:val="24"/>
@@ -5943,7 +5981,7 @@
             </w:r>
             <w:r>
               <w:rPr>
-                <w:rFonts w:ascii="宋体" w:hAnsi="宋体" w:cs="宋体" w:hint="eastAsia"/>
+                <w:rFonts w:hint="eastAsia" w:ascii="宋体" w:hAnsi="宋体" w:cs="宋体"/>
                 <w:spacing w:val="-1"/>
                 <w:sz w:val="24"/>
                 <w:szCs w:val="24"/>
@@ -5953,7 +5991,7 @@
             </w:r>
             <w:r>
               <w:rPr>
-                <w:rFonts w:ascii="宋体" w:eastAsia="宋体" w:hAnsi="宋体" w:cs="宋体"/>
+                <w:rFonts w:ascii="宋体" w:hAnsi="宋体" w:eastAsia="宋体" w:cs="宋体"/>
                 <w:spacing w:val="-1"/>
                 <w:sz w:val="24"/>
                 <w:szCs w:val="24"/>
@@ -5966,33 +6004,33 @@
     </w:tbl>
     <w:p>
       <w:pPr>
-        <w:pStyle w:val="1"/>
-        <w:keepLines w:val="0"/>
-        <w:pageBreakBefore w:val="0"/>
-        <w:widowControl w:val="0"/>
-        <w:wordWrap/>
-        <w:overflowPunct/>
-        <w:bidi w:val="0"/>
-        <w:rPr>
-          <w:rStyle w:val="1Char"/>
-          <w:rFonts w:eastAsia="宋体" w:hint="default"/>
-          <w:lang w:val="en-US" w:eastAsia="zh-CN"/>
-        </w:rPr>
-      </w:pPr>
-      <w:bookmarkStart w:id="23" w:name="bookmark3"/>
+        <w:pStyle w:val="28"/>
+        <w:keepLines w:val="0"/>
+        <w:pageBreakBefore w:val="0"/>
+        <w:widowControl w:val="0"/>
+        <w:wordWrap/>
+        <w:overflowPunct/>
+        <w:bidi w:val="0"/>
+        <w:rPr>
+          <w:rStyle w:val="38"/>
+          <w:rFonts w:hint="default" w:eastAsia="宋体"/>
+          <w:lang w:val="en-US" w:eastAsia="zh-CN"/>
+        </w:rPr>
+      </w:pPr>
+      <w:bookmarkStart w:id="22" w:name="bookmark3"/>
+      <w:bookmarkEnd w:id="22"/>
+      <w:bookmarkStart w:id="23" w:name="_Toc5790"/>
+      <w:bookmarkStart w:id="24" w:name="_Toc17424"/>
+      <w:r>
+        <w:rPr>
+          <w:rStyle w:val="38"/>
+          <w:rFonts w:hint="eastAsia" w:eastAsia="宋体"/>
+          <w:lang w:val="en-US" w:eastAsia="zh-CN"/>
+        </w:rPr>
+        <w:t>附则</w:t>
+      </w:r>
       <w:bookmarkEnd w:id="23"/>
-      <w:bookmarkStart w:id="24" w:name="_Toc17424"/>
-      <w:bookmarkStart w:id="25" w:name="_Toc5790"/>
-      <w:r>
-        <w:rPr>
-          <w:rStyle w:val="1Char"/>
-          <w:rFonts w:eastAsia="宋体" w:hint="eastAsia"/>
-          <w:lang w:val="en-US" w:eastAsia="zh-CN"/>
-        </w:rPr>
-        <w:t>附则</w:t>
-      </w:r>
       <w:bookmarkEnd w:id="24"/>
-      <w:bookmarkEnd w:id="25"/>
     </w:p>
     <w:p>
       <w:pPr>
@@ -6014,17 +6052,17 @@
         <w:adjustRightInd w:val="0"/>
         <w:snapToGrid w:val="0"/>
         <w:spacing w:line="360" w:lineRule="auto"/>
-        <w:ind w:left="425" w:hanging="425" w:leftChars="0" w:firstLineChars="0"/>
+        <w:ind w:left="425" w:leftChars="0" w:hanging="425" w:firstLineChars="0"/>
         <w:textAlignment w:val="baseline"/>
         <w:rPr>
-          <w:rFonts w:ascii="宋体" w:eastAsia="宋体" w:hAnsi="宋体" w:cs="宋体"/>
+          <w:rFonts w:ascii="宋体" w:hAnsi="宋体" w:eastAsia="宋体" w:cs="宋体"/>
           <w:sz w:val="24"/>
           <w:szCs w:val="24"/>
         </w:rPr>
       </w:pPr>
       <w:r>
         <w:rPr>
-          <w:rFonts w:ascii="宋体" w:eastAsia="宋体" w:hAnsi="宋体" w:cs="宋体"/>
+          <w:rFonts w:ascii="宋体" w:hAnsi="宋体" w:eastAsia="宋体" w:cs="宋体"/>
           <w:spacing w:val="-1"/>
           <w:sz w:val="24"/>
           <w:szCs w:val="24"/>
@@ -6033,7 +6071,7 @@
       </w:r>
       <w:r>
         <w:rPr>
-          <w:rFonts w:ascii="宋体" w:eastAsia="宋体" w:hAnsi="宋体" w:cs="宋体" w:hint="eastAsia"/>
+          <w:rFonts w:hint="eastAsia" w:ascii="宋体" w:hAnsi="宋体" w:eastAsia="宋体" w:cs="宋体"/>
           <w:spacing w:val="-1"/>
           <w:sz w:val="24"/>
           <w:szCs w:val="24"/>
@@ -6043,7 +6081,7 @@
       </w:r>
       <w:r>
         <w:rPr>
-          <w:rFonts w:ascii="宋体" w:eastAsia="宋体" w:hAnsi="宋体" w:cs="宋体"/>
+          <w:rFonts w:ascii="宋体" w:hAnsi="宋体" w:eastAsia="宋体" w:cs="宋体"/>
           <w:spacing w:val="-1"/>
           <w:sz w:val="24"/>
           <w:szCs w:val="24"/>
@@ -6071,7 +6109,7 @@
         <w:adjustRightInd w:val="0"/>
         <w:snapToGrid w:val="0"/>
         <w:spacing w:line="360" w:lineRule="auto"/>
-        <w:ind w:left="425" w:hanging="425" w:leftChars="0" w:firstLineChars="0"/>
+        <w:ind w:left="425" w:leftChars="0" w:hanging="425" w:firstLineChars="0"/>
         <w:textAlignment w:val="baseline"/>
         <w:rPr>
           <w:rFonts w:hint="default"/>
@@ -6080,7 +6118,7 @@
       </w:pPr>
       <w:r>
         <w:rPr>
-          <w:rFonts w:ascii="宋体" w:eastAsia="宋体" w:hAnsi="宋体" w:cs="宋体"/>
+          <w:rFonts w:ascii="宋体" w:hAnsi="宋体" w:eastAsia="宋体" w:cs="宋体"/>
           <w:spacing w:val="-2"/>
           <w:sz w:val="24"/>
           <w:szCs w:val="24"/>
@@ -6090,7 +6128,7 @@
     </w:p>
     <w:p>
       <w:pPr>
-        <w:pStyle w:val="1"/>
+        <w:pStyle w:val="28"/>
         <w:keepLines w:val="0"/>
         <w:pageBreakBefore w:val="0"/>
         <w:widowControl w:val="0"/>
@@ -6102,21 +6140,67 @@
           <w:lang w:val="en-US" w:eastAsia="zh-CN"/>
         </w:rPr>
       </w:pPr>
-      <w:bookmarkStart w:id="26" w:name="bookmark14"/>
+      <w:bookmarkStart w:id="25" w:name="bookmark14"/>
+      <w:bookmarkEnd w:id="25"/>
+      <w:bookmarkStart w:id="26" w:name="_Toc30791"/>
+      <w:r>
+        <w:rPr>
+          <w:rFonts w:hint="eastAsia"/>
+          <w:lang w:val="en-US" w:eastAsia="zh-CN"/>
+        </w:rPr>
+        <w:t>附件</w:t>
+      </w:r>
       <w:bookmarkEnd w:id="26"/>
-      <w:bookmarkStart w:id="27" w:name="_Toc30791"/>
-      <w:r>
-        <w:rPr>
-          <w:rFonts w:hint="eastAsia"/>
-          <w:lang w:val="en-US" w:eastAsia="zh-CN"/>
-        </w:rPr>
-        <w:t>附件</w:t>
+    </w:p>
+    <w:p>
+      <w:pPr>
+        <w:pStyle w:val="29"/>
+        <w:keepLines w:val="0"/>
+        <w:pageBreakBefore w:val="0"/>
+        <w:widowControl w:val="0"/>
+        <w:wordWrap/>
+        <w:overflowPunct/>
+        <w:bidi w:val="0"/>
+        <w:rPr>
+          <w:rFonts w:hint="default"/>
+          <w:lang w:val="en-US" w:eastAsia="zh-CN"/>
+        </w:rPr>
+      </w:pPr>
+      <w:r>
+        <w:rPr>
+          <w:rFonts w:hint="eastAsia"/>
+          <w:lang w:val="en-US" w:eastAsia="zh-CN"/>
+        </w:rPr>
+        <w:t>无。</w:t>
+      </w:r>
+    </w:p>
+    <w:p>
+      <w:pPr>
+        <w:pStyle w:val="28"/>
+        <w:keepLines w:val="0"/>
+        <w:pageBreakBefore w:val="0"/>
+        <w:widowControl w:val="0"/>
+        <w:wordWrap/>
+        <w:overflowPunct/>
+        <w:bidi w:val="0"/>
+        <w:rPr>
+          <w:rFonts w:hint="eastAsia"/>
+          <w:lang w:val="en-US" w:eastAsia="zh-CN"/>
+        </w:rPr>
+      </w:pPr>
+      <w:bookmarkStart w:id="27" w:name="_Toc4398"/>
+      <w:r>
+        <w:rPr>
+          <w:rFonts w:hint="eastAsia"/>
+          <w:lang w:val="en-US" w:eastAsia="zh-CN"/>
+        </w:rPr>
+        <w:t>记录</w:t>
       </w:r>
       <w:bookmarkEnd w:id="27"/>
     </w:p>
     <w:p>
       <w:pPr>
-        <w:pStyle w:val="a1"/>
+        <w:pStyle w:val="29"/>
         <w:keepLines w:val="0"/>
         <w:pageBreakBefore w:val="0"/>
         <w:widowControl w:val="0"/>
@@ -6136,80 +6220,84 @@
         <w:t>无。</w:t>
       </w:r>
     </w:p>
-    <w:p>
-      <w:pPr>
-        <w:pStyle w:val="1"/>
-        <w:keepLines w:val="0"/>
-        <w:pageBreakBefore w:val="0"/>
-        <w:widowControl w:val="0"/>
-        <w:wordWrap/>
-        <w:overflowPunct/>
-        <w:bidi w:val="0"/>
-        <w:rPr>
-          <w:rFonts w:hint="eastAsia"/>
-          <w:lang w:val="en-US" w:eastAsia="zh-CN"/>
-        </w:rPr>
-      </w:pPr>
-      <w:bookmarkStart w:id="28" w:name="_Toc4398"/>
-      <w:r>
-        <w:rPr>
-          <w:rFonts w:hint="eastAsia"/>
-          <w:lang w:val="en-US" w:eastAsia="zh-CN"/>
-        </w:rPr>
-        <w:t>记录</w:t>
-      </w:r>
-      <w:bookmarkEnd w:id="28"/>
-    </w:p>
-    <w:p>
-      <w:pPr>
-        <w:pStyle w:val="a1"/>
-        <w:keepLines w:val="0"/>
-        <w:pageBreakBefore w:val="0"/>
-        <w:widowControl w:val="0"/>
-        <w:wordWrap/>
-        <w:overflowPunct/>
-        <w:bidi w:val="0"/>
-        <w:rPr>
-          <w:rFonts w:hint="default"/>
-          <w:lang w:val="en-US" w:eastAsia="zh-CN"/>
-        </w:rPr>
-      </w:pPr>
-      <w:r>
-        <w:rPr>
-          <w:rFonts w:hint="eastAsia"/>
-          <w:lang w:val="en-US" w:eastAsia="zh-CN"/>
-        </w:rPr>
-        <w:t>无。</w:t>
-      </w:r>
-    </w:p>
     <w:sectPr>
-      <w:headerReference w:type="default" r:id="rId4"/>
+      <w:headerReference r:id="rId5" w:type="default"/>
       <w:pgSz w:w="11906" w:h="16838"/>
       <w:pgMar w:top="1417" w:right="1800" w:bottom="1440" w:left="1800" w:header="1140" w:footer="992" w:gutter="0"/>
-      <w:cols w:num="1" w:space="425"/>
+      <w:cols w:space="425" w:num="1"/>
       <w:docGrid w:type="lines" w:linePitch="312" w:charSpace="0"/>
     </w:sectPr>
   </w:body>
 </w:document>
 </file>
 
+<file path=word/endnotes.xml><?xml version="1.0" encoding="utf-8"?>
+<w:endnotes xmlns:wpc="http://schemas.microsoft.com/office/word/2010/wordprocessingCanvas" xmlns:mc="http://schemas.openxmlformats.org/markup-compatibility/2006" xmlns:o="urn:schemas-microsoft-com:office:office" xmlns:r="http://schemas.openxmlformats.org/officeDocument/2006/relationships" xmlns:m="http://schemas.openxmlformats.org/officeDocument/2006/math" xmlns:v="urn:schemas-microsoft-com:vml" xmlns:wp14="http://schemas.microsoft.com/office/word/2010/wordprocessingDrawing" xmlns:wp="http://schemas.openxmlformats.org/drawingml/2006/wordprocessingDrawing" xmlns:w="http://schemas.openxmlformats.org/wordprocessingml/2006/main" xmlns:w14="http://schemas.microsoft.com/office/word/2010/wordml" xmlns:w15="http://schemas.microsoft.com/office/word/2012/wordml" xmlns:w10="urn:schemas-microsoft-com:office:word" xmlns:wpg="http://schemas.microsoft.com/office/word/2010/wordprocessingGroup" xmlns:wpi="http://schemas.microsoft.com/office/word/2010/wordprocessingInk" xmlns:wne="http://schemas.microsoft.com/office/word/2006/wordml" xmlns:wps="http://schemas.microsoft.com/office/word/2010/wordprocessingShape" xmlns:wpsCustomData="http://www.wps.cn/officeDocument/2013/wpsCustomData" mc:Ignorable="w14 w15 wp14">
+  <w:endnote w:type="separator" w:id="0">
+    <w:p>
+      <w:pPr>
+        <w:spacing w:line="240" w:lineRule="auto"/>
+      </w:pPr>
+      <w:r>
+        <w:separator/>
+      </w:r>
+    </w:p>
+  </w:endnote>
+  <w:endnote w:type="continuationSeparator" w:id="1">
+    <w:p>
+      <w:pPr>
+        <w:spacing w:line="240" w:lineRule="auto"/>
+      </w:pPr>
+      <w:r>
+        <w:continuationSeparator/>
+      </w:r>
+    </w:p>
+  </w:endnote>
+</w:endnotes>
+</file>
+
+<file path=word/footnotes.xml><?xml version="1.0" encoding="utf-8"?>
+<w:footnotes xmlns:wpc="http://schemas.microsoft.com/office/word/2010/wordprocessingCanvas" xmlns:mc="http://schemas.openxmlformats.org/markup-compatibility/2006" xmlns:o="urn:schemas-microsoft-com:office:office" xmlns:r="http://schemas.openxmlformats.org/officeDocument/2006/relationships" xmlns:m="http://schemas.openxmlformats.org/officeDocument/2006/math" xmlns:v="urn:schemas-microsoft-com:vml" xmlns:wp14="http://schemas.microsoft.com/office/word/2010/wordprocessingDrawing" xmlns:wp="http://schemas.openxmlformats.org/drawingml/2006/wordprocessingDrawing" xmlns:w="http://schemas.openxmlformats.org/wordprocessingml/2006/main" xmlns:w14="http://schemas.microsoft.com/office/word/2010/wordml" xmlns:w15="http://schemas.microsoft.com/office/word/2012/wordml" xmlns:w10="urn:schemas-microsoft-com:office:word" xmlns:wpg="http://schemas.microsoft.com/office/word/2010/wordprocessingGroup" xmlns:wpi="http://schemas.microsoft.com/office/word/2010/wordprocessingInk" xmlns:wne="http://schemas.microsoft.com/office/word/2006/wordml" xmlns:wps="http://schemas.microsoft.com/office/word/2010/wordprocessingShape" xmlns:wpsCustomData="http://www.wps.cn/officeDocument/2013/wpsCustomData" mc:Ignorable="w14 w15 wp14">
+  <w:footnote w:type="separator" w:id="0">
+    <w:p>
+      <w:pPr>
+        <w:spacing w:line="240" w:lineRule="auto"/>
+      </w:pPr>
+      <w:r>
+        <w:separator/>
+      </w:r>
+    </w:p>
+  </w:footnote>
+  <w:footnote w:type="continuationSeparator" w:id="1">
+    <w:p>
+      <w:pPr>
+        <w:spacing w:line="240" w:lineRule="auto"/>
+      </w:pPr>
+      <w:r>
+        <w:continuationSeparator/>
+      </w:r>
+    </w:p>
+  </w:footnote>
+</w:footnotes>
+</file>
+
 <file path=word/header1.xml><?xml version="1.0" encoding="utf-8"?>
-<w:hdr xmlns:wpc="http://schemas.microsoft.com/office/word/2010/wordprocessingCanvas" xmlns:mc="http://schemas.openxmlformats.org/markup-compatibility/2006" xmlns:o="urn:schemas-microsoft-com:office:office" xmlns:r="http://schemas.openxmlformats.org/officeDocument/2006/relationships" xmlns:m="http://schemas.openxmlformats.org/officeDocument/2006/math" xmlns:v="urn:schemas-microsoft-com:vml" xmlns:wp14="http://schemas.microsoft.com/office/word/2010/wordprocessingDrawing" xmlns:wp="http://schemas.openxmlformats.org/drawingml/2006/wordprocessingDrawing" xmlns:w10="urn:schemas-microsoft-com:office:word" xmlns:w="http://schemas.openxmlformats.org/wordprocessingml/2006/main" xmlns:w14="http://schemas.microsoft.com/office/word/2010/wordml" xmlns:w15="http://schemas.microsoft.com/office/word/2012/wordml" xmlns:wne="http://schemas.microsoft.com/office/word/2006/wordml" xmlns:wpg="http://schemas.microsoft.com/office/word/2010/wordprocessingGroup" xmlns:wpi="http://schemas.microsoft.com/office/word/2010/wordprocessingInk" xmlns:wps="http://schemas.microsoft.com/office/word/2010/wordprocessingShape" mc:Ignorable="w14 w15 wp14">
+<w:hdr xmlns:wpc="http://schemas.microsoft.com/office/word/2010/wordprocessingCanvas" xmlns:mc="http://schemas.openxmlformats.org/markup-compatibility/2006" xmlns:o="urn:schemas-microsoft-com:office:office" xmlns:r="http://schemas.openxmlformats.org/officeDocument/2006/relationships" xmlns:m="http://schemas.openxmlformats.org/officeDocument/2006/math" xmlns:v="urn:schemas-microsoft-com:vml" xmlns:wp14="http://schemas.microsoft.com/office/word/2010/wordprocessingDrawing" xmlns:wp="http://schemas.openxmlformats.org/drawingml/2006/wordprocessingDrawing" xmlns:w10="urn:schemas-microsoft-com:office:word" xmlns:w="http://schemas.openxmlformats.org/wordprocessingml/2006/main" xmlns:w14="http://schemas.microsoft.com/office/word/2010/wordml" xmlns:w15="http://schemas.microsoft.com/office/word/2012/wordml" xmlns:wpg="http://schemas.microsoft.com/office/word/2010/wordprocessingGroup" xmlns:wpi="http://schemas.microsoft.com/office/word/2010/wordprocessingInk" xmlns:wne="http://schemas.microsoft.com/office/word/2006/wordml" xmlns:wps="http://schemas.microsoft.com/office/word/2010/wordprocessingShape" xmlns:wpsCustomData="http://www.wps.cn/officeDocument/2013/wpsCustomData" mc:Ignorable="w14 w15 wp14">
   <w:p>
     <w:pPr>
-      <w:pStyle w:val="Header"/>
+      <w:pStyle w:val="15"/>
       <w:pBdr>
-        <w:bottom w:val="single" w:sz="4" w:space="1" w:color="auto"/>
+        <w:bottom w:val="single" w:color="auto" w:sz="4" w:space="1"/>
       </w:pBdr>
       <w:jc w:val="right"/>
       <w:rPr>
-        <w:rFonts w:eastAsiaTheme="minorEastAsia" w:hint="eastAsia"/>
+        <w:rFonts w:hint="eastAsia" w:eastAsiaTheme="minorEastAsia"/>
         <w:lang w:eastAsia="zh-CN"/>
       </w:rPr>
     </w:pPr>
     <w:r>
       <w:rPr>
-        <w:rFonts w:eastAsiaTheme="minorEastAsia" w:hint="eastAsia"/>
+        <w:rFonts w:hint="eastAsia" w:eastAsiaTheme="minorEastAsia"/>
         <w:lang w:eastAsia="zh-CN"/>
       </w:rPr>
       <w:t>陕西益利德软件科技有限公司</w:t>
@@ -6219,15 +6307,15 @@
 </file>
 
 <file path=word/numbering.xml><?xml version="1.0" encoding="utf-8"?>
-<w:numbering xmlns:wpc="http://schemas.microsoft.com/office/word/2010/wordprocessingCanvas" xmlns:mc="http://schemas.openxmlformats.org/markup-compatibility/2006" xmlns:o="urn:schemas-microsoft-com:office:office" xmlns:r="http://schemas.openxmlformats.org/officeDocument/2006/relationships" xmlns:m="http://schemas.openxmlformats.org/officeDocument/2006/math" xmlns:v="urn:schemas-microsoft-com:vml" xmlns:wp14="http://schemas.microsoft.com/office/word/2010/wordprocessingDrawing" xmlns:wp="http://schemas.openxmlformats.org/drawingml/2006/wordprocessingDrawing" xmlns:w10="urn:schemas-microsoft-com:office:word" xmlns:w="http://schemas.openxmlformats.org/wordprocessingml/2006/main" xmlns:w14="http://schemas.microsoft.com/office/word/2010/wordml" xmlns:w15="http://schemas.microsoft.com/office/word/2012/wordml" xmlns:wne="http://schemas.microsoft.com/office/word/2006/wordml" xmlns:wpg="http://schemas.microsoft.com/office/word/2010/wordprocessingGroup" xmlns:wpi="http://schemas.microsoft.com/office/word/2010/wordprocessingInk" xmlns:wps="http://schemas.microsoft.com/office/word/2010/wordprocessingShape" mc:Ignorable="w14 w15 wp14">
+<w:numbering xmlns:wpc="http://schemas.microsoft.com/office/word/2010/wordprocessingCanvas" xmlns:mc="http://schemas.openxmlformats.org/markup-compatibility/2006" xmlns:o="urn:schemas-microsoft-com:office:office" xmlns:r="http://schemas.openxmlformats.org/officeDocument/2006/relationships" xmlns:m="http://schemas.openxmlformats.org/officeDocument/2006/math" xmlns:v="urn:schemas-microsoft-com:vml" xmlns:wp14="http://schemas.microsoft.com/office/word/2010/wordprocessingDrawing" xmlns:wp="http://schemas.openxmlformats.org/drawingml/2006/wordprocessingDrawing" xmlns:w10="urn:schemas-microsoft-com:office:word" xmlns:w="http://schemas.openxmlformats.org/wordprocessingml/2006/main" xmlns:w14="http://schemas.microsoft.com/office/word/2010/wordml" xmlns:wpg="http://schemas.microsoft.com/office/word/2010/wordprocessingGroup" xmlns:wpi="http://schemas.microsoft.com/office/word/2010/wordprocessingInk" xmlns:wne="http://schemas.microsoft.com/office/word/2006/wordml" xmlns:wps="http://schemas.microsoft.com/office/word/2010/wordprocessingShape" xmlns:wpsCustomData="http://www.wps.cn/officeDocument/2013/wpsCustomData" mc:Ignorable="w14 wp14">
   <w:abstractNum w:abstractNumId="0">
     <w:nsid w:val="8E964DCE"/>
     <w:multiLevelType w:val="multilevel"/>
     <w:tmpl w:val="8E964DCE"/>
-    <w:lvl w:ilvl="0">
+    <w:lvl w:ilvl="0" w:tentative="0">
       <w:start w:val="1"/>
       <w:numFmt w:val="decimal"/>
-      <w:pStyle w:val="Heading1"/>
+      <w:pStyle w:val="2"/>
       <w:lvlText w:val="%1."/>
       <w:lvlJc w:val="left"/>
       <w:pPr>
@@ -6237,10 +6325,10 @@
         <w:rFonts w:hint="default"/>
       </w:rPr>
     </w:lvl>
-    <w:lvl w:ilvl="1">
+    <w:lvl w:ilvl="1" w:tentative="0">
       <w:start w:val="1"/>
       <w:numFmt w:val="decimal"/>
-      <w:pStyle w:val="Heading2"/>
+      <w:pStyle w:val="3"/>
       <w:lvlText w:val="%1.%2."/>
       <w:lvlJc w:val="left"/>
       <w:pPr>
@@ -6250,10 +6338,10 @@
         <w:rFonts w:hint="default"/>
       </w:rPr>
     </w:lvl>
-    <w:lvl w:ilvl="2">
+    <w:lvl w:ilvl="2" w:tentative="0">
       <w:start w:val="1"/>
       <w:numFmt w:val="decimal"/>
-      <w:pStyle w:val="Heading3"/>
+      <w:pStyle w:val="4"/>
       <w:lvlText w:val="%1.%2.%3."/>
       <w:lvlJc w:val="left"/>
       <w:pPr>
@@ -6263,10 +6351,10 @@
         <w:rFonts w:hint="default"/>
       </w:rPr>
     </w:lvl>
-    <w:lvl w:ilvl="3">
+    <w:lvl w:ilvl="3" w:tentative="0">
       <w:start w:val="1"/>
       <w:numFmt w:val="decimal"/>
-      <w:pStyle w:val="Heading4"/>
+      <w:pStyle w:val="5"/>
       <w:lvlText w:val="%1.%2.%3.%4."/>
       <w:lvlJc w:val="left"/>
       <w:pPr>
@@ -6276,10 +6364,10 @@
         <w:rFonts w:hint="default"/>
       </w:rPr>
     </w:lvl>
-    <w:lvl w:ilvl="4">
+    <w:lvl w:ilvl="4" w:tentative="0">
       <w:start w:val="1"/>
       <w:numFmt w:val="decimal"/>
-      <w:pStyle w:val="Heading5"/>
+      <w:pStyle w:val="6"/>
       <w:lvlText w:val="%1.%2.%3.%4.%5."/>
       <w:lvlJc w:val="left"/>
       <w:pPr>
@@ -6289,10 +6377,10 @@
         <w:rFonts w:hint="default"/>
       </w:rPr>
     </w:lvl>
-    <w:lvl w:ilvl="5">
+    <w:lvl w:ilvl="5" w:tentative="0">
       <w:start w:val="1"/>
       <w:numFmt w:val="decimal"/>
-      <w:pStyle w:val="Heading6"/>
+      <w:pStyle w:val="7"/>
       <w:lvlText w:val="%1.%2.%3.%4.%5.%6."/>
       <w:lvlJc w:val="left"/>
       <w:pPr>
@@ -6302,10 +6390,10 @@
         <w:rFonts w:hint="default"/>
       </w:rPr>
     </w:lvl>
-    <w:lvl w:ilvl="6">
+    <w:lvl w:ilvl="6" w:tentative="0">
       <w:start w:val="1"/>
       <w:numFmt w:val="decimal"/>
-      <w:pStyle w:val="Heading7"/>
+      <w:pStyle w:val="8"/>
       <w:lvlText w:val="%1.%2.%3.%4.%5.%6.%7."/>
       <w:lvlJc w:val="left"/>
       <w:pPr>
@@ -6315,10 +6403,10 @@
         <w:rFonts w:hint="default"/>
       </w:rPr>
     </w:lvl>
-    <w:lvl w:ilvl="7">
+    <w:lvl w:ilvl="7" w:tentative="0">
       <w:start w:val="1"/>
       <w:numFmt w:val="decimal"/>
-      <w:pStyle w:val="Heading8"/>
+      <w:pStyle w:val="9"/>
       <w:lvlText w:val="%1.%2.%3.%4.%5.%6.%7.%8."/>
       <w:lvlJc w:val="left"/>
       <w:pPr>
@@ -6328,10 +6416,10 @@
         <w:rFonts w:hint="default"/>
       </w:rPr>
     </w:lvl>
-    <w:lvl w:ilvl="8">
+    <w:lvl w:ilvl="8" w:tentative="0">
       <w:start w:val="1"/>
       <w:numFmt w:val="decimal"/>
-      <w:pStyle w:val="Heading9"/>
+      <w:pStyle w:val="10"/>
       <w:lvlText w:val="%1.%2.%3.%4.%5.%6.%7.%8.%9."/>
       <w:lvlJc w:val="left"/>
       <w:pPr>
@@ -6346,7 +6434,7 @@
     <w:nsid w:val="A15681B7"/>
     <w:multiLevelType w:val="singleLevel"/>
     <w:tmpl w:val="A15681B7"/>
-    <w:lvl w:ilvl="0">
+    <w:lvl w:ilvl="0" w:tentative="0">
       <w:start w:val="1"/>
       <w:numFmt w:val="decimal"/>
       <w:lvlText w:val="%1."/>
@@ -6363,7 +6451,7 @@
     <w:nsid w:val="B3137E32"/>
     <w:multiLevelType w:val="singleLevel"/>
     <w:tmpl w:val="B3137E32"/>
-    <w:lvl w:ilvl="0">
+    <w:lvl w:ilvl="0" w:tentative="0">
       <w:start w:val="1"/>
       <w:numFmt w:val="decimal"/>
       <w:lvlText w:val="%1."/>
@@ -6380,7 +6468,7 @@
     <w:nsid w:val="F9539CF3"/>
     <w:multiLevelType w:val="singleLevel"/>
     <w:tmpl w:val="F9539CF3"/>
-    <w:lvl w:ilvl="0">
+    <w:lvl w:ilvl="0" w:tentative="0">
       <w:start w:val="1"/>
       <w:numFmt w:val="decimal"/>
       <w:lvlText w:val="%1."/>
@@ -6397,7 +6485,7 @@
     <w:nsid w:val="FA255A08"/>
     <w:multiLevelType w:val="singleLevel"/>
     <w:tmpl w:val="FA255A08"/>
-    <w:lvl w:ilvl="0">
+    <w:lvl w:ilvl="0" w:tentative="0">
       <w:start w:val="1"/>
       <w:numFmt w:val="decimal"/>
       <w:lvlText w:val="%1."/>
@@ -6414,7 +6502,7 @@
     <w:nsid w:val="FC9046B5"/>
     <w:multiLevelType w:val="singleLevel"/>
     <w:tmpl w:val="FC9046B5"/>
-    <w:lvl w:ilvl="0">
+    <w:lvl w:ilvl="0" w:tentative="0">
       <w:start w:val="1"/>
       <w:numFmt w:val="decimal"/>
       <w:lvlText w:val="%1."/>
@@ -6431,7 +6519,7 @@
     <w:nsid w:val="013FB84B"/>
     <w:multiLevelType w:val="singleLevel"/>
     <w:tmpl w:val="013FB84B"/>
-    <w:lvl w:ilvl="0">
+    <w:lvl w:ilvl="0" w:tentative="0">
       <w:start w:val="1"/>
       <w:numFmt w:val="decimal"/>
       <w:lvlText w:val="%1."/>
@@ -6448,7 +6536,7 @@
     <w:nsid w:val="4C591BD8"/>
     <w:multiLevelType w:val="singleLevel"/>
     <w:tmpl w:val="4C591BD8"/>
-    <w:lvl w:ilvl="0">
+    <w:lvl w:ilvl="0" w:tentative="0">
       <w:start w:val="1"/>
       <w:numFmt w:val="decimal"/>
       <w:lvlText w:val="%1."/>
@@ -6465,7 +6553,7 @@
     <w:nsid w:val="550EBF31"/>
     <w:multiLevelType w:val="singleLevel"/>
     <w:tmpl w:val="550EBF31"/>
-    <w:lvl w:ilvl="0">
+    <w:lvl w:ilvl="0" w:tentative="0">
       <w:start w:val="1"/>
       <w:numFmt w:val="decimal"/>
       <w:lvlText w:val="%1."/>
@@ -6482,7 +6570,7 @@
     <w:nsid w:val="5B355D7A"/>
     <w:multiLevelType w:val="singleLevel"/>
     <w:tmpl w:val="5B355D7A"/>
-    <w:lvl w:ilvl="0">
+    <w:lvl w:ilvl="0" w:tentative="0">
       <w:start w:val="1"/>
       <w:numFmt w:val="decimal"/>
       <w:lvlText w:val="%1."/>
@@ -6529,267 +6617,269 @@
 </file>
 
 <file path=word/styles.xml><?xml version="1.0" encoding="utf-8"?>
-<w:styles xmlns:mc="http://schemas.openxmlformats.org/markup-compatibility/2006" xmlns:r="http://schemas.openxmlformats.org/officeDocument/2006/relationships" xmlns:w="http://schemas.openxmlformats.org/wordprocessingml/2006/main" xmlns:w14="http://schemas.microsoft.com/office/word/2010/wordml" xmlns:w15="http://schemas.microsoft.com/office/word/2012/wordml" mc:Ignorable="w14 w15">
+<w:styles xmlns:mc="http://schemas.openxmlformats.org/markup-compatibility/2006" xmlns:o="urn:schemas-microsoft-com:office:office" xmlns:r="http://schemas.openxmlformats.org/officeDocument/2006/relationships" xmlns:m="http://schemas.openxmlformats.org/officeDocument/2006/math" xmlns:v="urn:schemas-microsoft-com:vml" xmlns:w="http://schemas.openxmlformats.org/wordprocessingml/2006/main" xmlns:w14="http://schemas.microsoft.com/office/word/2010/wordml" xmlns:w10="urn:schemas-microsoft-com:office:word" xmlns:sl="http://schemas.openxmlformats.org/schemaLibrary/2006/main" xmlns:wpsCustomData="http://www.wps.cn/officeDocument/2013/wpsCustomData" mc:Ignorable="w14">
   <w:docDefaults>
     <w:rPrDefault>
       <w:rPr>
-        <w:rFonts w:ascii="Times New Roman" w:eastAsia="宋体" w:hAnsi="Times New Roman" w:cs="Times New Roman"/>
+        <w:rFonts w:ascii="Times New Roman" w:hAnsi="Times New Roman" w:eastAsia="宋体" w:cs="Times New Roman"/>
       </w:rPr>
     </w:rPrDefault>
     <w:pPrDefault/>
   </w:docDefaults>
-  <w:latentStyles w:defLockedState="0" w:defUIPriority="99" w:defSemiHidden="1" w:defUnhideWhenUsed="1" w:defQFormat="0" w:count="260">
-    <w:lsdException w:name="Normal" w:semiHidden="0" w:uiPriority="0" w:unhideWhenUsed="0" w:qFormat="1"/>
-    <w:lsdException w:name="heading 1" w:semiHidden="0" w:uiPriority="0" w:unhideWhenUsed="0" w:qFormat="1"/>
-    <w:lsdException w:name="heading 2" w:semiHidden="0" w:uiPriority="0" w:qFormat="1"/>
-    <w:lsdException w:name="heading 3" w:uiPriority="0" w:qFormat="1"/>
-    <w:lsdException w:name="heading 4" w:semiHidden="0" w:uiPriority="0" w:qFormat="1"/>
-    <w:lsdException w:name="heading 5" w:uiPriority="0" w:qFormat="1"/>
-    <w:lsdException w:name="heading 6" w:uiPriority="0" w:qFormat="1"/>
-    <w:lsdException w:name="heading 7" w:uiPriority="0" w:qFormat="1"/>
-    <w:lsdException w:name="heading 8" w:uiPriority="0" w:qFormat="1"/>
-    <w:lsdException w:name="heading 9" w:uiPriority="0" w:qFormat="1"/>
-    <w:lsdException w:name="index 1" w:semiHidden="0" w:uiPriority="0" w:unhideWhenUsed="0"/>
-    <w:lsdException w:name="index 2" w:semiHidden="0" w:uiPriority="0" w:unhideWhenUsed="0"/>
-    <w:lsdException w:name="index 3" w:semiHidden="0" w:uiPriority="0" w:unhideWhenUsed="0"/>
-    <w:lsdException w:name="index 4" w:semiHidden="0" w:uiPriority="0" w:unhideWhenUsed="0"/>
-    <w:lsdException w:name="index 5" w:semiHidden="0" w:uiPriority="0" w:unhideWhenUsed="0"/>
-    <w:lsdException w:name="index 6" w:semiHidden="0" w:uiPriority="0" w:unhideWhenUsed="0"/>
-    <w:lsdException w:name="index 7" w:semiHidden="0" w:uiPriority="0" w:unhideWhenUsed="0"/>
-    <w:lsdException w:name="index 8" w:semiHidden="0" w:uiPriority="0" w:unhideWhenUsed="0"/>
-    <w:lsdException w:name="index 9" w:semiHidden="0" w:uiPriority="0" w:unhideWhenUsed="0"/>
-    <w:lsdException w:name="toc 1" w:semiHidden="0" w:uiPriority="0" w:unhideWhenUsed="0" w:qFormat="1"/>
-    <w:lsdException w:name="toc 2" w:semiHidden="0" w:uiPriority="0" w:unhideWhenUsed="0" w:qFormat="1"/>
-    <w:lsdException w:name="toc 3" w:semiHidden="0" w:uiPriority="0" w:unhideWhenUsed="0" w:qFormat="1"/>
-    <w:lsdException w:name="toc 4" w:semiHidden="0" w:uiPriority="0" w:unhideWhenUsed="0"/>
-    <w:lsdException w:name="toc 5" w:semiHidden="0" w:uiPriority="0" w:unhideWhenUsed="0"/>
-    <w:lsdException w:name="toc 6" w:semiHidden="0" w:uiPriority="0" w:unhideWhenUsed="0"/>
-    <w:lsdException w:name="toc 7" w:semiHidden="0" w:uiPriority="0" w:unhideWhenUsed="0"/>
-    <w:lsdException w:name="toc 8" w:semiHidden="0" w:uiPriority="0" w:unhideWhenUsed="0"/>
-    <w:lsdException w:name="toc 9" w:semiHidden="0" w:uiPriority="0" w:unhideWhenUsed="0"/>
-    <w:lsdException w:name="Normal Indent" w:semiHidden="0" w:uiPriority="0" w:unhideWhenUsed="0"/>
-    <w:lsdException w:name="footnote text" w:semiHidden="0" w:uiPriority="0" w:unhideWhenUsed="0"/>
-    <w:lsdException w:name="annotation text" w:semiHidden="0" w:uiPriority="0" w:unhideWhenUsed="0" w:qFormat="1"/>
-    <w:lsdException w:name="header" w:semiHidden="0" w:uiPriority="0" w:unhideWhenUsed="0" w:qFormat="1"/>
-    <w:lsdException w:name="footer" w:semiHidden="0" w:uiPriority="0" w:unhideWhenUsed="0" w:qFormat="1"/>
-    <w:lsdException w:name="index heading" w:semiHidden="0" w:uiPriority="0" w:unhideWhenUsed="0"/>
-    <w:lsdException w:name="caption" w:uiPriority="0" w:qFormat="1"/>
-    <w:lsdException w:name="table of figures" w:semiHidden="0" w:uiPriority="0" w:unhideWhenUsed="0"/>
-    <w:lsdException w:name="envelope address" w:semiHidden="0" w:uiPriority="0" w:unhideWhenUsed="0"/>
-    <w:lsdException w:name="envelope return" w:semiHidden="0" w:uiPriority="0" w:unhideWhenUsed="0"/>
-    <w:lsdException w:name="footnote reference" w:semiHidden="0" w:uiPriority="0" w:unhideWhenUsed="0"/>
-    <w:lsdException w:name="annotation reference" w:semiHidden="0" w:uiPriority="0" w:unhideWhenUsed="0"/>
-    <w:lsdException w:name="line number" w:semiHidden="0" w:uiPriority="0" w:unhideWhenUsed="0"/>
-    <w:lsdException w:name="page number" w:semiHidden="0" w:uiPriority="0" w:unhideWhenUsed="0"/>
-    <w:lsdException w:name="endnote reference" w:semiHidden="0" w:uiPriority="0" w:unhideWhenUsed="0"/>
-    <w:lsdException w:name="endnote text" w:semiHidden="0" w:uiPriority="0" w:unhideWhenUsed="0"/>
-    <w:lsdException w:name="table of authorities" w:semiHidden="0" w:uiPriority="0" w:unhideWhenUsed="0"/>
-    <w:lsdException w:name="macro" w:semiHidden="0" w:uiPriority="0" w:unhideWhenUsed="0"/>
-    <w:lsdException w:name="toa heading" w:semiHidden="0" w:uiPriority="0" w:unhideWhenUsed="0"/>
-    <w:lsdException w:name="List" w:semiHidden="0" w:uiPriority="0" w:unhideWhenUsed="0"/>
-    <w:lsdException w:name="List Bullet" w:semiHidden="0" w:uiPriority="0" w:unhideWhenUsed="0"/>
-    <w:lsdException w:name="List Number" w:semiHidden="0" w:uiPriority="0" w:unhideWhenUsed="0"/>
-    <w:lsdException w:name="List 2" w:semiHidden="0" w:uiPriority="0" w:unhideWhenUsed="0"/>
-    <w:lsdException w:name="List 3" w:semiHidden="0" w:uiPriority="0" w:unhideWhenUsed="0"/>
-    <w:lsdException w:name="List 4" w:semiHidden="0" w:uiPriority="0" w:unhideWhenUsed="0"/>
-    <w:lsdException w:name="List 5" w:semiHidden="0" w:uiPriority="0" w:unhideWhenUsed="0"/>
-    <w:lsdException w:name="List Bullet 2" w:semiHidden="0" w:uiPriority="0" w:unhideWhenUsed="0"/>
-    <w:lsdException w:name="List Bullet 3" w:semiHidden="0" w:uiPriority="0" w:unhideWhenUsed="0"/>
-    <w:lsdException w:name="List Bullet 4" w:semiHidden="0" w:uiPriority="0" w:unhideWhenUsed="0"/>
-    <w:lsdException w:name="List Bullet 5" w:semiHidden="0" w:uiPriority="0" w:unhideWhenUsed="0"/>
-    <w:lsdException w:name="List Number 2" w:semiHidden="0" w:uiPriority="0" w:unhideWhenUsed="0"/>
-    <w:lsdException w:name="List Number 3" w:semiHidden="0" w:uiPriority="0" w:unhideWhenUsed="0"/>
-    <w:lsdException w:name="List Number 4" w:semiHidden="0" w:uiPriority="0" w:unhideWhenUsed="0"/>
-    <w:lsdException w:name="List Number 5" w:semiHidden="0" w:uiPriority="0" w:unhideWhenUsed="0"/>
-    <w:lsdException w:name="Title" w:semiHidden="0" w:uiPriority="0" w:unhideWhenUsed="0" w:qFormat="1"/>
-    <w:lsdException w:name="Closing" w:semiHidden="0" w:uiPriority="0" w:unhideWhenUsed="0"/>
-    <w:lsdException w:name="Signature" w:semiHidden="0" w:uiPriority="0" w:unhideWhenUsed="0"/>
-    <w:lsdException w:name="Default Paragraph Font" w:uiPriority="0" w:unhideWhenUsed="0" w:qFormat="1"/>
-    <w:lsdException w:name="Body Text" w:uiPriority="0" w:unhideWhenUsed="0" w:qFormat="1"/>
-    <w:lsdException w:name="Body Text Indent" w:semiHidden="0" w:uiPriority="0" w:unhideWhenUsed="0"/>
-    <w:lsdException w:name="List Continue" w:semiHidden="0" w:uiPriority="0" w:unhideWhenUsed="0"/>
-    <w:lsdException w:name="List Continue 2" w:semiHidden="0" w:uiPriority="0" w:unhideWhenUsed="0"/>
-    <w:lsdException w:name="List Continue 3" w:semiHidden="0" w:uiPriority="0" w:unhideWhenUsed="0"/>
-    <w:lsdException w:name="List Continue 4" w:semiHidden="0" w:uiPriority="0" w:unhideWhenUsed="0"/>
-    <w:lsdException w:name="List Continue 5" w:semiHidden="0" w:uiPriority="0" w:unhideWhenUsed="0"/>
-    <w:lsdException w:name="Message Header" w:semiHidden="0" w:uiPriority="0" w:unhideWhenUsed="0"/>
-    <w:lsdException w:name="Subtitle" w:semiHidden="0" w:uiPriority="0" w:unhideWhenUsed="0" w:qFormat="1"/>
-    <w:lsdException w:name="Salutation" w:semiHidden="0" w:uiPriority="0" w:unhideWhenUsed="0"/>
-    <w:lsdException w:name="Date" w:semiHidden="0" w:uiPriority="0" w:unhideWhenUsed="0"/>
-    <w:lsdException w:name="Body Text First Indent" w:semiHidden="0" w:uiPriority="0" w:unhideWhenUsed="0"/>
-    <w:lsdException w:name="Body Text First Indent 2" w:semiHidden="0" w:uiPriority="0" w:unhideWhenUsed="0"/>
-    <w:lsdException w:name="Body Text 2" w:semiHidden="0" w:uiPriority="0" w:unhideWhenUsed="0"/>
-    <w:lsdException w:name="Body Text 3" w:semiHidden="0" w:uiPriority="0" w:unhideWhenUsed="0"/>
-    <w:lsdException w:name="Body Text Indent 2" w:semiHidden="0" w:uiPriority="0" w:unhideWhenUsed="0"/>
-    <w:lsdException w:name="Body Text Indent 3" w:semiHidden="0" w:uiPriority="0" w:unhideWhenUsed="0"/>
-    <w:lsdException w:name="Block Text" w:semiHidden="0" w:uiPriority="0" w:unhideWhenUsed="0"/>
-    <w:lsdException w:name="Hyperlink" w:semiHidden="0" w:uiPriority="0" w:unhideWhenUsed="0"/>
-    <w:lsdException w:name="FollowedHyperlink" w:semiHidden="0" w:uiPriority="0" w:unhideWhenUsed="0"/>
-    <w:lsdException w:name="Strong" w:semiHidden="0" w:uiPriority="0" w:unhideWhenUsed="0" w:qFormat="1"/>
-    <w:lsdException w:name="Emphasis" w:semiHidden="0" w:uiPriority="0" w:unhideWhenUsed="0" w:qFormat="1"/>
-    <w:lsdException w:name="Document Map" w:semiHidden="0" w:uiPriority="0" w:unhideWhenUsed="0"/>
-    <w:lsdException w:name="Plain Text" w:semiHidden="0" w:uiPriority="0" w:unhideWhenUsed="0"/>
-    <w:lsdException w:name="E-mail Signature" w:semiHidden="0" w:uiPriority="0" w:unhideWhenUsed="0"/>
-    <w:lsdException w:name="Normal (Web)" w:semiHidden="0" w:uiPriority="0" w:unhideWhenUsed="0" w:qFormat="1"/>
-    <w:lsdException w:name="HTML Acronym" w:semiHidden="0" w:uiPriority="0" w:unhideWhenUsed="0"/>
-    <w:lsdException w:name="HTML Address" w:semiHidden="0" w:uiPriority="0" w:unhideWhenUsed="0"/>
-    <w:lsdException w:name="HTML Cite" w:semiHidden="0" w:uiPriority="0" w:unhideWhenUsed="0"/>
-    <w:lsdException w:name="HTML Code" w:semiHidden="0" w:uiPriority="0" w:unhideWhenUsed="0"/>
-    <w:lsdException w:name="HTML Definition" w:semiHidden="0" w:uiPriority="0" w:unhideWhenUsed="0"/>
-    <w:lsdException w:name="HTML Keyboard" w:semiHidden="0" w:uiPriority="0" w:unhideWhenUsed="0"/>
-    <w:lsdException w:name="HTML Preformatted" w:semiHidden="0" w:uiPriority="0" w:unhideWhenUsed="0"/>
-    <w:lsdException w:name="HTML Sample" w:semiHidden="0" w:uiPriority="0" w:unhideWhenUsed="0"/>
-    <w:lsdException w:name="HTML Typewriter" w:semiHidden="0" w:uiPriority="0" w:unhideWhenUsed="0"/>
-    <w:lsdException w:name="HTML Variable" w:semiHidden="0" w:uiPriority="0" w:unhideWhenUsed="0"/>
-    <w:lsdException w:name="Normal Table" w:uiPriority="0" w:unhideWhenUsed="0" w:qFormat="1"/>
-    <w:lsdException w:name="annotation subject" w:semiHidden="0" w:uiPriority="0" w:unhideWhenUsed="0"/>
-    <w:lsdException w:name="Table Simple 1" w:semiHidden="0" w:uiPriority="0" w:unhideWhenUsed="0"/>
-    <w:lsdException w:name="Table Simple 2" w:semiHidden="0" w:uiPriority="0" w:unhideWhenUsed="0"/>
-    <w:lsdException w:name="Table Simple 3" w:semiHidden="0" w:uiPriority="0" w:unhideWhenUsed="0"/>
-    <w:lsdException w:name="Table Classic 1" w:semiHidden="0" w:uiPriority="0" w:unhideWhenUsed="0"/>
-    <w:lsdException w:name="Table Classic 2" w:semiHidden="0" w:uiPriority="0" w:unhideWhenUsed="0"/>
-    <w:lsdException w:name="Table Classic 3" w:semiHidden="0" w:uiPriority="0" w:unhideWhenUsed="0"/>
-    <w:lsdException w:name="Table Classic 4" w:semiHidden="0" w:uiPriority="0" w:unhideWhenUsed="0"/>
-    <w:lsdException w:name="Table Colorful 1" w:semiHidden="0" w:uiPriority="0" w:unhideWhenUsed="0"/>
-    <w:lsdException w:name="Table Colorful 2" w:semiHidden="0" w:uiPriority="0" w:unhideWhenUsed="0"/>
-    <w:lsdException w:name="Table Colorful 3" w:semiHidden="0" w:uiPriority="0" w:unhideWhenUsed="0"/>
-    <w:lsdException w:name="Table Columns 1" w:semiHidden="0" w:uiPriority="0" w:unhideWhenUsed="0"/>
-    <w:lsdException w:name="Table Columns 2" w:semiHidden="0" w:uiPriority="0" w:unhideWhenUsed="0"/>
-    <w:lsdException w:name="Table Columns 3" w:semiHidden="0" w:uiPriority="0" w:unhideWhenUsed="0"/>
-    <w:lsdException w:name="Table Columns 4" w:semiHidden="0" w:uiPriority="0" w:unhideWhenUsed="0"/>
-    <w:lsdException w:name="Table Columns 5" w:semiHidden="0" w:uiPriority="0" w:unhideWhenUsed="0"/>
-    <w:lsdException w:name="Table Grid 1" w:semiHidden="0" w:uiPriority="0" w:unhideWhenUsed="0"/>
-    <w:lsdException w:name="Table Grid 2" w:semiHidden="0" w:uiPriority="0" w:unhideWhenUsed="0"/>
-    <w:lsdException w:name="Table Grid 3" w:semiHidden="0" w:uiPriority="0" w:unhideWhenUsed="0"/>
-    <w:lsdException w:name="Table Grid 4" w:semiHidden="0" w:uiPriority="0" w:unhideWhenUsed="0"/>
-    <w:lsdException w:name="Table Grid 5" w:semiHidden="0" w:uiPriority="0" w:unhideWhenUsed="0"/>
-    <w:lsdException w:name="Table Grid 6" w:semiHidden="0" w:uiPriority="0" w:unhideWhenUsed="0"/>
-    <w:lsdException w:name="Table Grid 7" w:semiHidden="0" w:uiPriority="0" w:unhideWhenUsed="0"/>
-    <w:lsdException w:name="Table Grid 8" w:semiHidden="0" w:uiPriority="0" w:unhideWhenUsed="0"/>
-    <w:lsdException w:name="Table List 1" w:semiHidden="0" w:uiPriority="0" w:unhideWhenUsed="0"/>
-    <w:lsdException w:name="Table List 2" w:semiHidden="0" w:uiPriority="0" w:unhideWhenUsed="0"/>
-    <w:lsdException w:name="Table List 3" w:semiHidden="0" w:uiPriority="0" w:unhideWhenUsed="0"/>
-    <w:lsdException w:name="Table List 4" w:semiHidden="0" w:uiPriority="0" w:unhideWhenUsed="0"/>
-    <w:lsdException w:name="Table List 5" w:semiHidden="0" w:uiPriority="0" w:unhideWhenUsed="0"/>
-    <w:lsdException w:name="Table List 6" w:semiHidden="0" w:uiPriority="0" w:unhideWhenUsed="0"/>
-    <w:lsdException w:name="Table List 7" w:semiHidden="0" w:uiPriority="0" w:unhideWhenUsed="0"/>
-    <w:lsdException w:name="Table List 8" w:semiHidden="0" w:uiPriority="0" w:unhideWhenUsed="0"/>
-    <w:lsdException w:name="Table 3D effects 1" w:semiHidden="0" w:uiPriority="0" w:unhideWhenUsed="0"/>
-    <w:lsdException w:name="Table 3D effects 2" w:semiHidden="0" w:uiPriority="0" w:unhideWhenUsed="0"/>
-    <w:lsdException w:name="Table 3D effects 3" w:semiHidden="0" w:uiPriority="0" w:unhideWhenUsed="0"/>
-    <w:lsdException w:name="Table Contemporary" w:semiHidden="0" w:uiPriority="0" w:unhideWhenUsed="0"/>
-    <w:lsdException w:name="Table Elegant" w:semiHidden="0" w:uiPriority="0" w:unhideWhenUsed="0"/>
-    <w:lsdException w:name="Table Professional" w:semiHidden="0" w:uiPriority="0" w:unhideWhenUsed="0"/>
-    <w:lsdException w:name="Table Subtle 1" w:semiHidden="0" w:uiPriority="0" w:unhideWhenUsed="0"/>
-    <w:lsdException w:name="Table Subtle 2" w:semiHidden="0" w:uiPriority="0" w:unhideWhenUsed="0"/>
-    <w:lsdException w:name="Table Web 1" w:semiHidden="0" w:uiPriority="0" w:unhideWhenUsed="0"/>
-    <w:lsdException w:name="Table Web 2" w:semiHidden="0" w:uiPriority="0" w:unhideWhenUsed="0"/>
-    <w:lsdException w:name="Table Web 3" w:semiHidden="0" w:uiPriority="0" w:unhideWhenUsed="0"/>
-    <w:lsdException w:name="Balloon Text" w:semiHidden="0" w:uiPriority="0" w:unhideWhenUsed="0"/>
-    <w:lsdException w:name="Table Grid" w:semiHidden="0" w:uiPriority="0" w:unhideWhenUsed="0" w:qFormat="1"/>
-    <w:lsdException w:name="Table Theme" w:semiHidden="0" w:uiPriority="0" w:unhideWhenUsed="0"/>
-    <w:lsdException w:name="Light Shading" w:semiHidden="0" w:uiPriority="60" w:unhideWhenUsed="0"/>
-    <w:lsdException w:name="Light List" w:semiHidden="0" w:uiPriority="61" w:unhideWhenUsed="0"/>
-    <w:lsdException w:name="Light Grid" w:semiHidden="0" w:uiPriority="62" w:unhideWhenUsed="0"/>
-    <w:lsdException w:name="Medium Shading 1" w:semiHidden="0" w:uiPriority="63" w:unhideWhenUsed="0"/>
-    <w:lsdException w:name="Medium Shading 2" w:semiHidden="0" w:uiPriority="64" w:unhideWhenUsed="0"/>
-    <w:lsdException w:name="Medium List 1" w:semiHidden="0" w:uiPriority="65" w:unhideWhenUsed="0"/>
-    <w:lsdException w:name="Medium List 2" w:semiHidden="0" w:uiPriority="66" w:unhideWhenUsed="0"/>
-    <w:lsdException w:name="Medium Grid 1" w:semiHidden="0" w:uiPriority="67" w:unhideWhenUsed="0"/>
-    <w:lsdException w:name="Medium Grid 2" w:semiHidden="0" w:uiPriority="68" w:unhideWhenUsed="0"/>
-    <w:lsdException w:name="Medium Grid 3" w:semiHidden="0" w:uiPriority="69" w:unhideWhenUsed="0"/>
-    <w:lsdException w:name="Dark List" w:semiHidden="0" w:uiPriority="70" w:unhideWhenUsed="0"/>
-    <w:lsdException w:name="Colorful Shading" w:semiHidden="0" w:uiPriority="71" w:unhideWhenUsed="0"/>
-    <w:lsdException w:name="Colorful List" w:semiHidden="0" w:uiPriority="72" w:unhideWhenUsed="0"/>
-    <w:lsdException w:name="Colorful Grid" w:semiHidden="0" w:uiPriority="73" w:unhideWhenUsed="0"/>
-    <w:lsdException w:name="Light Shading Accent 1" w:semiHidden="0" w:uiPriority="60" w:unhideWhenUsed="0"/>
-    <w:lsdException w:name="Light List Accent 1" w:semiHidden="0" w:uiPriority="61" w:unhideWhenUsed="0"/>
-    <w:lsdException w:name="Light Grid Accent 1" w:semiHidden="0" w:uiPriority="62" w:unhideWhenUsed="0"/>
-    <w:lsdException w:name="Medium Shading 1 Accent 1" w:semiHidden="0" w:uiPriority="63" w:unhideWhenUsed="0"/>
-    <w:lsdException w:name="Medium Shading 2 Accent 1" w:semiHidden="0" w:uiPriority="64" w:unhideWhenUsed="0"/>
-    <w:lsdException w:name="Medium List 1 Accent 1" w:semiHidden="0" w:uiPriority="65" w:unhideWhenUsed="0"/>
-    <w:lsdException w:name="Medium List 2 Accent 1" w:semiHidden="0" w:uiPriority="66" w:unhideWhenUsed="0"/>
-    <w:lsdException w:name="Medium Grid 1 Accent 1" w:semiHidden="0" w:uiPriority="67" w:unhideWhenUsed="0"/>
-    <w:lsdException w:name="Medium Grid 2 Accent 1" w:semiHidden="0" w:uiPriority="68" w:unhideWhenUsed="0"/>
-    <w:lsdException w:name="Medium Grid 3 Accent 1" w:semiHidden="0" w:uiPriority="69" w:unhideWhenUsed="0"/>
-    <w:lsdException w:name="Dark List Accent 1" w:semiHidden="0" w:uiPriority="70" w:unhideWhenUsed="0"/>
-    <w:lsdException w:name="Colorful Shading Accent 1" w:semiHidden="0" w:uiPriority="71" w:unhideWhenUsed="0"/>
-    <w:lsdException w:name="Colorful List Accent 1" w:semiHidden="0" w:uiPriority="72" w:unhideWhenUsed="0"/>
-    <w:lsdException w:name="Colorful Grid Accent 1" w:semiHidden="0" w:uiPriority="73" w:unhideWhenUsed="0"/>
-    <w:lsdException w:name="Light Shading Accent 2" w:semiHidden="0" w:uiPriority="60" w:unhideWhenUsed="0"/>
-    <w:lsdException w:name="Light List Accent 2" w:semiHidden="0" w:uiPriority="61" w:unhideWhenUsed="0"/>
-    <w:lsdException w:name="Light Grid Accent 2" w:semiHidden="0" w:uiPriority="62" w:unhideWhenUsed="0"/>
-    <w:lsdException w:name="Medium Shading 1 Accent 2" w:semiHidden="0" w:uiPriority="63" w:unhideWhenUsed="0"/>
-    <w:lsdException w:name="Medium Shading 2 Accent 2" w:semiHidden="0" w:uiPriority="64" w:unhideWhenUsed="0"/>
-    <w:lsdException w:name="Medium List 1 Accent 2" w:semiHidden="0" w:uiPriority="65" w:unhideWhenUsed="0"/>
-    <w:lsdException w:name="Medium List 2 Accent 2" w:semiHidden="0" w:uiPriority="66" w:unhideWhenUsed="0"/>
-    <w:lsdException w:name="Medium Grid 1 Accent 2" w:semiHidden="0" w:uiPriority="67" w:unhideWhenUsed="0"/>
-    <w:lsdException w:name="Medium Grid 2 Accent 2" w:semiHidden="0" w:uiPriority="68" w:unhideWhenUsed="0"/>
-    <w:lsdException w:name="Medium Grid 3 Accent 2" w:semiHidden="0" w:uiPriority="69" w:unhideWhenUsed="0"/>
-    <w:lsdException w:name="Dark List Accent 2" w:semiHidden="0" w:uiPriority="70" w:unhideWhenUsed="0"/>
-    <w:lsdException w:name="Colorful Shading Accent 2" w:semiHidden="0" w:uiPriority="71" w:unhideWhenUsed="0"/>
-    <w:lsdException w:name="Colorful List Accent 2" w:semiHidden="0" w:uiPriority="72" w:unhideWhenUsed="0"/>
-    <w:lsdException w:name="Colorful Grid Accent 2" w:semiHidden="0" w:uiPriority="73" w:unhideWhenUsed="0"/>
-    <w:lsdException w:name="Light Shading Accent 3" w:semiHidden="0" w:uiPriority="60" w:unhideWhenUsed="0"/>
-    <w:lsdException w:name="Light List Accent 3" w:semiHidden="0" w:uiPriority="61" w:unhideWhenUsed="0"/>
-    <w:lsdException w:name="Light Grid Accent 3" w:semiHidden="0" w:uiPriority="62" w:unhideWhenUsed="0"/>
-    <w:lsdException w:name="Medium Shading 1 Accent 3" w:semiHidden="0" w:uiPriority="63" w:unhideWhenUsed="0"/>
-    <w:lsdException w:name="Medium Shading 2 Accent 3" w:semiHidden="0" w:uiPriority="64" w:unhideWhenUsed="0"/>
-    <w:lsdException w:name="Medium List 1 Accent 3" w:semiHidden="0" w:uiPriority="65" w:unhideWhenUsed="0"/>
-    <w:lsdException w:name="Medium List 2 Accent 3" w:semiHidden="0" w:uiPriority="66" w:unhideWhenUsed="0"/>
-    <w:lsdException w:name="Medium Grid 1 Accent 3" w:semiHidden="0" w:uiPriority="67" w:unhideWhenUsed="0"/>
-    <w:lsdException w:name="Medium Grid 2 Accent 3" w:semiHidden="0" w:uiPriority="68" w:unhideWhenUsed="0"/>
-    <w:lsdException w:name="Medium Grid 3 Accent 3" w:semiHidden="0" w:uiPriority="69" w:unhideWhenUsed="0"/>
-    <w:lsdException w:name="Dark List Accent 3" w:semiHidden="0" w:uiPriority="70" w:unhideWhenUsed="0"/>
-    <w:lsdException w:name="Colorful Shading Accent 3" w:semiHidden="0" w:uiPriority="71" w:unhideWhenUsed="0"/>
-    <w:lsdException w:name="Colorful List Accent 3" w:semiHidden="0" w:uiPriority="72" w:unhideWhenUsed="0"/>
-    <w:lsdException w:name="Colorful Grid Accent 3" w:semiHidden="0" w:uiPriority="73" w:unhideWhenUsed="0"/>
-    <w:lsdException w:name="Light Shading Accent 4" w:semiHidden="0" w:uiPriority="60" w:unhideWhenUsed="0"/>
-    <w:lsdException w:name="Light List Accent 4" w:semiHidden="0" w:uiPriority="61" w:unhideWhenUsed="0"/>
-    <w:lsdException w:name="Light Grid Accent 4" w:semiHidden="0" w:uiPriority="62" w:unhideWhenUsed="0"/>
-    <w:lsdException w:name="Medium Shading 1 Accent 4" w:semiHidden="0" w:uiPriority="63" w:unhideWhenUsed="0"/>
-    <w:lsdException w:name="Medium Shading 2 Accent 4" w:semiHidden="0" w:uiPriority="64" w:unhideWhenUsed="0"/>
-    <w:lsdException w:name="Medium List 1 Accent 4" w:semiHidden="0" w:uiPriority="65" w:unhideWhenUsed="0"/>
-    <w:lsdException w:name="Medium List 2 Accent 4" w:semiHidden="0" w:uiPriority="66" w:unhideWhenUsed="0"/>
-    <w:lsdException w:name="Medium Grid 1 Accent 4" w:semiHidden="0" w:uiPriority="67" w:unhideWhenUsed="0"/>
-    <w:lsdException w:name="Medium Grid 2 Accent 4" w:semiHidden="0" w:uiPriority="68" w:unhideWhenUsed="0"/>
-    <w:lsdException w:name="Medium Grid 3 Accent 4" w:semiHidden="0" w:uiPriority="69" w:unhideWhenUsed="0"/>
-    <w:lsdException w:name="Dark List Accent 4" w:semiHidden="0" w:uiPriority="70" w:unhideWhenUsed="0"/>
-    <w:lsdException w:name="Colorful Shading Accent 4" w:semiHidden="0" w:uiPriority="71" w:unhideWhenUsed="0"/>
-    <w:lsdException w:name="Colorful List Accent 4" w:semiHidden="0" w:uiPriority="72" w:unhideWhenUsed="0"/>
-    <w:lsdException w:name="Colorful Grid Accent 4" w:semiHidden="0" w:uiPriority="73" w:unhideWhenUsed="0"/>
-    <w:lsdException w:name="Light Shading Accent 5" w:semiHidden="0" w:uiPriority="60" w:unhideWhenUsed="0"/>
-    <w:lsdException w:name="Light List Accent 5" w:semiHidden="0" w:uiPriority="61" w:unhideWhenUsed="0"/>
-    <w:lsdException w:name="Light Grid Accent 5" w:semiHidden="0" w:uiPriority="62" w:unhideWhenUsed="0"/>
-    <w:lsdException w:name="Medium Shading 1 Accent 5" w:semiHidden="0" w:uiPriority="63" w:unhideWhenUsed="0"/>
-    <w:lsdException w:name="Medium Shading 2 Accent 5" w:semiHidden="0" w:uiPriority="64" w:unhideWhenUsed="0"/>
-    <w:lsdException w:name="Medium List 1 Accent 5" w:semiHidden="0" w:uiPriority="65" w:unhideWhenUsed="0"/>
-    <w:lsdException w:name="Medium List 2 Accent 5" w:semiHidden="0" w:uiPriority="66" w:unhideWhenUsed="0"/>
-    <w:lsdException w:name="Medium Grid 1 Accent 5" w:semiHidden="0" w:uiPriority="67" w:unhideWhenUsed="0"/>
-    <w:lsdException w:name="Medium Grid 2 Accent 5" w:semiHidden="0" w:uiPriority="68" w:unhideWhenUsed="0"/>
-    <w:lsdException w:name="Medium Grid 3 Accent 5" w:semiHidden="0" w:uiPriority="69" w:unhideWhenUsed="0"/>
-    <w:lsdException w:name="Dark List Accent 5" w:semiHidden="0" w:uiPriority="70" w:unhideWhenUsed="0"/>
-    <w:lsdException w:name="Colorful Shading Accent 5" w:semiHidden="0" w:uiPriority="71" w:unhideWhenUsed="0"/>
-    <w:lsdException w:name="Colorful List Accent 5" w:semiHidden="0" w:uiPriority="72" w:unhideWhenUsed="0"/>
-    <w:lsdException w:name="Colorful Grid Accent 5" w:semiHidden="0" w:uiPriority="73" w:unhideWhenUsed="0"/>
-    <w:lsdException w:name="Light Shading Accent 6" w:semiHidden="0" w:uiPriority="60" w:unhideWhenUsed="0"/>
-    <w:lsdException w:name="Light List Accent 6" w:semiHidden="0" w:uiPriority="61" w:unhideWhenUsed="0"/>
-    <w:lsdException w:name="Light Grid Accent 6" w:semiHidden="0" w:uiPriority="62" w:unhideWhenUsed="0"/>
-    <w:lsdException w:name="Medium Shading 1 Accent 6" w:semiHidden="0" w:uiPriority="63" w:unhideWhenUsed="0"/>
-    <w:lsdException w:name="Medium Shading 2 Accent 6" w:semiHidden="0" w:uiPriority="64" w:unhideWhenUsed="0"/>
-    <w:lsdException w:name="Medium List 1 Accent 6" w:semiHidden="0" w:uiPriority="65" w:unhideWhenUsed="0"/>
-    <w:lsdException w:name="Medium List 2 Accent 6" w:semiHidden="0" w:uiPriority="66" w:unhideWhenUsed="0"/>
-    <w:lsdException w:name="Medium Grid 1 Accent 6" w:semiHidden="0" w:uiPriority="67" w:unhideWhenUsed="0"/>
-    <w:lsdException w:name="Medium Grid 2 Accent 6" w:semiHidden="0" w:uiPriority="68" w:unhideWhenUsed="0"/>
-    <w:lsdException w:name="Medium Grid 3 Accent 6" w:semiHidden="0" w:uiPriority="69" w:unhideWhenUsed="0"/>
-    <w:lsdException w:name="Dark List Accent 6" w:semiHidden="0" w:uiPriority="70" w:unhideWhenUsed="0"/>
-    <w:lsdException w:name="Colorful Shading Accent 6" w:semiHidden="0" w:uiPriority="71" w:unhideWhenUsed="0"/>
-    <w:lsdException w:name="Colorful List Accent 6" w:semiHidden="0" w:uiPriority="72" w:unhideWhenUsed="0"/>
-    <w:lsdException w:name="Colorful Grid Accent 6" w:semiHidden="0" w:uiPriority="73" w:unhideWhenUsed="0"/>
+  <w:latentStyles w:count="260" w:defQFormat="0" w:defUnhideWhenUsed="1" w:defSemiHidden="1" w:defUIPriority="99" w:defLockedState="0">
+    <w:lsdException w:qFormat="1" w:unhideWhenUsed="0" w:uiPriority="0" w:semiHidden="0" w:name="Normal"/>
+    <w:lsdException w:qFormat="1" w:unhideWhenUsed="0" w:uiPriority="0" w:semiHidden="0" w:name="heading 1"/>
+    <w:lsdException w:qFormat="1" w:uiPriority="0" w:semiHidden="0" w:name="heading 2"/>
+    <w:lsdException w:qFormat="1" w:uiPriority="0" w:name="heading 3"/>
+    <w:lsdException w:qFormat="1" w:uiPriority="0" w:semiHidden="0" w:name="heading 4"/>
+    <w:lsdException w:qFormat="1" w:uiPriority="0" w:name="heading 5"/>
+    <w:lsdException w:qFormat="1" w:uiPriority="0" w:name="heading 6"/>
+    <w:lsdException w:qFormat="1" w:uiPriority="0" w:name="heading 7"/>
+    <w:lsdException w:qFormat="1" w:uiPriority="0" w:name="heading 8"/>
+    <w:lsdException w:qFormat="1" w:uiPriority="0" w:name="heading 9"/>
+    <w:lsdException w:unhideWhenUsed="0" w:uiPriority="0" w:semiHidden="0" w:name="index 1"/>
+    <w:lsdException w:unhideWhenUsed="0" w:uiPriority="0" w:semiHidden="0" w:name="index 2"/>
+    <w:lsdException w:unhideWhenUsed="0" w:uiPriority="0" w:semiHidden="0" w:name="index 3"/>
+    <w:lsdException w:unhideWhenUsed="0" w:uiPriority="0" w:semiHidden="0" w:name="index 4"/>
+    <w:lsdException w:unhideWhenUsed="0" w:uiPriority="0" w:semiHidden="0" w:name="index 5"/>
+    <w:lsdException w:unhideWhenUsed="0" w:uiPriority="0" w:semiHidden="0" w:name="index 6"/>
+    <w:lsdException w:unhideWhenUsed="0" w:uiPriority="0" w:semiHidden="0" w:name="index 7"/>
+    <w:lsdException w:unhideWhenUsed="0" w:uiPriority="0" w:semiHidden="0" w:name="index 8"/>
+    <w:lsdException w:unhideWhenUsed="0" w:uiPriority="0" w:semiHidden="0" w:name="index 9"/>
+    <w:lsdException w:qFormat="1" w:unhideWhenUsed="0" w:uiPriority="0" w:semiHidden="0" w:name="toc 1"/>
+    <w:lsdException w:qFormat="1" w:unhideWhenUsed="0" w:uiPriority="0" w:semiHidden="0" w:name="toc 2"/>
+    <w:lsdException w:qFormat="1" w:unhideWhenUsed="0" w:uiPriority="0" w:semiHidden="0" w:name="toc 3"/>
+    <w:lsdException w:unhideWhenUsed="0" w:uiPriority="0" w:semiHidden="0" w:name="toc 4"/>
+    <w:lsdException w:unhideWhenUsed="0" w:uiPriority="0" w:semiHidden="0" w:name="toc 5"/>
+    <w:lsdException w:unhideWhenUsed="0" w:uiPriority="0" w:semiHidden="0" w:name="toc 6"/>
+    <w:lsdException w:unhideWhenUsed="0" w:uiPriority="0" w:semiHidden="0" w:name="toc 7"/>
+    <w:lsdException w:unhideWhenUsed="0" w:uiPriority="0" w:semiHidden="0" w:name="toc 8"/>
+    <w:lsdException w:unhideWhenUsed="0" w:uiPriority="0" w:semiHidden="0" w:name="toc 9"/>
+    <w:lsdException w:unhideWhenUsed="0" w:uiPriority="0" w:semiHidden="0" w:name="Normal Indent"/>
+    <w:lsdException w:unhideWhenUsed="0" w:uiPriority="0" w:semiHidden="0" w:name="footnote text"/>
+    <w:lsdException w:qFormat="1" w:unhideWhenUsed="0" w:uiPriority="0" w:semiHidden="0" w:name="annotation text"/>
+    <w:lsdException w:qFormat="1" w:unhideWhenUsed="0" w:uiPriority="0" w:semiHidden="0" w:name="header"/>
+    <w:lsdException w:qFormat="1" w:unhideWhenUsed="0" w:uiPriority="0" w:semiHidden="0" w:name="footer"/>
+    <w:lsdException w:unhideWhenUsed="0" w:uiPriority="0" w:semiHidden="0" w:name="index heading"/>
+    <w:lsdException w:qFormat="1" w:uiPriority="0" w:name="caption"/>
+    <w:lsdException w:unhideWhenUsed="0" w:uiPriority="0" w:semiHidden="0" w:name="table of figures"/>
+    <w:lsdException w:unhideWhenUsed="0" w:uiPriority="0" w:semiHidden="0" w:name="envelope address"/>
+    <w:lsdException w:unhideWhenUsed="0" w:uiPriority="0" w:semiHidden="0" w:name="envelope return"/>
+    <w:lsdException w:unhideWhenUsed="0" w:uiPriority="0" w:semiHidden="0" w:name="footnote reference"/>
+    <w:lsdException w:unhideWhenUsed="0" w:uiPriority="0" w:semiHidden="0" w:name="annotation reference"/>
+    <w:lsdException w:unhideWhenUsed="0" w:uiPriority="0" w:semiHidden="0" w:name="line number"/>
+    <w:lsdException w:unhideWhenUsed="0" w:uiPriority="0" w:semiHidden="0" w:name="page number"/>
+    <w:lsdException w:unhideWhenUsed="0" w:uiPriority="0" w:semiHidden="0" w:name="endnote reference"/>
+    <w:lsdException w:unhideWhenUsed="0" w:uiPriority="0" w:semiHidden="0" w:name="endnote text"/>
+    <w:lsdException w:unhideWhenUsed="0" w:uiPriority="0" w:semiHidden="0" w:name="table of authorities"/>
+    <w:lsdException w:unhideWhenUsed="0" w:uiPriority="0" w:semiHidden="0" w:name="macro"/>
+    <w:lsdException w:unhideWhenUsed="0" w:uiPriority="0" w:semiHidden="0" w:name="toa heading"/>
+    <w:lsdException w:unhideWhenUsed="0" w:uiPriority="0" w:semiHidden="0" w:name="List"/>
+    <w:lsdException w:unhideWhenUsed="0" w:uiPriority="0" w:semiHidden="0" w:name="List Bullet"/>
+    <w:lsdException w:unhideWhenUsed="0" w:uiPriority="0" w:semiHidden="0" w:name="List Number"/>
+    <w:lsdException w:unhideWhenUsed="0" w:uiPriority="0" w:semiHidden="0" w:name="List 2"/>
+    <w:lsdException w:unhideWhenUsed="0" w:uiPriority="0" w:semiHidden="0" w:name="List 3"/>
+    <w:lsdException w:unhideWhenUsed="0" w:uiPriority="0" w:semiHidden="0" w:name="List 4"/>
+    <w:lsdException w:unhideWhenUsed="0" w:uiPriority="0" w:semiHidden="0" w:name="List 5"/>
+    <w:lsdException w:unhideWhenUsed="0" w:uiPriority="0" w:semiHidden="0" w:name="List Bullet 2"/>
+    <w:lsdException w:unhideWhenUsed="0" w:uiPriority="0" w:semiHidden="0" w:name="List Bullet 3"/>
+    <w:lsdException w:unhideWhenUsed="0" w:uiPriority="0" w:semiHidden="0" w:name="List Bullet 4"/>
+    <w:lsdException w:unhideWhenUsed="0" w:uiPriority="0" w:semiHidden="0" w:name="List Bullet 5"/>
+    <w:lsdException w:unhideWhenUsed="0" w:uiPriority="0" w:semiHidden="0" w:name="List Number 2"/>
+    <w:lsdException w:unhideWhenUsed="0" w:uiPriority="0" w:semiHidden="0" w:name="List Number 3"/>
+    <w:lsdException w:unhideWhenUsed="0" w:uiPriority="0" w:semiHidden="0" w:name="List Number 4"/>
+    <w:lsdException w:unhideWhenUsed="0" w:uiPriority="0" w:semiHidden="0" w:name="List Number 5"/>
+    <w:lsdException w:qFormat="1" w:unhideWhenUsed="0" w:uiPriority="0" w:semiHidden="0" w:name="Title"/>
+    <w:lsdException w:unhideWhenUsed="0" w:uiPriority="0" w:semiHidden="0" w:name="Closing"/>
+    <w:lsdException w:unhideWhenUsed="0" w:uiPriority="0" w:semiHidden="0" w:name="Signature"/>
+    <w:lsdException w:qFormat="1" w:unhideWhenUsed="0" w:uiPriority="0" w:name="Default Paragraph Font"/>
+    <w:lsdException w:qFormat="1" w:unhideWhenUsed="0" w:uiPriority="0" w:name="Body Text"/>
+    <w:lsdException w:unhideWhenUsed="0" w:uiPriority="0" w:semiHidden="0" w:name="Body Text Indent"/>
+    <w:lsdException w:unhideWhenUsed="0" w:uiPriority="0" w:semiHidden="0" w:name="List Continue"/>
+    <w:lsdException w:unhideWhenUsed="0" w:uiPriority="0" w:semiHidden="0" w:name="List Continue 2"/>
+    <w:lsdException w:unhideWhenUsed="0" w:uiPriority="0" w:semiHidden="0" w:name="List Continue 3"/>
+    <w:lsdException w:unhideWhenUsed="0" w:uiPriority="0" w:semiHidden="0" w:name="List Continue 4"/>
+    <w:lsdException w:unhideWhenUsed="0" w:uiPriority="0" w:semiHidden="0" w:name="List Continue 5"/>
+    <w:lsdException w:unhideWhenUsed="0" w:uiPriority="0" w:semiHidden="0" w:name="Message Header"/>
+    <w:lsdException w:qFormat="1" w:unhideWhenUsed="0" w:uiPriority="0" w:semiHidden="0" w:name="Subtitle"/>
+    <w:lsdException w:unhideWhenUsed="0" w:uiPriority="0" w:semiHidden="0" w:name="Salutation"/>
+    <w:lsdException w:unhideWhenUsed="0" w:uiPriority="0" w:semiHidden="0" w:name="Date"/>
+    <w:lsdException w:unhideWhenUsed="0" w:uiPriority="0" w:semiHidden="0" w:name="Body Text First Indent"/>
+    <w:lsdException w:unhideWhenUsed="0" w:uiPriority="0" w:semiHidden="0" w:name="Body Text First Indent 2"/>
+    <w:lsdException w:uiPriority="99" w:name="Note Heading"/>
+    <w:lsdException w:unhideWhenUsed="0" w:uiPriority="0" w:semiHidden="0" w:name="Body Text 2"/>
+    <w:lsdException w:unhideWhenUsed="0" w:uiPriority="0" w:semiHidden="0" w:name="Body Text 3"/>
+    <w:lsdException w:unhideWhenUsed="0" w:uiPriority="0" w:semiHidden="0" w:name="Body Text Indent 2"/>
+    <w:lsdException w:unhideWhenUsed="0" w:uiPriority="0" w:semiHidden="0" w:name="Body Text Indent 3"/>
+    <w:lsdException w:unhideWhenUsed="0" w:uiPriority="0" w:semiHidden="0" w:name="Block Text"/>
+    <w:lsdException w:unhideWhenUsed="0" w:uiPriority="0" w:semiHidden="0" w:name="Hyperlink"/>
+    <w:lsdException w:unhideWhenUsed="0" w:uiPriority="0" w:semiHidden="0" w:name="FollowedHyperlink"/>
+    <w:lsdException w:qFormat="1" w:unhideWhenUsed="0" w:uiPriority="0" w:semiHidden="0" w:name="Strong"/>
+    <w:lsdException w:qFormat="1" w:unhideWhenUsed="0" w:uiPriority="0" w:semiHidden="0" w:name="Emphasis"/>
+    <w:lsdException w:unhideWhenUsed="0" w:uiPriority="0" w:semiHidden="0" w:name="Document Map"/>
+    <w:lsdException w:unhideWhenUsed="0" w:uiPriority="0" w:semiHidden="0" w:name="Plain Text"/>
+    <w:lsdException w:unhideWhenUsed="0" w:uiPriority="0" w:semiHidden="0" w:name="E-mail Signature"/>
+    <w:lsdException w:qFormat="1" w:unhideWhenUsed="0" w:uiPriority="0" w:semiHidden="0" w:name="Normal (Web)"/>
+    <w:lsdException w:unhideWhenUsed="0" w:uiPriority="0" w:semiHidden="0" w:name="HTML Acronym"/>
+    <w:lsdException w:unhideWhenUsed="0" w:uiPriority="0" w:semiHidden="0" w:name="HTML Address"/>
+    <w:lsdException w:unhideWhenUsed="0" w:uiPriority="0" w:semiHidden="0" w:name="HTML Cite"/>
+    <w:lsdException w:unhideWhenUsed="0" w:uiPriority="0" w:semiHidden="0" w:name="HTML Code"/>
+    <w:lsdException w:unhideWhenUsed="0" w:uiPriority="0" w:semiHidden="0" w:name="HTML Definition"/>
+    <w:lsdException w:unhideWhenUsed="0" w:uiPriority="0" w:semiHidden="0" w:name="HTML Keyboard"/>
+    <w:lsdException w:unhideWhenUsed="0" w:uiPriority="0" w:semiHidden="0" w:name="HTML Preformatted"/>
+    <w:lsdException w:unhideWhenUsed="0" w:uiPriority="0" w:semiHidden="0" w:name="HTML Sample"/>
+    <w:lsdException w:unhideWhenUsed="0" w:uiPriority="0" w:semiHidden="0" w:name="HTML Typewriter"/>
+    <w:lsdException w:unhideWhenUsed="0" w:uiPriority="0" w:semiHidden="0" w:name="HTML Variable"/>
+    <w:lsdException w:qFormat="1" w:unhideWhenUsed="0" w:uiPriority="0" w:name="Normal Table"/>
+    <w:lsdException w:unhideWhenUsed="0" w:uiPriority="0" w:semiHidden="0" w:name="annotation subject"/>
+    <w:lsdException w:unhideWhenUsed="0" w:uiPriority="0" w:semiHidden="0" w:name="Table Simple 1"/>
+    <w:lsdException w:unhideWhenUsed="0" w:uiPriority="0" w:semiHidden="0" w:name="Table Simple 2"/>
+    <w:lsdException w:unhideWhenUsed="0" w:uiPriority="0" w:semiHidden="0" w:name="Table Simple 3"/>
+    <w:lsdException w:unhideWhenUsed="0" w:uiPriority="0" w:semiHidden="0" w:name="Table Classic 1"/>
+    <w:lsdException w:unhideWhenUsed="0" w:uiPriority="0" w:semiHidden="0" w:name="Table Classic 2"/>
+    <w:lsdException w:unhideWhenUsed="0" w:uiPriority="0" w:semiHidden="0" w:name="Table Classic 3"/>
+    <w:lsdException w:unhideWhenUsed="0" w:uiPriority="0" w:semiHidden="0" w:name="Table Classic 4"/>
+    <w:lsdException w:unhideWhenUsed="0" w:uiPriority="0" w:semiHidden="0" w:name="Table Colorful 1"/>
+    <w:lsdException w:unhideWhenUsed="0" w:uiPriority="0" w:semiHidden="0" w:name="Table Colorful 2"/>
+    <w:lsdException w:unhideWhenUsed="0" w:uiPriority="0" w:semiHidden="0" w:name="Table Colorful 3"/>
+    <w:lsdException w:unhideWhenUsed="0" w:uiPriority="0" w:semiHidden="0" w:name="Table Columns 1"/>
+    <w:lsdException w:unhideWhenUsed="0" w:uiPriority="0" w:semiHidden="0" w:name="Table Columns 2"/>
+    <w:lsdException w:unhideWhenUsed="0" w:uiPriority="0" w:semiHidden="0" w:name="Table Columns 3"/>
+    <w:lsdException w:unhideWhenUsed="0" w:uiPriority="0" w:semiHidden="0" w:name="Table Columns 4"/>
+    <w:lsdException w:unhideWhenUsed="0" w:uiPriority="0" w:semiHidden="0" w:name="Table Columns 5"/>
+    <w:lsdException w:unhideWhenUsed="0" w:uiPriority="0" w:semiHidden="0" w:name="Table Grid 1"/>
+    <w:lsdException w:unhideWhenUsed="0" w:uiPriority="0" w:semiHidden="0" w:name="Table Grid 2"/>
+    <w:lsdException w:unhideWhenUsed="0" w:uiPriority="0" w:semiHidden="0" w:name="Table Grid 3"/>
+    <w:lsdException w:unhideWhenUsed="0" w:uiPriority="0" w:semiHidden="0" w:name="Table Grid 4"/>
+    <w:lsdException w:unhideWhenUsed="0" w:uiPriority="0" w:semiHidden="0" w:name="Table Grid 5"/>
+    <w:lsdException w:unhideWhenUsed="0" w:uiPriority="0" w:semiHidden="0" w:name="Table Grid 6"/>
+    <w:lsdException w:unhideWhenUsed="0" w:uiPriority="0" w:semiHidden="0" w:name="Table Grid 7"/>
+    <w:lsdException w:unhideWhenUsed="0" w:uiPriority="0" w:semiHidden="0" w:name="Table Grid 8"/>
+    <w:lsdException w:unhideWhenUsed="0" w:uiPriority="0" w:semiHidden="0" w:name="Table List 1"/>
+    <w:lsdException w:unhideWhenUsed="0" w:uiPriority="0" w:semiHidden="0" w:name="Table List 2"/>
+    <w:lsdException w:unhideWhenUsed="0" w:uiPriority="0" w:semiHidden="0" w:name="Table List 3"/>
+    <w:lsdException w:unhideWhenUsed="0" w:uiPriority="0" w:semiHidden="0" w:name="Table List 4"/>
+    <w:lsdException w:unhideWhenUsed="0" w:uiPriority="0" w:semiHidden="0" w:name="Table List 5"/>
+    <w:lsdException w:unhideWhenUsed="0" w:uiPriority="0" w:semiHidden="0" w:name="Table List 6"/>
+    <w:lsdException w:unhideWhenUsed="0" w:uiPriority="0" w:semiHidden="0" w:name="Table List 7"/>
+    <w:lsdException w:unhideWhenUsed="0" w:uiPriority="0" w:semiHidden="0" w:name="Table List 8"/>
+    <w:lsdException w:unhideWhenUsed="0" w:uiPriority="0" w:semiHidden="0" w:name="Table 3D effects 1"/>
+    <w:lsdException w:unhideWhenUsed="0" w:uiPriority="0" w:semiHidden="0" w:name="Table 3D effects 2"/>
+    <w:lsdException w:unhideWhenUsed="0" w:uiPriority="0" w:semiHidden="0" w:name="Table 3D effects 3"/>
+    <w:lsdException w:unhideWhenUsed="0" w:uiPriority="0" w:semiHidden="0" w:name="Table Contemporary"/>
+    <w:lsdException w:unhideWhenUsed="0" w:uiPriority="0" w:semiHidden="0" w:name="Table Elegant"/>
+    <w:lsdException w:unhideWhenUsed="0" w:uiPriority="0" w:semiHidden="0" w:name="Table Professional"/>
+    <w:lsdException w:unhideWhenUsed="0" w:uiPriority="0" w:semiHidden="0" w:name="Table Subtle 1"/>
+    <w:lsdException w:unhideWhenUsed="0" w:uiPriority="0" w:semiHidden="0" w:name="Table Subtle 2"/>
+    <w:lsdException w:unhideWhenUsed="0" w:uiPriority="0" w:semiHidden="0" w:name="Table Web 1"/>
+    <w:lsdException w:unhideWhenUsed="0" w:uiPriority="0" w:semiHidden="0" w:name="Table Web 2"/>
+    <w:lsdException w:unhideWhenUsed="0" w:uiPriority="0" w:semiHidden="0" w:name="Table Web 3"/>
+    <w:lsdException w:unhideWhenUsed="0" w:uiPriority="0" w:semiHidden="0" w:name="Balloon Text"/>
+    <w:lsdException w:qFormat="1" w:unhideWhenUsed="0" w:uiPriority="0" w:semiHidden="0" w:name="Table Grid"/>
+    <w:lsdException w:unhideWhenUsed="0" w:uiPriority="0" w:semiHidden="0" w:name="Table Theme"/>
+    <w:lsdException w:unhideWhenUsed="0" w:uiPriority="60" w:semiHidden="0" w:name="Light Shading"/>
+    <w:lsdException w:unhideWhenUsed="0" w:uiPriority="61" w:semiHidden="0" w:name="Light List"/>
+    <w:lsdException w:unhideWhenUsed="0" w:uiPriority="62" w:semiHidden="0" w:name="Light Grid"/>
+    <w:lsdException w:unhideWhenUsed="0" w:uiPriority="63" w:semiHidden="0" w:name="Medium Shading 1"/>
+    <w:lsdException w:unhideWhenUsed="0" w:uiPriority="64" w:semiHidden="0" w:name="Medium Shading 2"/>
+    <w:lsdException w:unhideWhenUsed="0" w:uiPriority="65" w:semiHidden="0" w:name="Medium List 1"/>
+    <w:lsdException w:unhideWhenUsed="0" w:uiPriority="66" w:semiHidden="0" w:name="Medium List 2"/>
+    <w:lsdException w:unhideWhenUsed="0" w:uiPriority="67" w:semiHidden="0" w:name="Medium Grid 1"/>
+    <w:lsdException w:unhideWhenUsed="0" w:uiPriority="68" w:semiHidden="0" w:name="Medium Grid 2"/>
+    <w:lsdException w:unhideWhenUsed="0" w:uiPriority="69" w:semiHidden="0" w:name="Medium Grid 3"/>
+    <w:lsdException w:unhideWhenUsed="0" w:uiPriority="70" w:semiHidden="0" w:name="Dark List"/>
+    <w:lsdException w:unhideWhenUsed="0" w:uiPriority="71" w:semiHidden="0" w:name="Colorful Shading"/>
+    <w:lsdException w:unhideWhenUsed="0" w:uiPriority="72" w:semiHidden="0" w:name="Colorful List"/>
+    <w:lsdException w:unhideWhenUsed="0" w:uiPriority="73" w:semiHidden="0" w:name="Colorful Grid"/>
+    <w:lsdException w:unhideWhenUsed="0" w:uiPriority="60" w:semiHidden="0" w:name="Light Shading Accent 1"/>
+    <w:lsdException w:unhideWhenUsed="0" w:uiPriority="61" w:semiHidden="0" w:name="Light List Accent 1"/>
+    <w:lsdException w:unhideWhenUsed="0" w:uiPriority="62" w:semiHidden="0" w:name="Light Grid Accent 1"/>
+    <w:lsdException w:unhideWhenUsed="0" w:uiPriority="63" w:semiHidden="0" w:name="Medium Shading 1 Accent 1"/>
+    <w:lsdException w:unhideWhenUsed="0" w:uiPriority="64" w:semiHidden="0" w:name="Medium Shading 2 Accent 1"/>
+    <w:lsdException w:unhideWhenUsed="0" w:uiPriority="65" w:semiHidden="0" w:name="Medium List 1 Accent 1"/>
+    <w:lsdException w:unhideWhenUsed="0" w:uiPriority="66" w:semiHidden="0" w:name="Medium List 2 Accent 1"/>
+    <w:lsdException w:unhideWhenUsed="0" w:uiPriority="67" w:semiHidden="0" w:name="Medium Grid 1 Accent 1"/>
+    <w:lsdException w:unhideWhenUsed="0" w:uiPriority="68" w:semiHidden="0" w:name="Medium Grid 2 Accent 1"/>
+    <w:lsdException w:unhideWhenUsed="0" w:uiPriority="69" w:semiHidden="0" w:name="Medium Grid 3 Accent 1"/>
+    <w:lsdException w:unhideWhenUsed="0" w:uiPriority="70" w:semiHidden="0" w:name="Dark List Accent 1"/>
+    <w:lsdException w:unhideWhenUsed="0" w:uiPriority="71" w:semiHidden="0" w:name="Colorful Shading Accent 1"/>
+    <w:lsdException w:unhideWhenUsed="0" w:uiPriority="72" w:semiHidden="0" w:name="Colorful List Accent 1"/>
+    <w:lsdException w:unhideWhenUsed="0" w:uiPriority="73" w:semiHidden="0" w:name="Colorful Grid Accent 1"/>
+    <w:lsdException w:unhideWhenUsed="0" w:uiPriority="60" w:semiHidden="0" w:name="Light Shading Accent 2"/>
+    <w:lsdException w:unhideWhenUsed="0" w:uiPriority="61" w:semiHidden="0" w:name="Light List Accent 2"/>
+    <w:lsdException w:unhideWhenUsed="0" w:uiPriority="62" w:semiHidden="0" w:name="Light Grid Accent 2"/>
+    <w:lsdException w:unhideWhenUsed="0" w:uiPriority="63" w:semiHidden="0" w:name="Medium Shading 1 Accent 2"/>
+    <w:lsdException w:unhideWhenUsed="0" w:uiPriority="64" w:semiHidden="0" w:name="Medium Shading 2 Accent 2"/>
+    <w:lsdException w:unhideWhenUsed="0" w:uiPriority="65" w:semiHidden="0" w:name="Medium List 1 Accent 2"/>
+    <w:lsdException w:unhideWhenUsed="0" w:uiPriority="66" w:semiHidden="0" w:name="Medium List 2 Accent 2"/>
+    <w:lsdException w:unhideWhenUsed="0" w:uiPriority="67" w:semiHidden="0" w:name="Medium Grid 1 Accent 2"/>
+    <w:lsdException w:unhideWhenUsed="0" w:uiPriority="68" w:semiHidden="0" w:name="Medium Grid 2 Accent 2"/>
+    <w:lsdException w:unhideWhenUsed="0" w:uiPriority="69" w:semiHidden="0" w:name="Medium Grid 3 Accent 2"/>
+    <w:lsdException w:unhideWhenUsed="0" w:uiPriority="70" w:semiHidden="0" w:name="Dark List Accent 2"/>
+    <w:lsdException w:unhideWhenUsed="0" w:uiPriority="71" w:semiHidden="0" w:name="Colorful Shading Accent 2"/>
+    <w:lsdException w:unhideWhenUsed="0" w:uiPriority="72" w:semiHidden="0" w:name="Colorful List Accent 2"/>
+    <w:lsdException w:unhideWhenUsed="0" w:uiPriority="73" w:semiHidden="0" w:name="Colorful Grid Accent 2"/>
+    <w:lsdException w:unhideWhenUsed="0" w:uiPriority="60" w:semiHidden="0" w:name="Light Shading Accent 3"/>
+    <w:lsdException w:unhideWhenUsed="0" w:uiPriority="61" w:semiHidden="0" w:name="Light List Accent 3"/>
+    <w:lsdException w:unhideWhenUsed="0" w:uiPriority="62" w:semiHidden="0" w:name="Light Grid Accent 3"/>
+    <w:lsdException w:unhideWhenUsed="0" w:uiPriority="63" w:semiHidden="0" w:name="Medium Shading 1 Accent 3"/>
+    <w:lsdException w:unhideWhenUsed="0" w:uiPriority="64" w:semiHidden="0" w:name="Medium Shading 2 Accent 3"/>
+    <w:lsdException w:unhideWhenUsed="0" w:uiPriority="65" w:semiHidden="0" w:name="Medium List 1 Accent 3"/>
+    <w:lsdException w:unhideWhenUsed="0" w:uiPriority="66" w:semiHidden="0" w:name="Medium List 2 Accent 3"/>
+    <w:lsdException w:unhideWhenUsed="0" w:uiPriority="67" w:semiHidden="0" w:name="Medium Grid 1 Accent 3"/>
+    <w:lsdException w:unhideWhenUsed="0" w:uiPriority="68" w:semiHidden="0" w:name="Medium Grid 2 Accent 3"/>
+    <w:lsdException w:unhideWhenUsed="0" w:uiPriority="69" w:semiHidden="0" w:name="Medium Grid 3 Accent 3"/>
+    <w:lsdException w:unhideWhenUsed="0" w:uiPriority="70" w:semiHidden="0" w:name="Dark List Accent 3"/>
+    <w:lsdException w:unhideWhenUsed="0" w:uiPriority="71" w:semiHidden="0" w:name="Colorful Shading Accent 3"/>
+    <w:lsdException w:unhideWhenUsed="0" w:uiPriority="72" w:semiHidden="0" w:name="Colorful List Accent 3"/>
+    <w:lsdException w:unhideWhenUsed="0" w:uiPriority="73" w:semiHidden="0" w:name="Colorful Grid Accent 3"/>
+    <w:lsdException w:unhideWhenUsed="0" w:uiPriority="60" w:semiHidden="0" w:name="Light Shading Accent 4"/>
+    <w:lsdException w:unhideWhenUsed="0" w:uiPriority="61" w:semiHidden="0" w:name="Light List Accent 4"/>
+    <w:lsdException w:unhideWhenUsed="0" w:uiPriority="62" w:semiHidden="0" w:name="Light Grid Accent 4"/>
+    <w:lsdException w:unhideWhenUsed="0" w:uiPriority="63" w:semiHidden="0" w:name="Medium Shading 1 Accent 4"/>
+    <w:lsdException w:unhideWhenUsed="0" w:uiPriority="64" w:semiHidden="0" w:name="Medium Shading 2 Accent 4"/>
+    <w:lsdException w:unhideWhenUsed="0" w:uiPriority="65" w:semiHidden="0" w:name="Medium List 1 Accent 4"/>
+    <w:lsdException w:unhideWhenUsed="0" w:uiPriority="66" w:semiHidden="0" w:name="Medium List 2 Accent 4"/>
+    <w:lsdException w:unhideWhenUsed="0" w:uiPriority="67" w:semiHidden="0" w:name="Medium Grid 1 Accent 4"/>
+    <w:lsdException w:unhideWhenUsed="0" w:uiPriority="68" w:semiHidden="0" w:name="Medium Grid 2 Accent 4"/>
+    <w:lsdException w:unhideWhenUsed="0" w:uiPriority="69" w:semiHidden="0" w:name="Medium Grid 3 Accent 4"/>
+    <w:lsdException w:unhideWhenUsed="0" w:uiPriority="70" w:semiHidden="0" w:name="Dark List Accent 4"/>
+    <w:lsdException w:unhideWhenUsed="0" w:uiPriority="71" w:semiHidden="0" w:name="Colorful Shading Accent 4"/>
+    <w:lsdException w:unhideWhenUsed="0" w:uiPriority="72" w:semiHidden="0" w:name="Colorful List Accent 4"/>
+    <w:lsdException w:unhideWhenUsed="0" w:uiPriority="73" w:semiHidden="0" w:name="Colorful Grid Accent 4"/>
+    <w:lsdException w:unhideWhenUsed="0" w:uiPriority="60" w:semiHidden="0" w:name="Light Shading Accent 5"/>
+    <w:lsdException w:unhideWhenUsed="0" w:uiPriority="61" w:semiHidden="0" w:name="Light List Accent 5"/>
+    <w:lsdException w:unhideWhenUsed="0" w:uiPriority="62" w:semiHidden="0" w:name="Light Grid Accent 5"/>
+    <w:lsdException w:unhideWhenUsed="0" w:uiPriority="63" w:semiHidden="0" w:name="Medium Shading 1 Accent 5"/>
+    <w:lsdException w:unhideWhenUsed="0" w:uiPriority="64" w:semiHidden="0" w:name="Medium Shading 2 Accent 5"/>
+    <w:lsdException w:unhideWhenUsed="0" w:uiPriority="65" w:semiHidden="0" w:name="Medium List 1 Accent 5"/>
+    <w:lsdException w:unhideWhenUsed="0" w:uiPriority="66" w:semiHidden="0" w:name="Medium List 2 Accent 5"/>
+    <w:lsdException w:unhideWhenUsed="0" w:uiPriority="67" w:semiHidden="0" w:name="Medium Grid 1 Accent 5"/>
+    <w:lsdException w:unhideWhenUsed="0" w:uiPriority="68" w:semiHidden="0" w:name="Medium Grid 2 Accent 5"/>
+    <w:lsdException w:unhideWhenUsed="0" w:uiPriority="69" w:semiHidden="0" w:name="Medium Grid 3 Accent 5"/>
+    <w:lsdException w:unhideWhenUsed="0" w:uiPriority="70" w:semiHidden="0" w:name="Dark List Accent 5"/>
+    <w:lsdException w:unhideWhenUsed="0" w:uiPriority="71" w:semiHidden="0" w:name="Colorful Shading Accent 5"/>
+    <w:lsdException w:unhideWhenUsed="0" w:uiPriority="72" w:semiHidden="0" w:name="Colorful List Accent 5"/>
+    <w:lsdException w:unhideWhenUsed="0" w:uiPriority="73" w:semiHidden="0" w:name="Colorful Grid Accent 5"/>
+    <w:lsdException w:unhideWhenUsed="0" w:uiPriority="60" w:semiHidden="0" w:name="Light Shading Accent 6"/>
+    <w:lsdException w:unhideWhenUsed="0" w:uiPriority="61" w:semiHidden="0" w:name="Light List Accent 6"/>
+    <w:lsdException w:unhideWhenUsed="0" w:uiPriority="62" w:semiHidden="0" w:name="Light Grid Accent 6"/>
+    <w:lsdException w:unhideWhenUsed="0" w:uiPriority="63" w:semiHidden="0" w:name="Medium Shading 1 Accent 6"/>
+    <w:lsdException w:unhideWhenUsed="0" w:uiPriority="64" w:semiHidden="0" w:name="Medium Shading 2 Accent 6"/>
+    <w:lsdException w:unhideWhenUsed="0" w:uiPriority="65" w:semiHidden="0" w:name="Medium List 1 Accent 6"/>
+    <w:lsdException w:unhideWhenUsed="0" w:uiPriority="66" w:semiHidden="0" w:name="Medium List 2 Accent 6"/>
+    <w:lsdException w:unhideWhenUsed="0" w:uiPriority="67" w:semiHidden="0" w:name="Medium Grid 1 Accent 6"/>
+    <w:lsdException w:unhideWhenUsed="0" w:uiPriority="68" w:semiHidden="0" w:name="Medium Grid 2 Accent 6"/>
+    <w:lsdException w:unhideWhenUsed="0" w:uiPriority="69" w:semiHidden="0" w:name="Medium Grid 3 Accent 6"/>
+    <w:lsdException w:unhideWhenUsed="0" w:uiPriority="70" w:semiHidden="0" w:name="Dark List Accent 6"/>
+    <w:lsdException w:unhideWhenUsed="0" w:uiPriority="71" w:semiHidden="0" w:name="Colorful Shading Accent 6"/>
+    <w:lsdException w:unhideWhenUsed="0" w:uiPriority="72" w:semiHidden="0" w:name="Colorful List Accent 6"/>
+    <w:lsdException w:unhideWhenUsed="0" w:uiPriority="73" w:semiHidden="0" w:name="Colorful Grid Accent 6"/>
   </w:latentStyles>
-  <w:style w:type="paragraph" w:default="1" w:styleId="Normal">
+  <w:style w:type="paragraph" w:default="1" w:styleId="1">
     <w:name w:val="Normal"/>
     <w:qFormat/>
+    <w:uiPriority w:val="0"/>
     <w:pPr>
       <w:kinsoku w:val="0"/>
       <w:autoSpaceDE w:val="0"/>
@@ -6801,7 +6891,7 @@
       <w:textAlignment w:val="baseline"/>
     </w:pPr>
     <w:rPr>
-      <w:rFonts w:ascii="Arial" w:eastAsia="Arial" w:hAnsi="Arial" w:cs="Arial"/>
+      <w:rFonts w:ascii="Arial" w:hAnsi="Arial" w:eastAsia="Arial" w:cs="Arial"/>
       <w:snapToGrid w:val="0"/>
       <w:color w:val="000000"/>
       <w:kern w:val="0"/>
@@ -6810,11 +6900,12 @@
       <w:lang w:val="en-US" w:eastAsia="en-US" w:bidi="ar-SA"/>
     </w:rPr>
   </w:style>
-  <w:style w:type="paragraph" w:styleId="Heading1">
+  <w:style w:type="paragraph" w:styleId="2">
     <w:name w:val="heading 1"/>
-    <w:basedOn w:val="Normal"/>
-    <w:next w:val="Normal"/>
+    <w:basedOn w:val="1"/>
+    <w:next w:val="1"/>
     <w:qFormat/>
+    <w:uiPriority w:val="0"/>
     <w:pPr>
       <w:keepNext/>
       <w:keepLines/>
@@ -6832,12 +6923,13 @@
       <w:sz w:val="44"/>
     </w:rPr>
   </w:style>
-  <w:style w:type="paragraph" w:styleId="Heading2">
+  <w:style w:type="paragraph" w:styleId="3">
     <w:name w:val="heading 2"/>
-    <w:basedOn w:val="Normal"/>
-    <w:next w:val="Normal"/>
+    <w:basedOn w:val="1"/>
+    <w:next w:val="1"/>
     <w:unhideWhenUsed/>
     <w:qFormat/>
+    <w:uiPriority w:val="0"/>
     <w:pPr>
       <w:keepNext/>
       <w:keepLines/>
@@ -6850,18 +6942,19 @@
       <w:outlineLvl w:val="1"/>
     </w:pPr>
     <w:rPr>
-      <w:rFonts w:ascii="Arial" w:eastAsia="黑体" w:hAnsi="Arial"/>
+      <w:rFonts w:ascii="Arial" w:hAnsi="Arial" w:eastAsia="黑体"/>
       <w:b/>
       <w:sz w:val="32"/>
     </w:rPr>
   </w:style>
-  <w:style w:type="paragraph" w:styleId="Heading3">
+  <w:style w:type="paragraph" w:styleId="4">
     <w:name w:val="heading 3"/>
-    <w:basedOn w:val="Normal"/>
-    <w:next w:val="Normal"/>
+    <w:basedOn w:val="1"/>
+    <w:next w:val="1"/>
     <w:semiHidden/>
     <w:unhideWhenUsed/>
     <w:qFormat/>
+    <w:uiPriority w:val="0"/>
     <w:pPr>
       <w:keepNext/>
       <w:keepLines/>
@@ -6878,12 +6971,13 @@
       <w:sz w:val="32"/>
     </w:rPr>
   </w:style>
-  <w:style w:type="paragraph" w:styleId="Heading4">
+  <w:style w:type="paragraph" w:styleId="5">
     <w:name w:val="heading 4"/>
-    <w:basedOn w:val="Normal"/>
-    <w:next w:val="Normal"/>
+    <w:basedOn w:val="1"/>
+    <w:next w:val="1"/>
     <w:unhideWhenUsed/>
     <w:qFormat/>
+    <w:uiPriority w:val="0"/>
     <w:pPr>
       <w:keepNext/>
       <w:keepLines/>
@@ -6896,18 +6990,19 @@
       <w:outlineLvl w:val="3"/>
     </w:pPr>
     <w:rPr>
-      <w:rFonts w:ascii="Arial" w:eastAsia="黑体" w:hAnsi="Arial"/>
+      <w:rFonts w:ascii="Arial" w:hAnsi="Arial" w:eastAsia="黑体"/>
       <w:b/>
       <w:sz w:val="28"/>
     </w:rPr>
   </w:style>
-  <w:style w:type="paragraph" w:styleId="Heading5">
+  <w:style w:type="paragraph" w:styleId="6">
     <w:name w:val="heading 5"/>
-    <w:basedOn w:val="Normal"/>
-    <w:next w:val="Normal"/>
+    <w:basedOn w:val="1"/>
+    <w:next w:val="1"/>
     <w:semiHidden/>
     <w:unhideWhenUsed/>
     <w:qFormat/>
+    <w:uiPriority w:val="0"/>
     <w:pPr>
       <w:keepNext/>
       <w:keepLines/>
@@ -6924,13 +7019,14 @@
       <w:sz w:val="28"/>
     </w:rPr>
   </w:style>
-  <w:style w:type="paragraph" w:styleId="Heading6">
+  <w:style w:type="paragraph" w:styleId="7">
     <w:name w:val="heading 6"/>
-    <w:basedOn w:val="Normal"/>
-    <w:next w:val="Normal"/>
+    <w:basedOn w:val="1"/>
+    <w:next w:val="1"/>
     <w:semiHidden/>
     <w:unhideWhenUsed/>
     <w:qFormat/>
+    <w:uiPriority w:val="0"/>
     <w:pPr>
       <w:keepNext/>
       <w:keepLines/>
@@ -6943,18 +7039,19 @@
       <w:outlineLvl w:val="5"/>
     </w:pPr>
     <w:rPr>
-      <w:rFonts w:ascii="Arial" w:eastAsia="黑体" w:hAnsi="Arial"/>
+      <w:rFonts w:ascii="Arial" w:hAnsi="Arial" w:eastAsia="黑体"/>
       <w:b/>
       <w:sz w:val="24"/>
     </w:rPr>
   </w:style>
-  <w:style w:type="paragraph" w:styleId="Heading7">
+  <w:style w:type="paragraph" w:styleId="8">
     <w:name w:val="heading 7"/>
-    <w:basedOn w:val="Normal"/>
-    <w:next w:val="Normal"/>
+    <w:basedOn w:val="1"/>
+    <w:next w:val="1"/>
     <w:semiHidden/>
     <w:unhideWhenUsed/>
     <w:qFormat/>
+    <w:uiPriority w:val="0"/>
     <w:pPr>
       <w:keepNext/>
       <w:keepLines/>
@@ -6971,13 +7068,14 @@
       <w:sz w:val="24"/>
     </w:rPr>
   </w:style>
-  <w:style w:type="paragraph" w:styleId="Heading8">
+  <w:style w:type="paragraph" w:styleId="9">
     <w:name w:val="heading 8"/>
-    <w:basedOn w:val="Normal"/>
-    <w:next w:val="Normal"/>
+    <w:basedOn w:val="1"/>
+    <w:next w:val="1"/>
     <w:semiHidden/>
     <w:unhideWhenUsed/>
     <w:qFormat/>
+    <w:uiPriority w:val="0"/>
     <w:pPr>
       <w:keepNext/>
       <w:keepLines/>
@@ -6990,17 +7088,18 @@
       <w:outlineLvl w:val="7"/>
     </w:pPr>
     <w:rPr>
-      <w:rFonts w:ascii="Arial" w:eastAsia="黑体" w:hAnsi="Arial"/>
+      <w:rFonts w:ascii="Arial" w:hAnsi="Arial" w:eastAsia="黑体"/>
       <w:sz w:val="24"/>
     </w:rPr>
   </w:style>
-  <w:style w:type="paragraph" w:styleId="Heading9">
+  <w:style w:type="paragraph" w:styleId="10">
     <w:name w:val="heading 9"/>
-    <w:basedOn w:val="Normal"/>
-    <w:next w:val="Normal"/>
+    <w:basedOn w:val="1"/>
+    <w:next w:val="1"/>
     <w:semiHidden/>
     <w:unhideWhenUsed/>
     <w:qFormat/>
+    <w:uiPriority w:val="0"/>
     <w:pPr>
       <w:keepNext/>
       <w:keepLines/>
@@ -7013,19 +7112,21 @@
       <w:outlineLvl w:val="8"/>
     </w:pPr>
     <w:rPr>
-      <w:rFonts w:ascii="Arial" w:eastAsia="黑体" w:hAnsi="Arial"/>
+      <w:rFonts w:ascii="Arial" w:hAnsi="Arial" w:eastAsia="黑体"/>
       <w:sz w:val="21"/>
     </w:rPr>
   </w:style>
-  <w:style w:type="character" w:default="1" w:styleId="DefaultParagraphFont">
+  <w:style w:type="character" w:default="1" w:styleId="22">
     <w:name w:val="Default Paragraph Font"/>
     <w:semiHidden/>
     <w:qFormat/>
+    <w:uiPriority w:val="0"/>
   </w:style>
-  <w:style w:type="table" w:default="1" w:styleId="TableNormal">
+  <w:style w:type="table" w:default="1" w:styleId="20">
     <w:name w:val="Normal Table"/>
     <w:semiHidden/>
     <w:qFormat/>
+    <w:uiPriority w:val="0"/>
     <w:tblPr>
       <w:tblCellMar>
         <w:top w:w="0" w:type="dxa"/>
@@ -7035,39 +7136,43 @@
       </w:tblCellMar>
     </w:tblPr>
   </w:style>
-  <w:style w:type="paragraph" w:styleId="CommentText">
+  <w:style w:type="paragraph" w:styleId="11">
     <w:name w:val="annotation text"/>
-    <w:basedOn w:val="Normal"/>
+    <w:basedOn w:val="1"/>
     <w:qFormat/>
+    <w:uiPriority w:val="0"/>
     <w:pPr>
       <w:jc w:val="left"/>
     </w:pPr>
   </w:style>
-  <w:style w:type="paragraph" w:styleId="BodyText">
+  <w:style w:type="paragraph" w:styleId="12">
     <w:name w:val="Body Text"/>
-    <w:basedOn w:val="Normal"/>
+    <w:basedOn w:val="1"/>
     <w:semiHidden/>
     <w:qFormat/>
+    <w:uiPriority w:val="0"/>
     <w:rPr>
-      <w:rFonts w:ascii="Arial" w:eastAsia="Arial" w:hAnsi="Arial" w:cs="Arial"/>
+      <w:rFonts w:ascii="Arial" w:hAnsi="Arial" w:eastAsia="Arial" w:cs="Arial"/>
       <w:sz w:val="21"/>
       <w:szCs w:val="21"/>
       <w:lang w:val="en-US" w:eastAsia="en-US" w:bidi="ar-SA"/>
     </w:rPr>
   </w:style>
-  <w:style w:type="paragraph" w:styleId="TOC3">
+  <w:style w:type="paragraph" w:styleId="13">
     <w:name w:val="toc 3"/>
-    <w:basedOn w:val="Normal"/>
-    <w:next w:val="Normal"/>
+    <w:basedOn w:val="1"/>
+    <w:next w:val="1"/>
     <w:qFormat/>
+    <w:uiPriority w:val="0"/>
     <w:pPr>
       <w:ind w:left="840" w:leftChars="400"/>
     </w:pPr>
   </w:style>
-  <w:style w:type="paragraph" w:styleId="Footer">
+  <w:style w:type="paragraph" w:styleId="14">
     <w:name w:val="footer"/>
-    <w:basedOn w:val="Normal"/>
+    <w:basedOn w:val="1"/>
     <w:qFormat/>
+    <w:uiPriority w:val="0"/>
     <w:pPr>
       <w:tabs>
         <w:tab w:val="center" w:pos="4153"/>
@@ -7080,16 +7185,17 @@
       <w:sz w:val="18"/>
     </w:rPr>
   </w:style>
-  <w:style w:type="paragraph" w:styleId="Header">
+  <w:style w:type="paragraph" w:styleId="15">
     <w:name w:val="header"/>
-    <w:basedOn w:val="Normal"/>
+    <w:basedOn w:val="1"/>
     <w:qFormat/>
+    <w:uiPriority w:val="0"/>
     <w:pPr>
       <w:pBdr>
-        <w:top w:val="nil"/>
-        <w:left w:val="nil"/>
-        <w:bottom w:val="nil"/>
-        <w:right w:val="nil"/>
+        <w:top w:val="none" w:color="auto" w:sz="0" w:space="0"/>
+        <w:left w:val="none" w:color="auto" w:sz="0" w:space="0"/>
+        <w:bottom w:val="none" w:color="auto" w:sz="0" w:space="0"/>
+        <w:right w:val="none" w:color="auto" w:sz="0" w:space="0"/>
       </w:pBdr>
       <w:tabs>
         <w:tab w:val="center" w:pos="4153"/>
@@ -7104,37 +7210,41 @@
       <w:sz w:val="18"/>
     </w:rPr>
   </w:style>
-  <w:style w:type="paragraph" w:styleId="TOC1">
+  <w:style w:type="paragraph" w:styleId="16">
     <w:name w:val="toc 1"/>
-    <w:basedOn w:val="Normal"/>
-    <w:next w:val="Normal"/>
+    <w:basedOn w:val="1"/>
+    <w:next w:val="1"/>
     <w:qFormat/>
+    <w:uiPriority w:val="0"/>
     <w:rPr>
-      <w:rFonts w:ascii="Arial" w:eastAsia="Microsoft JhengHei" w:hAnsi="Arial"/>
+      <w:rFonts w:ascii="Arial" w:hAnsi="Arial" w:eastAsia="Microsoft JhengHei"/>
       <w:sz w:val="24"/>
     </w:rPr>
   </w:style>
-  <w:style w:type="paragraph" w:styleId="TOC2">
+  <w:style w:type="paragraph" w:styleId="17">
     <w:name w:val="toc 2"/>
-    <w:basedOn w:val="Normal"/>
-    <w:next w:val="Normal"/>
+    <w:basedOn w:val="1"/>
+    <w:next w:val="1"/>
     <w:qFormat/>
+    <w:uiPriority w:val="0"/>
     <w:pPr>
       <w:ind w:left="420" w:leftChars="200"/>
     </w:pPr>
   </w:style>
-  <w:style w:type="paragraph" w:styleId="NormalWeb">
+  <w:style w:type="paragraph" w:styleId="18">
     <w:name w:val="Normal (Web)"/>
-    <w:basedOn w:val="Normal"/>
+    <w:basedOn w:val="1"/>
     <w:qFormat/>
+    <w:uiPriority w:val="0"/>
     <w:rPr>
       <w:sz w:val="24"/>
     </w:rPr>
   </w:style>
-  <w:style w:type="paragraph" w:styleId="Title">
+  <w:style w:type="paragraph" w:styleId="19">
     <w:name w:val="Title"/>
-    <w:basedOn w:val="Normal"/>
+    <w:basedOn w:val="1"/>
     <w:qFormat/>
+    <w:uiPriority w:val="0"/>
     <w:pPr>
       <w:spacing w:before="240" w:beforeLines="0" w:beforeAutospacing="0" w:after="60" w:afterLines="0" w:afterAutospacing="0"/>
       <w:jc w:val="center"/>
@@ -7146,68 +7256,73 @@
       <w:sz w:val="32"/>
     </w:rPr>
   </w:style>
-  <w:style w:type="table" w:styleId="TableGrid">
+  <w:style w:type="table" w:styleId="21">
     <w:name w:val="Table Grid"/>
-    <w:basedOn w:val="TableNormal"/>
+    <w:basedOn w:val="20"/>
     <w:qFormat/>
+    <w:uiPriority w:val="0"/>
     <w:pPr>
       <w:widowControl w:val="0"/>
       <w:jc w:val="both"/>
     </w:pPr>
     <w:tblPr>
       <w:tblBorders>
-        <w:top w:val="single" w:sz="4" w:space="0" w:color="auto"/>
-        <w:left w:val="single" w:sz="4" w:space="0" w:color="auto"/>
-        <w:bottom w:val="single" w:sz="4" w:space="0" w:color="auto"/>
-        <w:right w:val="single" w:sz="4" w:space="0" w:color="auto"/>
-        <w:insideH w:val="single" w:sz="4" w:space="0" w:color="auto"/>
-        <w:insideV w:val="single" w:sz="4" w:space="0" w:color="auto"/>
+        <w:top w:val="single" w:color="auto" w:sz="4" w:space="0"/>
+        <w:left w:val="single" w:color="auto" w:sz="4" w:space="0"/>
+        <w:bottom w:val="single" w:color="auto" w:sz="4" w:space="0"/>
+        <w:right w:val="single" w:color="auto" w:sz="4" w:space="0"/>
+        <w:insideH w:val="single" w:color="auto" w:sz="4" w:space="0"/>
+        <w:insideV w:val="single" w:color="auto" w:sz="4" w:space="0"/>
       </w:tblBorders>
     </w:tblPr>
   </w:style>
-  <w:style w:type="character" w:styleId="Strong">
+  <w:style w:type="character" w:styleId="23">
     <w:name w:val="Strong"/>
-    <w:basedOn w:val="DefaultParagraphFont"/>
+    <w:basedOn w:val="22"/>
     <w:qFormat/>
+    <w:uiPriority w:val="0"/>
     <w:rPr>
       <w:b/>
     </w:rPr>
   </w:style>
-  <w:style w:type="paragraph" w:customStyle="1" w:styleId="a">
+  <w:style w:type="paragraph" w:customStyle="1" w:styleId="24">
     <w:name w:val="柴_公司名"/>
-    <w:basedOn w:val="Title"/>
+    <w:basedOn w:val="19"/>
     <w:qFormat/>
+    <w:uiPriority w:val="0"/>
     <w:pPr>
       <w:spacing w:after="600" w:afterLines="600"/>
     </w:pPr>
     <w:rPr>
-      <w:rFonts w:ascii="宋体" w:eastAsia="宋体" w:hAnsi="宋体" w:cs="宋体" w:hint="eastAsia"/>
+      <w:rFonts w:hint="eastAsia" w:ascii="宋体" w:hAnsi="宋体" w:eastAsia="宋体" w:cs="宋体"/>
       <w:bCs/>
       <w:spacing w:val="-6"/>
       <w:sz w:val="52"/>
       <w:szCs w:val="52"/>
     </w:rPr>
   </w:style>
-  <w:style w:type="paragraph" w:customStyle="1" w:styleId="a0">
+  <w:style w:type="paragraph" w:customStyle="1" w:styleId="25">
     <w:name w:val="柴_文档名"/>
-    <w:basedOn w:val="Title"/>
+    <w:basedOn w:val="19"/>
     <w:qFormat/>
+    <w:uiPriority w:val="0"/>
     <w:pPr>
       <w:spacing w:after="900" w:afterLines="900"/>
     </w:pPr>
     <w:rPr>
-      <w:rFonts w:ascii="黑体" w:eastAsia="黑体" w:hAnsi="黑体" w:cs="黑体"/>
+      <w:rFonts w:ascii="黑体" w:hAnsi="黑体" w:eastAsia="黑体" w:cs="黑体"/>
       <w:bCs/>
       <w:spacing w:val="-7"/>
       <w:sz w:val="52"/>
       <w:szCs w:val="52"/>
     </w:rPr>
   </w:style>
-  <w:style w:type="table" w:customStyle="1" w:styleId="TableNormal0">
+  <w:style w:type="table" w:customStyle="1" w:styleId="26">
     <w:name w:val="Table Normal_0"/>
     <w:semiHidden/>
     <w:unhideWhenUsed/>
     <w:qFormat/>
+    <w:uiPriority w:val="0"/>
     <w:tblPr>
       <w:tblCellMar>
         <w:top w:w="0" w:type="dxa"/>
@@ -7217,80 +7332,86 @@
       </w:tblCellMar>
     </w:tblPr>
   </w:style>
-  <w:style w:type="paragraph" w:customStyle="1" w:styleId="TableText">
+  <w:style w:type="paragraph" w:customStyle="1" w:styleId="27">
     <w:name w:val="Table Text"/>
-    <w:basedOn w:val="Normal"/>
+    <w:basedOn w:val="1"/>
     <w:semiHidden/>
     <w:qFormat/>
+    <w:uiPriority w:val="0"/>
     <w:rPr>
-      <w:rFonts w:ascii="宋体" w:eastAsia="宋体" w:hAnsi="宋体" w:cs="宋体"/>
+      <w:rFonts w:ascii="宋体" w:hAnsi="宋体" w:eastAsia="宋体" w:cs="宋体"/>
       <w:sz w:val="21"/>
       <w:szCs w:val="21"/>
       <w:lang w:val="en-US" w:eastAsia="en-US" w:bidi="ar-SA"/>
     </w:rPr>
   </w:style>
-  <w:style w:type="paragraph" w:customStyle="1" w:styleId="1">
+  <w:style w:type="paragraph" w:customStyle="1" w:styleId="28">
     <w:name w:val="柴_标题1"/>
-    <w:basedOn w:val="Heading1"/>
-    <w:next w:val="a1"/>
-    <w:link w:val="1Char"/>
+    <w:basedOn w:val="2"/>
+    <w:next w:val="29"/>
+    <w:link w:val="38"/>
     <w:qFormat/>
+    <w:uiPriority w:val="0"/>
     <w:pPr>
       <w:spacing w:before="100" w:after="90" w:line="360" w:lineRule="auto"/>
     </w:pPr>
     <w:rPr>
-      <w:rFonts w:ascii="Arial" w:eastAsia="宋体" w:hAnsi="Arial"/>
+      <w:rFonts w:ascii="Arial" w:hAnsi="Arial" w:eastAsia="宋体"/>
       <w:sz w:val="32"/>
     </w:rPr>
   </w:style>
-  <w:style w:type="paragraph" w:customStyle="1" w:styleId="a1">
+  <w:style w:type="paragraph" w:customStyle="1" w:styleId="29">
     <w:name w:val="柴_正文"/>
-    <w:basedOn w:val="BodyText"/>
+    <w:basedOn w:val="12"/>
     <w:qFormat/>
+    <w:uiPriority w:val="0"/>
     <w:pPr>
       <w:spacing w:line="360" w:lineRule="auto"/>
       <w:ind w:firstLine="470" w:firstLineChars="200"/>
     </w:pPr>
     <w:rPr>
-      <w:rFonts w:ascii="Arial" w:eastAsia="宋体" w:hAnsi="Arial"/>
+      <w:rFonts w:ascii="Arial" w:hAnsi="Arial" w:eastAsia="宋体"/>
       <w:sz w:val="24"/>
       <w:lang w:eastAsia="zh-CN"/>
     </w:rPr>
   </w:style>
-  <w:style w:type="paragraph" w:customStyle="1" w:styleId="2">
+  <w:style w:type="paragraph" w:customStyle="1" w:styleId="30">
     <w:name w:val="柴_标题2"/>
-    <w:basedOn w:val="Heading2"/>
-    <w:next w:val="a1"/>
+    <w:basedOn w:val="3"/>
+    <w:next w:val="29"/>
     <w:qFormat/>
+    <w:uiPriority w:val="0"/>
     <w:pPr>
       <w:spacing w:line="360" w:lineRule="auto"/>
     </w:pPr>
     <w:rPr>
-      <w:rFonts w:ascii="Arial" w:eastAsia="宋体" w:hAnsi="Arial"/>
+      <w:rFonts w:ascii="Arial" w:hAnsi="Arial" w:eastAsia="宋体"/>
       <w:sz w:val="28"/>
     </w:rPr>
   </w:style>
-  <w:style w:type="paragraph" w:customStyle="1" w:styleId="3">
+  <w:style w:type="paragraph" w:customStyle="1" w:styleId="31">
     <w:name w:val="柴_标题3"/>
-    <w:basedOn w:val="Heading3"/>
-    <w:next w:val="Normal"/>
+    <w:basedOn w:val="4"/>
+    <w:next w:val="1"/>
     <w:qFormat/>
+    <w:uiPriority w:val="0"/>
     <w:pPr>
       <w:spacing w:line="360" w:lineRule="auto"/>
       <w:ind w:left="0" w:firstLine="472" w:firstLineChars="200"/>
     </w:pPr>
     <w:rPr>
-      <w:rFonts w:ascii="宋体" w:eastAsia="宋体" w:hAnsi="宋体" w:cs="宋体"/>
+      <w:rFonts w:ascii="宋体" w:hAnsi="宋体" w:eastAsia="宋体" w:cs="宋体"/>
       <w:spacing w:val="-2"/>
       <w:sz w:val="24"/>
       <w:szCs w:val="24"/>
     </w:rPr>
   </w:style>
-  <w:style w:type="paragraph" w:customStyle="1" w:styleId="a2">
+  <w:style w:type="paragraph" w:customStyle="1" w:styleId="32">
     <w:name w:val="柴_目录"/>
-    <w:basedOn w:val="Normal"/>
-    <w:next w:val="BodyText"/>
+    <w:basedOn w:val="1"/>
+    <w:next w:val="12"/>
     <w:qFormat/>
+    <w:uiPriority w:val="0"/>
     <w:pPr>
       <w:tabs>
         <w:tab w:val="right" w:leader="dot" w:pos="8442"/>
@@ -7298,59 +7419,64 @@
       <w:ind w:left="0" w:leftChars="0"/>
     </w:pPr>
     <w:rPr>
-      <w:rFonts w:ascii="Arial" w:eastAsia="Microsoft JhengHei" w:hAnsi="Arial"/>
+      <w:rFonts w:ascii="Arial" w:hAnsi="Arial" w:eastAsia="Microsoft JhengHei"/>
       <w:sz w:val="24"/>
     </w:rPr>
   </w:style>
-  <w:style w:type="paragraph" w:customStyle="1" w:styleId="WPSOffice1">
+  <w:style w:type="paragraph" w:customStyle="1" w:styleId="33">
     <w:name w:val="WPSOffice手动目录 1"/>
     <w:qFormat/>
+    <w:uiPriority w:val="0"/>
     <w:pPr>
       <w:ind w:leftChars="0"/>
     </w:pPr>
     <w:rPr>
-      <w:rFonts w:ascii="Times New Roman" w:eastAsia="宋体" w:hAnsi="Times New Roman" w:cs="Times New Roman"/>
+      <w:rFonts w:ascii="Times New Roman" w:hAnsi="Times New Roman" w:eastAsia="宋体" w:cs="Times New Roman"/>
       <w:sz w:val="20"/>
       <w:szCs w:val="20"/>
     </w:rPr>
   </w:style>
-  <w:style w:type="paragraph" w:customStyle="1" w:styleId="WPSOffice2">
+  <w:style w:type="paragraph" w:customStyle="1" w:styleId="34">
     <w:name w:val="WPSOffice手动目录 2"/>
     <w:qFormat/>
+    <w:uiPriority w:val="0"/>
     <w:pPr>
       <w:ind w:leftChars="200"/>
     </w:pPr>
     <w:rPr>
-      <w:rFonts w:ascii="Times New Roman" w:eastAsia="宋体" w:hAnsi="Times New Roman" w:cs="Times New Roman"/>
+      <w:rFonts w:ascii="Times New Roman" w:hAnsi="Times New Roman" w:eastAsia="宋体" w:cs="Times New Roman"/>
       <w:sz w:val="20"/>
       <w:szCs w:val="20"/>
     </w:rPr>
   </w:style>
-  <w:style w:type="paragraph" w:customStyle="1" w:styleId="WPSOffice3">
+  <w:style w:type="paragraph" w:customStyle="1" w:styleId="35">
     <w:name w:val="WPSOffice手动目录 3"/>
     <w:qFormat/>
+    <w:uiPriority w:val="0"/>
     <w:pPr>
       <w:ind w:leftChars="400"/>
     </w:pPr>
     <w:rPr>
-      <w:rFonts w:ascii="Times New Roman" w:eastAsia="宋体" w:hAnsi="Times New Roman" w:cs="Times New Roman"/>
+      <w:rFonts w:ascii="Times New Roman" w:hAnsi="Times New Roman" w:eastAsia="宋体" w:cs="Times New Roman"/>
       <w:sz w:val="20"/>
       <w:szCs w:val="20"/>
     </w:rPr>
   </w:style>
-  <w:style w:type="paragraph" w:customStyle="1" w:styleId="Compact">
+  <w:style w:type="paragraph" w:customStyle="1" w:styleId="36">
     <w:name w:val="Compact"/>
-    <w:basedOn w:val="BodyText"/>
+    <w:basedOn w:val="12"/>
     <w:qFormat/>
+    <w:uiPriority w:val="0"/>
     <w:pPr>
       <w:spacing w:before="36" w:after="36"/>
     </w:pPr>
   </w:style>
-  <w:style w:type="table" w:customStyle="1" w:styleId="Table">
+  <w:style w:type="table" w:customStyle="1" w:styleId="37">
     <w:name w:val="Table"/>
     <w:semiHidden/>
     <w:unhideWhenUsed/>
     <w:qFormat/>
+    <w:uiPriority w:val="0"/>
     <w:tblPr>
       <w:tblCellMar>
         <w:top w:w="0" w:type="dxa"/>
@@ -7362,18 +7488,19 @@
     <w:tblStylePr w:type="firstRow">
       <w:tcPr>
         <w:tcBorders>
-          <w:bottom w:val="single" w:sz="0" w:space="0" w:color="auto"/>
+          <w:bottom w:val="single" w:color="auto" w:sz="0" w:space="0"/>
         </w:tcBorders>
         <w:vAlign w:val="bottom"/>
       </w:tcPr>
     </w:tblStylePr>
   </w:style>
-  <w:style w:type="character" w:customStyle="1" w:styleId="1Char">
+  <w:style w:type="character" w:customStyle="1" w:styleId="38">
     <w:name w:val="柴_标题1 Char"/>
-    <w:link w:val="1"/>
+    <w:link w:val="28"/>
     <w:qFormat/>
+    <w:uiPriority w:val="0"/>
     <w:rPr>
-      <w:rFonts w:ascii="Arial" w:eastAsia="宋体" w:hAnsi="Arial"/>
+      <w:rFonts w:ascii="Arial" w:hAnsi="Arial" w:eastAsia="宋体"/>
       <w:sz w:val="32"/>
     </w:rPr>
   </w:style>
